--- a/man/aquapop_guide_utilisation_v2025.docx
+++ b/man/aquapop_guide_utilisation_v2025.docx
@@ -10,12 +10,10 @@
         <w:t xml:space="preserve">Guide d’utilisation de l’application </w:t>
       </w:r>
       <w:commentRangeStart w:id="0"/>
-      <w:proofErr w:type="spellStart"/>
       <w:r>
         <w:t>aquapop</w:t>
       </w:r>
       <w:commentRangeEnd w:id="0"/>
-      <w:proofErr w:type="spellEnd"/>
       <w:r>
         <w:rPr>
           <w:rStyle w:val="Marquedecommentaire"/>
@@ -105,13 +103,8 @@
       <w:r>
         <w:t xml:space="preserve">Dans le cadre des suivis de la faune aquatique réalisés par le </w:t>
       </w:r>
-      <w:proofErr w:type="gramStart"/>
-      <w:r>
-        <w:t>Ministère de l’Environnement</w:t>
-      </w:r>
-      <w:proofErr w:type="gramEnd"/>
-      <w:r>
-        <w:t>, de la Lutte contre les changements climatiques, de la Faune et des Parcs</w:t>
+      <w:r>
+        <w:t>Ministère de l’Environnement, de la Lutte contre les changements climatiques, de la Faune et des Parcs</w:t>
       </w:r>
       <w:r>
         <w:t xml:space="preserve"> (MELCCFP)</w:t>
@@ -124,7 +117,6 @@
           <w:id w:val="-2038186830"/>
           <w:citation/>
         </w:sdtPr>
-        <w:sdtEndPr/>
         <w:sdtContent>
           <w:r>
             <w:fldChar w:fldCharType="begin"/>
@@ -157,14 +149,12 @@
       <w:r>
         <w:t xml:space="preserve">C’est dans cette optique que le premier outil </w:t>
       </w:r>
-      <w:proofErr w:type="spellStart"/>
       <w:r>
         <w:rPr>
           <w:rStyle w:val="lev"/>
         </w:rPr>
         <w:t>Dynapop</w:t>
       </w:r>
-      <w:proofErr w:type="spellEnd"/>
       <w:r>
         <w:t xml:space="preserve"> a été développé en 20XX, sous Excel, pour </w:t>
       </w:r>
@@ -203,7 +193,6 @@
           <w:id w:val="53200137"/>
           <w:citation/>
         </w:sdtPr>
-        <w:sdtEndPr/>
         <w:sdtContent>
           <w:r>
             <w:fldChar w:fldCharType="begin"/>
@@ -231,14 +220,12 @@
       <w:r>
         <w:t xml:space="preserve">En continuité avec ce travail, la DEFA propose aujourd’hui une version actualisée : </w:t>
       </w:r>
-      <w:proofErr w:type="spellStart"/>
       <w:r>
         <w:rPr>
           <w:rStyle w:val="lev"/>
         </w:rPr>
         <w:t>AquaPop</w:t>
       </w:r>
-      <w:proofErr w:type="spellEnd"/>
       <w:r>
         <w:t xml:space="preserve">. Cet </w:t>
       </w:r>
@@ -264,19 +251,11 @@
           <w:lang w:eastAsia="fr-CA"/>
         </w:rPr>
       </w:pPr>
-      <w:proofErr w:type="spellStart"/>
       <w:r>
         <w:rPr>
           <w:lang w:eastAsia="fr-CA"/>
         </w:rPr>
-        <w:t>AquaPop</w:t>
-      </w:r>
-      <w:proofErr w:type="spellEnd"/>
-      <w:r>
-        <w:rPr>
-          <w:lang w:eastAsia="fr-CA"/>
-        </w:rPr>
-        <w:t xml:space="preserve"> </w:t>
+        <w:t xml:space="preserve">AquaPop </w:t>
       </w:r>
       <w:r>
         <w:rPr>
@@ -396,29 +375,17 @@
     </w:p>
     <w:p>
       <w:r>
-        <w:t xml:space="preserve">Conçu selon des standards reconnus en programmation statistique et en développement logiciel, l’outil </w:t>
-      </w:r>
-      <w:proofErr w:type="spellStart"/>
-      <w:r>
-        <w:t>AquaPop</w:t>
-      </w:r>
-      <w:proofErr w:type="spellEnd"/>
-      <w:r>
-        <w:t xml:space="preserve"> est structuré de manière à pouvoir évoluer dans le temps. De nouvelles fonctionnalités peuvent être intégrées, des corrections apportées ou des ajustements méthodologiques réalisés en fonction des avancées scientifiques et des besoins exprimés </w:t>
+        <w:t xml:space="preserve">Conçu selon des standards reconnus en programmation statistique et en développement logiciel, l’outil AquaPop est structuré de manière à pouvoir évoluer dans le temps. De nouvelles fonctionnalités peuvent être intégrées, des corrections apportées ou des ajustements méthodologiques réalisés en fonction des avancées scientifiques et des besoins exprimés </w:t>
       </w:r>
       <w:r>
         <w:t>par les utilisateurs.</w:t>
       </w:r>
       <w:r>
-        <w:t xml:space="preserve"> Cette flexibilité permet non seulement de maintenir la qualité scientifique de l’outil, mais aussi d’assurer sa pérennité et son alignement avec les pratiques analytiques en constante évolution au sein du Ministère. </w:t>
-      </w:r>
-      <w:proofErr w:type="spellStart"/>
-      <w:r>
-        <w:t>AquaPop</w:t>
-      </w:r>
-      <w:proofErr w:type="spellEnd"/>
-      <w:r>
-        <w:t xml:space="preserve"> est donc appelé à s’enrichir progressivement, tout en conservant un cadre </w:t>
+        <w:t xml:space="preserve"> Cette flexibilité permet non seulement de maintenir la qualité scientifique de l’outil, mais aussi d’assurer sa pérennité et son alignement avec les pratiques analytiques en constante </w:t>
+      </w:r>
+      <w:r>
+        <w:lastRenderedPageBreak/>
+        <w:t xml:space="preserve">évolution au sein du Ministère. AquaPop est donc appelé à s’enrichir progressivement, tout en conservant un cadre </w:t>
       </w:r>
       <w:r>
         <w:t>standardisé</w:t>
@@ -435,7 +402,6 @@
         <w:rPr>
           <w:noProof/>
         </w:rPr>
-        <w:lastRenderedPageBreak/>
         <mc:AlternateContent>
           <mc:Choice Requires="wps">
             <w:drawing>
@@ -805,13 +771,8 @@
                               <w:spacing w:before="40" w:after="40" w:line="240" w:lineRule="auto"/>
                             </w:pPr>
                             <w:r>
-                              <w:t xml:space="preserve">Ce que permet concrètement l’application </w:t>
+                              <w:t>Ce que permet concrètement l’application AquaPop</w:t>
                             </w:r>
-                            <w:proofErr w:type="spellStart"/>
-                            <w:r>
-                              <w:t>AquaPop</w:t>
-                            </w:r>
-                            <w:proofErr w:type="spellEnd"/>
                           </w:p>
                           <w:p>
                             <w:pPr>
@@ -1022,23 +983,13 @@
                                 <w:szCs w:val="20"/>
                               </w:rPr>
                             </w:pPr>
-                            <w:proofErr w:type="gramStart"/>
                             <w:r>
                               <w:rPr>
                                 <w:color w:val="7F7F7F" w:themeColor="text1" w:themeTint="80"/>
                                 <w:sz w:val="20"/>
                                 <w:szCs w:val="20"/>
                               </w:rPr>
-                              <w:t>une</w:t>
-                            </w:r>
-                            <w:proofErr w:type="gramEnd"/>
-                            <w:r>
-                              <w:rPr>
-                                <w:color w:val="7F7F7F" w:themeColor="text1" w:themeTint="80"/>
-                                <w:sz w:val="20"/>
-                                <w:szCs w:val="20"/>
-                              </w:rPr>
-                              <w:t xml:space="preserve"> interface interactive clé en main ;</w:t>
+                              <w:t>une interface interactive clé en main ;</w:t>
                             </w:r>
                           </w:p>
                           <w:p>
@@ -1054,23 +1005,13 @@
                                 <w:szCs w:val="20"/>
                               </w:rPr>
                             </w:pPr>
-                            <w:proofErr w:type="gramStart"/>
                             <w:r>
                               <w:rPr>
                                 <w:color w:val="7F7F7F" w:themeColor="text1" w:themeTint="80"/>
                                 <w:sz w:val="20"/>
                                 <w:szCs w:val="20"/>
                               </w:rPr>
-                              <w:t>une</w:t>
-                            </w:r>
-                            <w:proofErr w:type="gramEnd"/>
-                            <w:r>
-                              <w:rPr>
-                                <w:color w:val="7F7F7F" w:themeColor="text1" w:themeTint="80"/>
-                                <w:sz w:val="20"/>
-                                <w:szCs w:val="20"/>
-                              </w:rPr>
-                              <w:t xml:space="preserve"> bibliothèque de fonctions réutilisables dans des scripts R.</w:t>
+                              <w:t>une bibliothèque de fonctions réutilisables dans des scripts R.</w:t>
                             </w:r>
                           </w:p>
                         </w:txbxContent>
@@ -1108,13 +1049,8 @@
                         <w:spacing w:before="40" w:after="40" w:line="240" w:lineRule="auto"/>
                       </w:pPr>
                       <w:r>
-                        <w:t xml:space="preserve">Ce que permet concrètement l’application </w:t>
+                        <w:t>Ce que permet concrètement l’application AquaPop</w:t>
                       </w:r>
-                      <w:proofErr w:type="spellStart"/>
-                      <w:r>
-                        <w:t>AquaPop</w:t>
-                      </w:r>
-                      <w:proofErr w:type="spellEnd"/>
                     </w:p>
                     <w:p>
                       <w:pPr>
@@ -1325,23 +1261,13 @@
                           <w:szCs w:val="20"/>
                         </w:rPr>
                       </w:pPr>
-                      <w:proofErr w:type="gramStart"/>
                       <w:r>
                         <w:rPr>
                           <w:color w:val="7F7F7F" w:themeColor="text1" w:themeTint="80"/>
                           <w:sz w:val="20"/>
                           <w:szCs w:val="20"/>
                         </w:rPr>
-                        <w:t>une</w:t>
-                      </w:r>
-                      <w:proofErr w:type="gramEnd"/>
-                      <w:r>
-                        <w:rPr>
-                          <w:color w:val="7F7F7F" w:themeColor="text1" w:themeTint="80"/>
-                          <w:sz w:val="20"/>
-                          <w:szCs w:val="20"/>
-                        </w:rPr>
-                        <w:t xml:space="preserve"> interface interactive clé en main ;</w:t>
+                        <w:t>une interface interactive clé en main ;</w:t>
                       </w:r>
                     </w:p>
                     <w:p>
@@ -1357,23 +1283,13 @@
                           <w:szCs w:val="20"/>
                         </w:rPr>
                       </w:pPr>
-                      <w:proofErr w:type="gramStart"/>
                       <w:r>
                         <w:rPr>
                           <w:color w:val="7F7F7F" w:themeColor="text1" w:themeTint="80"/>
                           <w:sz w:val="20"/>
                           <w:szCs w:val="20"/>
                         </w:rPr>
-                        <w:t>une</w:t>
-                      </w:r>
-                      <w:proofErr w:type="gramEnd"/>
-                      <w:r>
-                        <w:rPr>
-                          <w:color w:val="7F7F7F" w:themeColor="text1" w:themeTint="80"/>
-                          <w:sz w:val="20"/>
-                          <w:szCs w:val="20"/>
-                        </w:rPr>
-                        <w:t xml:space="preserve"> bibliothèque de fonctions réutilisables dans des scripts R.</w:t>
+                        <w:t>une bibliothèque de fonctions réutilisables dans des scripts R.</w:t>
                       </w:r>
                     </w:p>
                   </w:txbxContent>
@@ -1393,15 +1309,7 @@
         <w:spacing w:before="100" w:beforeAutospacing="1" w:after="100" w:afterAutospacing="1"/>
       </w:pPr>
       <w:r>
-        <w:t xml:space="preserve">Le présent guide a pour objectif d’accompagner les utilisateurs dans l’utilisation concrète de l’outil </w:t>
-      </w:r>
-      <w:proofErr w:type="spellStart"/>
-      <w:r>
-        <w:t>AquaPop</w:t>
-      </w:r>
-      <w:proofErr w:type="spellEnd"/>
-      <w:r>
-        <w:t>, tout en fournissant des explications méthodologiques claires sur les traitements analytiques effectués. Il est conçu pour que les résultats générés puissent être interprétés, communiqués et intégrés dans des livrables techniques ou scientifiques. L’accent est mis à la fois sur l’aspect pratique (comment utiliser l’outil) et sur l’aspect scientifique (quelles analyses sont réalisées, avec quelles données, et dans quel cadre méthodologique).</w:t>
+        <w:t>Le présent guide a pour objectif d’accompagner les utilisateurs dans l’utilisation concrète de l’outil AquaPop, tout en fournissant des explications méthodologiques claires sur les traitements analytiques effectués. Il est conçu pour que les résultats générés puissent être interprétés, communiqués et intégrés dans des livrables techniques ou scientifiques. L’accent est mis à la fois sur l’aspect pratique (comment utiliser l’outil) et sur l’aspect scientifique (quelles analyses sont réalisées, avec quelles données, et dans quel cadre méthodologique).</w:t>
       </w:r>
     </w:p>
     <w:p>
@@ -1420,15 +1328,7 @@
         <w:t xml:space="preserve">L’outil est pour le moment destiné exclusivement aux biologistes du Ministère. </w:t>
       </w:r>
       <w:r>
-        <w:t xml:space="preserve">Aucune connaissance préalable en programmation R n'est requise pour utiliser </w:t>
-      </w:r>
-      <w:proofErr w:type="spellStart"/>
-      <w:r>
-        <w:t>AquaPop</w:t>
-      </w:r>
-      <w:proofErr w:type="spellEnd"/>
-      <w:r>
-        <w:t xml:space="preserve"> ; cependant, une familiarité avec les concepts d'inventaire ichtyologique et les types de données associés sera bénéfique pour une utilisation optimale de</w:t>
+        <w:t>Aucune connaissance préalable en programmation R n'est requise pour utiliser AquaPop ; cependant, une familiarité avec les concepts d'inventaire ichtyologique et les types de données associés sera bénéfique pour une utilisation optimale de</w:t>
       </w:r>
       <w:r>
         <w:t xml:space="preserve"> </w:t>
@@ -1447,21 +1347,7 @@
         <w:rPr>
           <w:lang w:eastAsia="fr-CA"/>
         </w:rPr>
-        <w:t>La bibliothèque de fonctions analytiques d’</w:t>
-      </w:r>
-      <w:proofErr w:type="spellStart"/>
-      <w:r>
-        <w:rPr>
-          <w:lang w:eastAsia="fr-CA"/>
-        </w:rPr>
-        <w:t>AquaPop</w:t>
-      </w:r>
-      <w:proofErr w:type="spellEnd"/>
-      <w:r>
-        <w:rPr>
-          <w:lang w:eastAsia="fr-CA"/>
-        </w:rPr>
-        <w:t xml:space="preserve"> est conçue pour fonctionner à partir de jeux de données extraits selon une procédure rigoureuse, spécifiquement développée pour interagir avec la base de données interne </w:t>
+        <w:t xml:space="preserve">La bibliothèque de fonctions analytiques d’AquaPop est conçue pour fonctionner à partir de jeux de données extraits selon une procédure rigoureuse, spécifiquement développée pour interagir avec la base de données interne </w:t>
       </w:r>
       <w:r>
         <w:rPr>
@@ -1483,15 +1369,7 @@
         <w:spacing w:before="100" w:beforeAutospacing="1" w:after="100" w:afterAutospacing="1"/>
       </w:pPr>
       <w:r>
-        <w:t xml:space="preserve">Concrètement, </w:t>
-      </w:r>
-      <w:proofErr w:type="spellStart"/>
-      <w:r>
-        <w:t>AquaPop</w:t>
-      </w:r>
-      <w:proofErr w:type="spellEnd"/>
-      <w:r>
-        <w:t xml:space="preserve"> permet de produire des analyses portant sur l’abondance, la biomasse, la structure de taille et d’âge, les relations masse-longueur, les indices de condition, la croissance, la mortalité et la maturité sexuelle. </w:t>
+        <w:t xml:space="preserve">Concrètement, AquaPop permet de produire des analyses portant sur l’abondance, la biomasse, la structure de taille et d’âge, les relations masse-longueur, les indices de condition, la croissance, la mortalité et la maturité sexuelle. </w:t>
       </w:r>
     </w:p>
     <w:p>
@@ -1558,25 +1436,7 @@
           <w:b w:val="0"/>
           <w:bCs w:val="0"/>
         </w:rPr>
-        <w:t>Utiliser l’application via l’interface graphique (</w:t>
-      </w:r>
-      <w:proofErr w:type="spellStart"/>
-      <w:r>
-        <w:rPr>
-          <w:rStyle w:val="lev"/>
-          <w:b w:val="0"/>
-          <w:bCs w:val="0"/>
-        </w:rPr>
-        <w:t>Shiny</w:t>
-      </w:r>
-      <w:proofErr w:type="spellEnd"/>
-      <w:r>
-        <w:rPr>
-          <w:rStyle w:val="lev"/>
-          <w:b w:val="0"/>
-          <w:bCs w:val="0"/>
-        </w:rPr>
-        <w:t>)</w:t>
+        <w:t>Utiliser l’application via l’interface graphique (Shiny)</w:t>
       </w:r>
     </w:p>
     <w:p>
@@ -1596,27 +1456,7 @@
           <w:szCs w:val="24"/>
           <w:lang w:eastAsia="fr-CA"/>
         </w:rPr>
-        <w:t xml:space="preserve">Cette section (principale et prioritaire) s’adresse spécifiquement aux utilisateurs qui n’utiliseront que l’application </w:t>
-      </w:r>
-      <w:proofErr w:type="spellStart"/>
-      <w:r>
-        <w:rPr>
-          <w:rFonts w:ascii="Times New Roman" w:eastAsia="Times New Roman" w:hAnsi="Times New Roman" w:cs="Times New Roman"/>
-          <w:sz w:val="24"/>
-          <w:szCs w:val="24"/>
-          <w:lang w:eastAsia="fr-CA"/>
-        </w:rPr>
-        <w:t>Shiny</w:t>
-      </w:r>
-      <w:proofErr w:type="spellEnd"/>
-      <w:r>
-        <w:rPr>
-          <w:rFonts w:ascii="Times New Roman" w:eastAsia="Times New Roman" w:hAnsi="Times New Roman" w:cs="Times New Roman"/>
-          <w:sz w:val="24"/>
-          <w:szCs w:val="24"/>
-          <w:lang w:eastAsia="fr-CA"/>
-        </w:rPr>
-        <w:t xml:space="preserve"> (sans jamais écrire ou lire du code).</w:t>
+        <w:t>Cette section (principale et prioritaire) s’adresse spécifiquement aux utilisateurs qui n’utiliseront que l’application Shiny (sans jamais écrire ou lire du code).</w:t>
       </w:r>
       <w:r>
         <w:rPr>
@@ -1774,13 +1614,7 @@
         <w:rPr>
           <w:rStyle w:val="lev"/>
         </w:rPr>
-        <w:t>Exemple :</w:t>
-      </w:r>
-      <w:r>
-        <w:rPr>
-          <w:rStyle w:val="lev"/>
-        </w:rPr>
-        <w:t xml:space="preserve"> </w:t>
+        <w:t xml:space="preserve">Exemple : </w:t>
       </w:r>
       <w:r>
         <w:rPr>
@@ -2010,15 +1844,7 @@
         <w:spacing w:before="100" w:beforeAutospacing="1" w:after="100" w:afterAutospacing="1"/>
       </w:pPr>
       <w:r>
-        <w:t xml:space="preserve">Cette section est destinée aux utilisateurs qui souhaitent intégrer directement les fonctions métier du package </w:t>
-      </w:r>
-      <w:proofErr w:type="spellStart"/>
-      <w:r>
-        <w:t>AquaPop</w:t>
-      </w:r>
-      <w:proofErr w:type="spellEnd"/>
-      <w:r>
-        <w:t xml:space="preserve"> dans leurs propres scripts.</w:t>
+        <w:t>Cette section est destinée aux utilisateurs qui souhaitent intégrer directement les fonctions métier du package AquaPop dans leurs propres scripts.</w:t>
       </w:r>
     </w:p>
     <w:p>
@@ -2026,6 +1852,7 @@
         <w:pStyle w:val="Titre3"/>
       </w:pPr>
       <w:r>
+        <w:lastRenderedPageBreak/>
         <w:t>Structure recommandée par fonction métier</w:t>
       </w:r>
     </w:p>
@@ -2034,15 +1861,7 @@
         <w:spacing w:before="100" w:beforeAutospacing="1" w:after="100" w:afterAutospacing="1"/>
       </w:pPr>
       <w:r>
-        <w:t xml:space="preserve">Pour chaque fonction métier incluse dans </w:t>
-      </w:r>
-      <w:proofErr w:type="spellStart"/>
-      <w:r>
-        <w:t>AquaPop</w:t>
-      </w:r>
-      <w:proofErr w:type="spellEnd"/>
-      <w:r>
-        <w:t xml:space="preserve">, utilisez cette structure </w:t>
+        <w:t xml:space="preserve">Pour chaque fonction métier incluse dans AquaPop, utilisez cette structure </w:t>
       </w:r>
       <w:commentRangeStart w:id="7"/>
       <w:r>
@@ -2068,33 +1887,18 @@
         <w:t>Fonctionnalités</w:t>
       </w:r>
       <w:r>
-        <w:t xml:space="preserve"> de l’outil </w:t>
-      </w:r>
-      <w:proofErr w:type="spellStart"/>
-      <w:r>
-        <w:t>AquaPop</w:t>
-      </w:r>
-      <w:proofErr w:type="spellEnd"/>
+        <w:t xml:space="preserve"> de l’outil AquaPop</w:t>
+      </w:r>
     </w:p>
     <w:p>
       <w:r>
-        <w:t xml:space="preserve">Fonctions </w:t>
-      </w:r>
-      <w:proofErr w:type="spellStart"/>
-      <w:r>
-        <w:t>generales</w:t>
-      </w:r>
-      <w:proofErr w:type="spellEnd"/>
-      <w:r>
-        <w:t xml:space="preserve"> </w:t>
-      </w:r>
-      <w:proofErr w:type="spellStart"/>
-      <w:r>
-        <w:t>utilisees</w:t>
-      </w:r>
-      <w:proofErr w:type="spellEnd"/>
-      <w:r>
-        <w:t xml:space="preserve"> a plusieurs endroits</w:t>
+        <w:t>Fonctions generales</w:t>
+      </w:r>
+      <w:r>
+        <w:t xml:space="preserve"> utilitaire</w:t>
+      </w:r>
+      <w:r>
+        <w:t xml:space="preserve"> utilisees a plusieurs endroits</w:t>
       </w:r>
     </w:p>
     <w:tbl>
@@ -2269,7 +2073,6 @@
                 <w:lang w:val="en-CA" w:eastAsia="fr-CA"/>
               </w:rPr>
             </w:pPr>
-            <w:proofErr w:type="spellStart"/>
             <w:r>
               <w:rPr>
                 <w:rFonts w:ascii="Courier New" w:eastAsia="Times New Roman" w:hAnsi="Courier New" w:cs="Courier New"/>
@@ -2279,7 +2082,6 @@
               </w:rPr>
               <w:t>download_data</w:t>
             </w:r>
-            <w:proofErr w:type="spellEnd"/>
           </w:p>
         </w:tc>
         <w:tc>
@@ -2321,16 +2123,7 @@
                 <w:szCs w:val="20"/>
                 <w:lang w:val="en-CA" w:eastAsia="fr-CA"/>
               </w:rPr>
-              <w:t xml:space="preserve">data, </w:t>
-            </w:r>
-            <w:r>
-              <w:rPr>
-                <w:rFonts w:ascii="Courier New" w:eastAsia="Times New Roman" w:hAnsi="Courier New" w:cs="Courier New"/>
-                <w:sz w:val="20"/>
-                <w:szCs w:val="20"/>
-                <w:lang w:val="en-CA" w:eastAsia="fr-CA"/>
-              </w:rPr>
-              <w:t>path</w:t>
+              <w:t>data, path</w:t>
             </w:r>
           </w:p>
         </w:tc>
@@ -2371,7 +2164,6 @@
                 <w:lang w:val="en-CA" w:eastAsia="fr-CA"/>
               </w:rPr>
             </w:pPr>
-            <w:proofErr w:type="spellStart"/>
             <w:r>
               <w:rPr>
                 <w:rFonts w:ascii="Times New Roman" w:eastAsia="Times New Roman" w:hAnsi="Times New Roman" w:cs="Times New Roman"/>
@@ -2381,7 +2173,6 @@
               </w:rPr>
               <w:t>render_table_flextable</w:t>
             </w:r>
-            <w:proofErr w:type="spellEnd"/>
             <w:r>
               <w:rPr>
                 <w:rFonts w:ascii="Times New Roman" w:eastAsia="Times New Roman" w:hAnsi="Times New Roman" w:cs="Times New Roman"/>
@@ -2411,7 +2202,6 @@
             <w:r>
               <w:t xml:space="preserve">Affiche un </w:t>
             </w:r>
-            <w:proofErr w:type="spellStart"/>
             <w:r>
               <w:rPr>
                 <w:rStyle w:val="CodeHTML"/>
@@ -2419,7 +2209,6 @@
               </w:rPr>
               <w:t>flextable</w:t>
             </w:r>
-            <w:proofErr w:type="spellEnd"/>
             <w:r>
               <w:t xml:space="preserve"> dans l’UI</w:t>
             </w:r>
@@ -2479,16 +2268,9 @@
                 <w:lang w:eastAsia="fr-CA"/>
               </w:rPr>
             </w:pPr>
-            <w:proofErr w:type="spellStart"/>
-            <w:proofErr w:type="gramStart"/>
-            <w:r>
-              <w:t>render</w:t>
-            </w:r>
-            <w:proofErr w:type="gramEnd"/>
-            <w:r>
-              <w:t>_download_table</w:t>
-            </w:r>
-            <w:proofErr w:type="spellEnd"/>
+            <w:r>
+              <w:t>render_download_table</w:t>
+            </w:r>
           </w:p>
         </w:tc>
         <w:tc>
@@ -2513,29 +2295,7 @@
                 <w:szCs w:val="24"/>
                 <w:lang w:eastAsia="fr-CA"/>
               </w:rPr>
-              <w:t xml:space="preserve">Affiche le bouton de téléchargement d’un </w:t>
-            </w:r>
-            <w:proofErr w:type="spellStart"/>
-            <w:proofErr w:type="gramStart"/>
-            <w:r>
-              <w:rPr>
-                <w:rFonts w:ascii="Times New Roman" w:eastAsia="Times New Roman" w:hAnsi="Times New Roman" w:cs="Times New Roman"/>
-                <w:sz w:val="24"/>
-                <w:szCs w:val="24"/>
-                <w:lang w:eastAsia="fr-CA"/>
-              </w:rPr>
-              <w:t>data.frame</w:t>
-            </w:r>
-            <w:proofErr w:type="spellEnd"/>
-            <w:proofErr w:type="gramEnd"/>
-            <w:r>
-              <w:rPr>
-                <w:rFonts w:ascii="Times New Roman" w:eastAsia="Times New Roman" w:hAnsi="Times New Roman" w:cs="Times New Roman"/>
-                <w:sz w:val="24"/>
-                <w:szCs w:val="24"/>
-                <w:lang w:eastAsia="fr-CA"/>
-              </w:rPr>
-              <w:t xml:space="preserve"> dans l’UI</w:t>
+              <w:t>Affiche le bouton de téléchargement d’un data.frame dans l’UI</w:t>
             </w:r>
           </w:p>
         </w:tc>
@@ -2593,16 +2353,9 @@
                 <w:lang w:eastAsia="fr-CA"/>
               </w:rPr>
             </w:pPr>
-            <w:proofErr w:type="spellStart"/>
-            <w:proofErr w:type="gramStart"/>
-            <w:r>
-              <w:t>render</w:t>
-            </w:r>
-            <w:proofErr w:type="gramEnd"/>
-            <w:r>
-              <w:t>_plot_ggplot</w:t>
-            </w:r>
-            <w:proofErr w:type="spellEnd"/>
+            <w:r>
+              <w:t>render_plot_ggplot</w:t>
+            </w:r>
           </w:p>
         </w:tc>
         <w:tc>
@@ -2623,7 +2376,6 @@
             <w:r>
               <w:t xml:space="preserve">Affiche un </w:t>
             </w:r>
-            <w:proofErr w:type="spellStart"/>
             <w:r>
               <w:rPr>
                 <w:rStyle w:val="CodeHTML"/>
@@ -2631,7 +2383,6 @@
               </w:rPr>
               <w:t>ggplot</w:t>
             </w:r>
-            <w:proofErr w:type="spellEnd"/>
             <w:r>
               <w:t xml:space="preserve"> dans l’UI</w:t>
             </w:r>
@@ -2691,16 +2442,9 @@
                 <w:lang w:eastAsia="fr-CA"/>
               </w:rPr>
             </w:pPr>
-            <w:proofErr w:type="spellStart"/>
-            <w:proofErr w:type="gramStart"/>
-            <w:r>
-              <w:t>render</w:t>
-            </w:r>
-            <w:proofErr w:type="gramEnd"/>
-            <w:r>
-              <w:t>_download_plot</w:t>
-            </w:r>
-            <w:proofErr w:type="spellEnd"/>
+            <w:r>
+              <w:t>render_download_plot</w:t>
+            </w:r>
           </w:p>
         </w:tc>
         <w:tc>
@@ -2725,27 +2469,7 @@
                 <w:szCs w:val="24"/>
                 <w:lang w:eastAsia="fr-CA"/>
               </w:rPr>
-              <w:t xml:space="preserve">Affiche le bouton de téléchargement d’un </w:t>
-            </w:r>
-            <w:proofErr w:type="spellStart"/>
-            <w:r>
-              <w:rPr>
-                <w:rFonts w:ascii="Times New Roman" w:eastAsia="Times New Roman" w:hAnsi="Times New Roman" w:cs="Times New Roman"/>
-                <w:sz w:val="24"/>
-                <w:szCs w:val="24"/>
-                <w:lang w:eastAsia="fr-CA"/>
-              </w:rPr>
-              <w:t>ggplot</w:t>
-            </w:r>
-            <w:proofErr w:type="spellEnd"/>
-            <w:r>
-              <w:rPr>
-                <w:rFonts w:ascii="Times New Roman" w:eastAsia="Times New Roman" w:hAnsi="Times New Roman" w:cs="Times New Roman"/>
-                <w:sz w:val="24"/>
-                <w:szCs w:val="24"/>
-                <w:lang w:eastAsia="fr-CA"/>
-              </w:rPr>
-              <w:t xml:space="preserve"> dans l’UI</w:t>
+              <w:t>Affiche le bouton de téléchargement d’un ggplot dans l’UI</w:t>
             </w:r>
           </w:p>
         </w:tc>
@@ -2966,7 +2690,6 @@
                 <w:lang w:val="en-CA" w:eastAsia="fr-CA"/>
               </w:rPr>
             </w:pPr>
-            <w:proofErr w:type="spellStart"/>
             <w:r>
               <w:rPr>
                 <w:rFonts w:ascii="Courier New" w:eastAsia="Times New Roman" w:hAnsi="Courier New" w:cs="Courier New"/>
@@ -2974,57 +2697,97 @@
                 <w:szCs w:val="20"/>
                 <w:lang w:val="en-CA" w:eastAsia="fr-CA"/>
               </w:rPr>
-              <w:t>load_</w:t>
-            </w:r>
-            <w:proofErr w:type="gramStart"/>
+              <w:t>load_lac(path, namesheet = "Lac")</w:t>
+            </w:r>
+          </w:p>
+        </w:tc>
+        <w:tc>
+          <w:tcPr>
+            <w:tcW w:w="0" w:type="auto"/>
+            <w:vAlign w:val="center"/>
+            <w:hideMark/>
+          </w:tcPr>
+          <w:p>
+            <w:pPr>
+              <w:spacing w:before="0" w:after="0"/>
+              <w:rPr>
+                <w:rFonts w:ascii="Times New Roman" w:eastAsia="Times New Roman" w:hAnsi="Times New Roman" w:cs="Times New Roman"/>
+                <w:sz w:val="24"/>
+                <w:szCs w:val="24"/>
+                <w:lang w:eastAsia="fr-CA"/>
+              </w:rPr>
+            </w:pPr>
+            <w:r>
+              <w:rPr>
+                <w:rFonts w:ascii="Times New Roman" w:eastAsia="Times New Roman" w:hAnsi="Times New Roman" w:cs="Times New Roman"/>
+                <w:sz w:val="24"/>
+                <w:szCs w:val="24"/>
+                <w:lang w:eastAsia="fr-CA"/>
+              </w:rPr>
+              <w:t>Importe, nettoie et structure la feuille "Lac"</w:t>
+            </w:r>
+          </w:p>
+        </w:tc>
+        <w:tc>
+          <w:tcPr>
+            <w:tcW w:w="0" w:type="auto"/>
+            <w:vAlign w:val="center"/>
+            <w:hideMark/>
+          </w:tcPr>
+          <w:p>
+            <w:pPr>
+              <w:spacing w:before="0" w:after="0"/>
+              <w:rPr>
+                <w:rFonts w:ascii="Times New Roman" w:eastAsia="Times New Roman" w:hAnsi="Times New Roman" w:cs="Times New Roman"/>
+                <w:sz w:val="24"/>
+                <w:szCs w:val="24"/>
+                <w:lang w:eastAsia="fr-CA"/>
+              </w:rPr>
+            </w:pPr>
+            <w:r>
+              <w:rPr>
+                <w:rFonts w:ascii="Times New Roman" w:eastAsia="Times New Roman" w:hAnsi="Times New Roman" w:cs="Times New Roman"/>
+                <w:sz w:val="24"/>
+                <w:szCs w:val="24"/>
+                <w:lang w:eastAsia="fr-CA"/>
+              </w:rPr>
+              <w:t>Chemin du fichier Excel (</w:t>
+            </w:r>
             <w:r>
               <w:rPr>
                 <w:rFonts w:ascii="Courier New" w:eastAsia="Times New Roman" w:hAnsi="Courier New" w:cs="Courier New"/>
                 <w:sz w:val="20"/>
                 <w:szCs w:val="20"/>
-                <w:lang w:val="en-CA" w:eastAsia="fr-CA"/>
-              </w:rPr>
-              <w:t>lac</w:t>
-            </w:r>
-            <w:proofErr w:type="spellEnd"/>
+                <w:lang w:eastAsia="fr-CA"/>
+              </w:rPr>
+              <w:t>path</w:t>
+            </w:r>
+            <w:r>
+              <w:rPr>
+                <w:rFonts w:ascii="Times New Roman" w:eastAsia="Times New Roman" w:hAnsi="Times New Roman" w:cs="Times New Roman"/>
+                <w:sz w:val="24"/>
+                <w:szCs w:val="24"/>
+                <w:lang w:eastAsia="fr-CA"/>
+              </w:rPr>
+              <w:t>) et nom de la feuille (</w:t>
+            </w:r>
             <w:r>
               <w:rPr>
                 <w:rFonts w:ascii="Courier New" w:eastAsia="Times New Roman" w:hAnsi="Courier New" w:cs="Courier New"/>
                 <w:sz w:val="20"/>
                 <w:szCs w:val="20"/>
-                <w:lang w:val="en-CA" w:eastAsia="fr-CA"/>
-              </w:rPr>
-              <w:t>(</w:t>
-            </w:r>
-            <w:proofErr w:type="gramEnd"/>
-            <w:r>
-              <w:rPr>
-                <w:rFonts w:ascii="Courier New" w:eastAsia="Times New Roman" w:hAnsi="Courier New" w:cs="Courier New"/>
-                <w:sz w:val="20"/>
-                <w:szCs w:val="20"/>
-                <w:lang w:val="en-CA" w:eastAsia="fr-CA"/>
-              </w:rPr>
-              <w:t xml:space="preserve">path, </w:t>
-            </w:r>
-            <w:proofErr w:type="spellStart"/>
-            <w:r>
-              <w:rPr>
-                <w:rFonts w:ascii="Courier New" w:eastAsia="Times New Roman" w:hAnsi="Courier New" w:cs="Courier New"/>
-                <w:sz w:val="20"/>
-                <w:szCs w:val="20"/>
-                <w:lang w:val="en-CA" w:eastAsia="fr-CA"/>
+                <w:lang w:eastAsia="fr-CA"/>
               </w:rPr>
               <w:t>namesheet</w:t>
             </w:r>
-            <w:proofErr w:type="spellEnd"/>
-            <w:r>
-              <w:rPr>
-                <w:rFonts w:ascii="Courier New" w:eastAsia="Times New Roman" w:hAnsi="Courier New" w:cs="Courier New"/>
-                <w:sz w:val="20"/>
-                <w:szCs w:val="20"/>
-                <w:lang w:val="en-CA" w:eastAsia="fr-CA"/>
-              </w:rPr>
-              <w:t xml:space="preserve"> = "Lac")</w:t>
+            <w:r>
+              <w:rPr>
+                <w:rFonts w:ascii="Times New Roman" w:eastAsia="Times New Roman" w:hAnsi="Times New Roman" w:cs="Times New Roman"/>
+                <w:sz w:val="24"/>
+                <w:szCs w:val="24"/>
+                <w:lang w:eastAsia="fr-CA"/>
+              </w:rPr>
+              <w:t>)</w:t>
             </w:r>
           </w:p>
         </w:tc>
@@ -3051,112 +2814,7 @@
                 <w:szCs w:val="24"/>
                 <w:lang w:eastAsia="fr-CA"/>
               </w:rPr>
-              <w:t>Importe, nettoie et structure la feuille "Lac"</w:t>
-            </w:r>
-          </w:p>
-        </w:tc>
-        <w:tc>
-          <w:tcPr>
-            <w:tcW w:w="0" w:type="auto"/>
-            <w:vAlign w:val="center"/>
-            <w:hideMark/>
-          </w:tcPr>
-          <w:p>
-            <w:pPr>
-              <w:spacing w:before="0" w:after="0"/>
-              <w:rPr>
-                <w:rFonts w:ascii="Times New Roman" w:eastAsia="Times New Roman" w:hAnsi="Times New Roman" w:cs="Times New Roman"/>
-                <w:sz w:val="24"/>
-                <w:szCs w:val="24"/>
-                <w:lang w:eastAsia="fr-CA"/>
-              </w:rPr>
-            </w:pPr>
-            <w:r>
-              <w:rPr>
-                <w:rFonts w:ascii="Times New Roman" w:eastAsia="Times New Roman" w:hAnsi="Times New Roman" w:cs="Times New Roman"/>
-                <w:sz w:val="24"/>
-                <w:szCs w:val="24"/>
-                <w:lang w:eastAsia="fr-CA"/>
-              </w:rPr>
-              <w:t>Chemin du fichier Excel (</w:t>
-            </w:r>
-            <w:proofErr w:type="spellStart"/>
-            <w:r>
-              <w:rPr>
-                <w:rFonts w:ascii="Courier New" w:eastAsia="Times New Roman" w:hAnsi="Courier New" w:cs="Courier New"/>
-                <w:sz w:val="20"/>
-                <w:szCs w:val="20"/>
-                <w:lang w:eastAsia="fr-CA"/>
-              </w:rPr>
-              <w:t>path</w:t>
-            </w:r>
-            <w:proofErr w:type="spellEnd"/>
-            <w:r>
-              <w:rPr>
-                <w:rFonts w:ascii="Times New Roman" w:eastAsia="Times New Roman" w:hAnsi="Times New Roman" w:cs="Times New Roman"/>
-                <w:sz w:val="24"/>
-                <w:szCs w:val="24"/>
-                <w:lang w:eastAsia="fr-CA"/>
-              </w:rPr>
-              <w:t>) et nom de la feuille (</w:t>
-            </w:r>
-            <w:proofErr w:type="spellStart"/>
-            <w:r>
-              <w:rPr>
-                <w:rFonts w:ascii="Courier New" w:eastAsia="Times New Roman" w:hAnsi="Courier New" w:cs="Courier New"/>
-                <w:sz w:val="20"/>
-                <w:szCs w:val="20"/>
-                <w:lang w:eastAsia="fr-CA"/>
-              </w:rPr>
-              <w:t>namesheet</w:t>
-            </w:r>
-            <w:proofErr w:type="spellEnd"/>
-            <w:r>
-              <w:rPr>
-                <w:rFonts w:ascii="Times New Roman" w:eastAsia="Times New Roman" w:hAnsi="Times New Roman" w:cs="Times New Roman"/>
-                <w:sz w:val="24"/>
-                <w:szCs w:val="24"/>
-                <w:lang w:eastAsia="fr-CA"/>
-              </w:rPr>
-              <w:t>)</w:t>
-            </w:r>
-          </w:p>
-        </w:tc>
-        <w:tc>
-          <w:tcPr>
-            <w:tcW w:w="0" w:type="auto"/>
-            <w:vAlign w:val="center"/>
-            <w:hideMark/>
-          </w:tcPr>
-          <w:p>
-            <w:pPr>
-              <w:spacing w:before="0" w:after="0"/>
-              <w:rPr>
-                <w:rFonts w:ascii="Times New Roman" w:eastAsia="Times New Roman" w:hAnsi="Times New Roman" w:cs="Times New Roman"/>
-                <w:sz w:val="24"/>
-                <w:szCs w:val="24"/>
-                <w:lang w:eastAsia="fr-CA"/>
-              </w:rPr>
-            </w:pPr>
-            <w:proofErr w:type="spellStart"/>
-            <w:r>
-              <w:rPr>
-                <w:rFonts w:ascii="Times New Roman" w:eastAsia="Times New Roman" w:hAnsi="Times New Roman" w:cs="Times New Roman"/>
-                <w:sz w:val="24"/>
-                <w:szCs w:val="24"/>
-                <w:lang w:eastAsia="fr-CA"/>
-              </w:rPr>
-              <w:t>Dataframe</w:t>
-            </w:r>
-            <w:proofErr w:type="spellEnd"/>
-            <w:r>
-              <w:rPr>
-                <w:rFonts w:ascii="Times New Roman" w:eastAsia="Times New Roman" w:hAnsi="Times New Roman" w:cs="Times New Roman"/>
-                <w:sz w:val="24"/>
-                <w:szCs w:val="24"/>
-                <w:lang w:eastAsia="fr-CA"/>
-              </w:rPr>
-              <w:t xml:space="preserve"> structuré des informations lacustres</w:t>
+              <w:t>Dataframe structuré des informations lacustres</w:t>
             </w:r>
           </w:p>
         </w:tc>
@@ -3181,7 +2839,6 @@
                 <w:lang w:val="en-CA" w:eastAsia="fr-CA"/>
               </w:rPr>
             </w:pPr>
-            <w:proofErr w:type="spellStart"/>
             <w:r>
               <w:rPr>
                 <w:rFonts w:ascii="Courier New" w:eastAsia="Times New Roman" w:hAnsi="Courier New" w:cs="Courier New"/>
@@ -3189,97 +2846,115 @@
                 <w:szCs w:val="20"/>
                 <w:lang w:val="en-CA" w:eastAsia="fr-CA"/>
               </w:rPr>
-              <w:t>filtrer_par_pen_lac_</w:t>
-            </w:r>
-            <w:proofErr w:type="gramStart"/>
+              <w:t>filtrer_par_pen_lac_annee(data, typ_pech = NULL, no_lac = NULL, annee = NULL)</w:t>
+            </w:r>
+          </w:p>
+        </w:tc>
+        <w:tc>
+          <w:tcPr>
+            <w:tcW w:w="0" w:type="auto"/>
+            <w:vAlign w:val="center"/>
+            <w:hideMark/>
+          </w:tcPr>
+          <w:p>
+            <w:pPr>
+              <w:spacing w:before="0" w:after="0"/>
+              <w:rPr>
+                <w:rFonts w:ascii="Times New Roman" w:eastAsia="Times New Roman" w:hAnsi="Times New Roman" w:cs="Times New Roman"/>
+                <w:sz w:val="24"/>
+                <w:szCs w:val="24"/>
+                <w:lang w:eastAsia="fr-CA"/>
+              </w:rPr>
+            </w:pPr>
+            <w:r>
+              <w:rPr>
+                <w:rFonts w:ascii="Times New Roman" w:eastAsia="Times New Roman" w:hAnsi="Times New Roman" w:cs="Times New Roman"/>
+                <w:sz w:val="24"/>
+                <w:szCs w:val="24"/>
+                <w:lang w:eastAsia="fr-CA"/>
+              </w:rPr>
+              <w:t>Filtre les données selon un ou plusieurs critères</w:t>
+            </w:r>
+          </w:p>
+        </w:tc>
+        <w:tc>
+          <w:tcPr>
+            <w:tcW w:w="0" w:type="auto"/>
+            <w:vAlign w:val="center"/>
+            <w:hideMark/>
+          </w:tcPr>
+          <w:p>
+            <w:pPr>
+              <w:spacing w:before="0" w:after="0"/>
+              <w:rPr>
+                <w:rFonts w:ascii="Times New Roman" w:eastAsia="Times New Roman" w:hAnsi="Times New Roman" w:cs="Times New Roman"/>
+                <w:sz w:val="24"/>
+                <w:szCs w:val="24"/>
+                <w:lang w:eastAsia="fr-CA"/>
+              </w:rPr>
+            </w:pPr>
+            <w:r>
+              <w:rPr>
+                <w:rFonts w:ascii="Times New Roman" w:eastAsia="Times New Roman" w:hAnsi="Times New Roman" w:cs="Times New Roman"/>
+                <w:sz w:val="24"/>
+                <w:szCs w:val="24"/>
+                <w:lang w:eastAsia="fr-CA"/>
+              </w:rPr>
+              <w:t>Un dataframe structuré + un ou plusieurs filtres (</w:t>
+            </w:r>
             <w:r>
               <w:rPr>
                 <w:rFonts w:ascii="Courier New" w:eastAsia="Times New Roman" w:hAnsi="Courier New" w:cs="Courier New"/>
                 <w:sz w:val="20"/>
                 <w:szCs w:val="20"/>
-                <w:lang w:val="en-CA" w:eastAsia="fr-CA"/>
-              </w:rPr>
-              <w:t>annee</w:t>
-            </w:r>
-            <w:proofErr w:type="spellEnd"/>
+                <w:lang w:eastAsia="fr-CA"/>
+              </w:rPr>
+              <w:t>typ_pech</w:t>
+            </w:r>
+            <w:r>
+              <w:rPr>
+                <w:rFonts w:ascii="Times New Roman" w:eastAsia="Times New Roman" w:hAnsi="Times New Roman" w:cs="Times New Roman"/>
+                <w:sz w:val="24"/>
+                <w:szCs w:val="24"/>
+                <w:lang w:eastAsia="fr-CA"/>
+              </w:rPr>
+              <w:t xml:space="preserve">, </w:t>
+            </w:r>
             <w:r>
               <w:rPr>
                 <w:rFonts w:ascii="Courier New" w:eastAsia="Times New Roman" w:hAnsi="Courier New" w:cs="Courier New"/>
                 <w:sz w:val="20"/>
                 <w:szCs w:val="20"/>
-                <w:lang w:val="en-CA" w:eastAsia="fr-CA"/>
-              </w:rPr>
-              <w:t>(</w:t>
-            </w:r>
-            <w:proofErr w:type="gramEnd"/>
+                <w:lang w:eastAsia="fr-CA"/>
+              </w:rPr>
+              <w:t>no_lac</w:t>
+            </w:r>
+            <w:r>
+              <w:rPr>
+                <w:rFonts w:ascii="Times New Roman" w:eastAsia="Times New Roman" w:hAnsi="Times New Roman" w:cs="Times New Roman"/>
+                <w:sz w:val="24"/>
+                <w:szCs w:val="24"/>
+                <w:lang w:eastAsia="fr-CA"/>
+              </w:rPr>
+              <w:t xml:space="preserve">, </w:t>
+            </w:r>
             <w:r>
               <w:rPr>
                 <w:rFonts w:ascii="Courier New" w:eastAsia="Times New Roman" w:hAnsi="Courier New" w:cs="Courier New"/>
                 <w:sz w:val="20"/>
                 <w:szCs w:val="20"/>
-                <w:lang w:val="en-CA" w:eastAsia="fr-CA"/>
-              </w:rPr>
-              <w:t xml:space="preserve">data, </w:t>
-            </w:r>
-            <w:proofErr w:type="spellStart"/>
-            <w:r>
-              <w:rPr>
-                <w:rFonts w:ascii="Courier New" w:eastAsia="Times New Roman" w:hAnsi="Courier New" w:cs="Courier New"/>
-                <w:sz w:val="20"/>
-                <w:szCs w:val="20"/>
-                <w:lang w:val="en-CA" w:eastAsia="fr-CA"/>
-              </w:rPr>
-              <w:t>typ_pech</w:t>
-            </w:r>
-            <w:proofErr w:type="spellEnd"/>
-            <w:r>
-              <w:rPr>
-                <w:rFonts w:ascii="Courier New" w:eastAsia="Times New Roman" w:hAnsi="Courier New" w:cs="Courier New"/>
-                <w:sz w:val="20"/>
-                <w:szCs w:val="20"/>
-                <w:lang w:val="en-CA" w:eastAsia="fr-CA"/>
-              </w:rPr>
-              <w:t xml:space="preserve"> = NULL, </w:t>
-            </w:r>
-            <w:proofErr w:type="spellStart"/>
-            <w:r>
-              <w:rPr>
-                <w:rFonts w:ascii="Courier New" w:eastAsia="Times New Roman" w:hAnsi="Courier New" w:cs="Courier New"/>
-                <w:sz w:val="20"/>
-                <w:szCs w:val="20"/>
-                <w:lang w:val="en-CA" w:eastAsia="fr-CA"/>
-              </w:rPr>
-              <w:t>no_lac</w:t>
-            </w:r>
-            <w:proofErr w:type="spellEnd"/>
-            <w:r>
-              <w:rPr>
-                <w:rFonts w:ascii="Courier New" w:eastAsia="Times New Roman" w:hAnsi="Courier New" w:cs="Courier New"/>
-                <w:sz w:val="20"/>
-                <w:szCs w:val="20"/>
-                <w:lang w:val="en-CA" w:eastAsia="fr-CA"/>
-              </w:rPr>
-              <w:t xml:space="preserve"> = NULL, </w:t>
-            </w:r>
-            <w:proofErr w:type="spellStart"/>
-            <w:r>
-              <w:rPr>
-                <w:rFonts w:ascii="Courier New" w:eastAsia="Times New Roman" w:hAnsi="Courier New" w:cs="Courier New"/>
-                <w:sz w:val="20"/>
-                <w:szCs w:val="20"/>
-                <w:lang w:val="en-CA" w:eastAsia="fr-CA"/>
+                <w:lang w:eastAsia="fr-CA"/>
               </w:rPr>
               <w:t>annee</w:t>
             </w:r>
-            <w:proofErr w:type="spellEnd"/>
-            <w:r>
-              <w:rPr>
-                <w:rFonts w:ascii="Courier New" w:eastAsia="Times New Roman" w:hAnsi="Courier New" w:cs="Courier New"/>
-                <w:sz w:val="20"/>
-                <w:szCs w:val="20"/>
-                <w:lang w:val="en-CA" w:eastAsia="fr-CA"/>
-              </w:rPr>
-              <w:t xml:space="preserve"> = NULL)</w:t>
+            <w:r>
+              <w:rPr>
+                <w:rFonts w:ascii="Times New Roman" w:eastAsia="Times New Roman" w:hAnsi="Times New Roman" w:cs="Times New Roman"/>
+                <w:sz w:val="24"/>
+                <w:szCs w:val="24"/>
+                <w:lang w:eastAsia="fr-CA"/>
+              </w:rPr>
+              <w:t>)</w:t>
             </w:r>
           </w:p>
         </w:tc>
@@ -3306,161 +2981,7 @@
                 <w:szCs w:val="24"/>
                 <w:lang w:eastAsia="fr-CA"/>
               </w:rPr>
-              <w:t>Filtre les données selon un ou plusieurs critères</w:t>
-            </w:r>
-          </w:p>
-        </w:tc>
-        <w:tc>
-          <w:tcPr>
-            <w:tcW w:w="0" w:type="auto"/>
-            <w:vAlign w:val="center"/>
-            <w:hideMark/>
-          </w:tcPr>
-          <w:p>
-            <w:pPr>
-              <w:spacing w:before="0" w:after="0"/>
-              <w:rPr>
-                <w:rFonts w:ascii="Times New Roman" w:eastAsia="Times New Roman" w:hAnsi="Times New Roman" w:cs="Times New Roman"/>
-                <w:sz w:val="24"/>
-                <w:szCs w:val="24"/>
-                <w:lang w:eastAsia="fr-CA"/>
-              </w:rPr>
-            </w:pPr>
-            <w:r>
-              <w:rPr>
-                <w:rFonts w:ascii="Times New Roman" w:eastAsia="Times New Roman" w:hAnsi="Times New Roman" w:cs="Times New Roman"/>
-                <w:sz w:val="24"/>
-                <w:szCs w:val="24"/>
-                <w:lang w:eastAsia="fr-CA"/>
-              </w:rPr>
-              <w:t xml:space="preserve">Un </w:t>
-            </w:r>
-            <w:proofErr w:type="spellStart"/>
-            <w:r>
-              <w:rPr>
-                <w:rFonts w:ascii="Times New Roman" w:eastAsia="Times New Roman" w:hAnsi="Times New Roman" w:cs="Times New Roman"/>
-                <w:sz w:val="24"/>
-                <w:szCs w:val="24"/>
-                <w:lang w:eastAsia="fr-CA"/>
-              </w:rPr>
-              <w:t>dataframe</w:t>
-            </w:r>
-            <w:proofErr w:type="spellEnd"/>
-            <w:r>
-              <w:rPr>
-                <w:rFonts w:ascii="Times New Roman" w:eastAsia="Times New Roman" w:hAnsi="Times New Roman" w:cs="Times New Roman"/>
-                <w:sz w:val="24"/>
-                <w:szCs w:val="24"/>
-                <w:lang w:eastAsia="fr-CA"/>
-              </w:rPr>
-              <w:t xml:space="preserve"> structuré + un ou plusieurs filtres (</w:t>
-            </w:r>
-            <w:proofErr w:type="spellStart"/>
-            <w:r>
-              <w:rPr>
-                <w:rFonts w:ascii="Courier New" w:eastAsia="Times New Roman" w:hAnsi="Courier New" w:cs="Courier New"/>
-                <w:sz w:val="20"/>
-                <w:szCs w:val="20"/>
-                <w:lang w:eastAsia="fr-CA"/>
-              </w:rPr>
-              <w:t>typ_pech</w:t>
-            </w:r>
-            <w:proofErr w:type="spellEnd"/>
-            <w:r>
-              <w:rPr>
-                <w:rFonts w:ascii="Times New Roman" w:eastAsia="Times New Roman" w:hAnsi="Times New Roman" w:cs="Times New Roman"/>
-                <w:sz w:val="24"/>
-                <w:szCs w:val="24"/>
-                <w:lang w:eastAsia="fr-CA"/>
-              </w:rPr>
-              <w:t xml:space="preserve">, </w:t>
-            </w:r>
-            <w:proofErr w:type="spellStart"/>
-            <w:r>
-              <w:rPr>
-                <w:rFonts w:ascii="Courier New" w:eastAsia="Times New Roman" w:hAnsi="Courier New" w:cs="Courier New"/>
-                <w:sz w:val="20"/>
-                <w:szCs w:val="20"/>
-                <w:lang w:eastAsia="fr-CA"/>
-              </w:rPr>
-              <w:t>no_lac</w:t>
-            </w:r>
-            <w:proofErr w:type="spellEnd"/>
-            <w:r>
-              <w:rPr>
-                <w:rFonts w:ascii="Times New Roman" w:eastAsia="Times New Roman" w:hAnsi="Times New Roman" w:cs="Times New Roman"/>
-                <w:sz w:val="24"/>
-                <w:szCs w:val="24"/>
-                <w:lang w:eastAsia="fr-CA"/>
-              </w:rPr>
-              <w:t xml:space="preserve">, </w:t>
-            </w:r>
-            <w:proofErr w:type="spellStart"/>
-            <w:r>
-              <w:rPr>
-                <w:rFonts w:ascii="Courier New" w:eastAsia="Times New Roman" w:hAnsi="Courier New" w:cs="Courier New"/>
-                <w:sz w:val="20"/>
-                <w:szCs w:val="20"/>
-                <w:lang w:eastAsia="fr-CA"/>
-              </w:rPr>
-              <w:t>annee</w:t>
-            </w:r>
-            <w:proofErr w:type="spellEnd"/>
-            <w:r>
-              <w:rPr>
-                <w:rFonts w:ascii="Times New Roman" w:eastAsia="Times New Roman" w:hAnsi="Times New Roman" w:cs="Times New Roman"/>
-                <w:sz w:val="24"/>
-                <w:szCs w:val="24"/>
-                <w:lang w:eastAsia="fr-CA"/>
-              </w:rPr>
-              <w:t>)</w:t>
-            </w:r>
-          </w:p>
-        </w:tc>
-        <w:tc>
-          <w:tcPr>
-            <w:tcW w:w="0" w:type="auto"/>
-            <w:vAlign w:val="center"/>
-            <w:hideMark/>
-          </w:tcPr>
-          <w:p>
-            <w:pPr>
-              <w:spacing w:before="0" w:after="0"/>
-              <w:rPr>
-                <w:rFonts w:ascii="Times New Roman" w:eastAsia="Times New Roman" w:hAnsi="Times New Roman" w:cs="Times New Roman"/>
-                <w:sz w:val="24"/>
-                <w:szCs w:val="24"/>
-                <w:lang w:eastAsia="fr-CA"/>
-              </w:rPr>
-            </w:pPr>
-            <w:r>
-              <w:rPr>
-                <w:rFonts w:ascii="Times New Roman" w:eastAsia="Times New Roman" w:hAnsi="Times New Roman" w:cs="Times New Roman"/>
-                <w:sz w:val="24"/>
-                <w:szCs w:val="24"/>
-                <w:lang w:eastAsia="fr-CA"/>
-              </w:rPr>
-              <w:t xml:space="preserve">Sous-ensemble du </w:t>
-            </w:r>
-            <w:proofErr w:type="spellStart"/>
-            <w:r>
-              <w:rPr>
-                <w:rFonts w:ascii="Times New Roman" w:eastAsia="Times New Roman" w:hAnsi="Times New Roman" w:cs="Times New Roman"/>
-                <w:sz w:val="24"/>
-                <w:szCs w:val="24"/>
-                <w:lang w:eastAsia="fr-CA"/>
-              </w:rPr>
-              <w:t>dataframe</w:t>
-            </w:r>
-            <w:proofErr w:type="spellEnd"/>
-            <w:r>
-              <w:rPr>
-                <w:rFonts w:ascii="Times New Roman" w:eastAsia="Times New Roman" w:hAnsi="Times New Roman" w:cs="Times New Roman"/>
-                <w:sz w:val="24"/>
-                <w:szCs w:val="24"/>
-                <w:lang w:eastAsia="fr-CA"/>
-              </w:rPr>
-              <w:t xml:space="preserve"> filtré</w:t>
+              <w:t>Sous-ensemble du dataframe filtré</w:t>
             </w:r>
           </w:p>
         </w:tc>
@@ -3485,7 +3006,6 @@
                 <w:lang w:val="en-CA" w:eastAsia="fr-CA"/>
               </w:rPr>
             </w:pPr>
-            <w:proofErr w:type="spellStart"/>
             <w:r>
               <w:rPr>
                 <w:rFonts w:ascii="Courier New" w:eastAsia="Times New Roman" w:hAnsi="Courier New" w:cs="Courier New"/>
@@ -3493,93 +3013,143 @@
                 <w:szCs w:val="20"/>
                 <w:lang w:val="en-CA" w:eastAsia="fr-CA"/>
               </w:rPr>
-              <w:t>get_info_pen</w:t>
-            </w:r>
-            <w:proofErr w:type="spellEnd"/>
+              <w:t>get_info_pen(typ_pech)</w:t>
+            </w:r>
+          </w:p>
+        </w:tc>
+        <w:tc>
+          <w:tcPr>
+            <w:tcW w:w="0" w:type="auto"/>
+            <w:vAlign w:val="center"/>
+            <w:hideMark/>
+          </w:tcPr>
+          <w:p>
+            <w:pPr>
+              <w:spacing w:before="0" w:after="0"/>
+              <w:rPr>
+                <w:rFonts w:ascii="Times New Roman" w:eastAsia="Times New Roman" w:hAnsi="Times New Roman" w:cs="Times New Roman"/>
+                <w:sz w:val="24"/>
+                <w:szCs w:val="24"/>
+                <w:lang w:eastAsia="fr-CA"/>
+              </w:rPr>
+            </w:pPr>
+            <w:r>
+              <w:rPr>
+                <w:rFonts w:ascii="Times New Roman" w:eastAsia="Times New Roman" w:hAnsi="Times New Roman" w:cs="Times New Roman"/>
+                <w:sz w:val="24"/>
+                <w:szCs w:val="24"/>
+                <w:lang w:eastAsia="fr-CA"/>
+              </w:rPr>
+              <w:t>Renvoie les informations associées au type de pêche sélectionné</w:t>
+            </w:r>
+          </w:p>
+        </w:tc>
+        <w:tc>
+          <w:tcPr>
+            <w:tcW w:w="0" w:type="auto"/>
+            <w:vAlign w:val="center"/>
+            <w:hideMark/>
+          </w:tcPr>
+          <w:p>
+            <w:pPr>
+              <w:spacing w:before="0" w:after="0"/>
+              <w:rPr>
+                <w:rFonts w:ascii="Times New Roman" w:eastAsia="Times New Roman" w:hAnsi="Times New Roman" w:cs="Times New Roman"/>
+                <w:sz w:val="24"/>
+                <w:szCs w:val="24"/>
+                <w:lang w:eastAsia="fr-CA"/>
+              </w:rPr>
+            </w:pPr>
+            <w:r>
+              <w:rPr>
+                <w:rFonts w:ascii="Times New Roman" w:eastAsia="Times New Roman" w:hAnsi="Times New Roman" w:cs="Times New Roman"/>
+                <w:sz w:val="24"/>
+                <w:szCs w:val="24"/>
+                <w:lang w:eastAsia="fr-CA"/>
+              </w:rPr>
+              <w:t>Code du type de pêche (</w:t>
+            </w:r>
             <w:r>
               <w:rPr>
                 <w:rFonts w:ascii="Courier New" w:eastAsia="Times New Roman" w:hAnsi="Courier New" w:cs="Courier New"/>
                 <w:sz w:val="20"/>
                 <w:szCs w:val="20"/>
-                <w:lang w:val="en-CA" w:eastAsia="fr-CA"/>
-              </w:rPr>
-              <w:t>(</w:t>
-            </w:r>
-            <w:proofErr w:type="spellStart"/>
+                <w:lang w:eastAsia="fr-CA"/>
+              </w:rPr>
+              <w:t>typ_pech</w:t>
+            </w:r>
+            <w:r>
+              <w:rPr>
+                <w:rFonts w:ascii="Times New Roman" w:eastAsia="Times New Roman" w:hAnsi="Times New Roman" w:cs="Times New Roman"/>
+                <w:sz w:val="24"/>
+                <w:szCs w:val="24"/>
+                <w:lang w:eastAsia="fr-CA"/>
+              </w:rPr>
+              <w:t xml:space="preserve">, ex. </w:t>
+            </w:r>
             <w:r>
               <w:rPr>
                 <w:rFonts w:ascii="Courier New" w:eastAsia="Times New Roman" w:hAnsi="Courier New" w:cs="Courier New"/>
                 <w:sz w:val="20"/>
                 <w:szCs w:val="20"/>
-                <w:lang w:val="en-CA" w:eastAsia="fr-CA"/>
-              </w:rPr>
-              <w:t>typ_pech</w:t>
-            </w:r>
-            <w:proofErr w:type="spellEnd"/>
+                <w:lang w:eastAsia="fr-CA"/>
+              </w:rPr>
+              <w:t>"PENT"</w:t>
+            </w:r>
+            <w:r>
+              <w:rPr>
+                <w:rFonts w:ascii="Times New Roman" w:eastAsia="Times New Roman" w:hAnsi="Times New Roman" w:cs="Times New Roman"/>
+                <w:sz w:val="24"/>
+                <w:szCs w:val="24"/>
+                <w:lang w:eastAsia="fr-CA"/>
+              </w:rPr>
+              <w:t>)</w:t>
+            </w:r>
+          </w:p>
+        </w:tc>
+        <w:tc>
+          <w:tcPr>
+            <w:tcW w:w="0" w:type="auto"/>
+            <w:vAlign w:val="center"/>
+            <w:hideMark/>
+          </w:tcPr>
+          <w:p>
+            <w:pPr>
+              <w:spacing w:before="0" w:after="0"/>
+              <w:rPr>
+                <w:rFonts w:ascii="Times New Roman" w:eastAsia="Times New Roman" w:hAnsi="Times New Roman" w:cs="Times New Roman"/>
+                <w:sz w:val="24"/>
+                <w:szCs w:val="24"/>
+                <w:lang w:eastAsia="fr-CA"/>
+              </w:rPr>
+            </w:pPr>
+            <w:r>
+              <w:rPr>
+                <w:rFonts w:ascii="Times New Roman" w:eastAsia="Times New Roman" w:hAnsi="Times New Roman" w:cs="Times New Roman"/>
+                <w:sz w:val="24"/>
+                <w:szCs w:val="24"/>
+                <w:lang w:eastAsia="fr-CA"/>
+              </w:rPr>
+              <w:t xml:space="preserve">Liste contenant </w:t>
+            </w:r>
             <w:r>
               <w:rPr>
                 <w:rFonts w:ascii="Courier New" w:eastAsia="Times New Roman" w:hAnsi="Courier New" w:cs="Courier New"/>
                 <w:sz w:val="20"/>
                 <w:szCs w:val="20"/>
-                <w:lang w:val="en-CA" w:eastAsia="fr-CA"/>
-              </w:rPr>
-              <w:t>)</w:t>
-            </w:r>
-          </w:p>
-        </w:tc>
-        <w:tc>
-          <w:tcPr>
-            <w:tcW w:w="0" w:type="auto"/>
-            <w:vAlign w:val="center"/>
-            <w:hideMark/>
-          </w:tcPr>
-          <w:p>
-            <w:pPr>
-              <w:spacing w:before="0" w:after="0"/>
-              <w:rPr>
-                <w:rFonts w:ascii="Times New Roman" w:eastAsia="Times New Roman" w:hAnsi="Times New Roman" w:cs="Times New Roman"/>
-                <w:sz w:val="24"/>
-                <w:szCs w:val="24"/>
-                <w:lang w:eastAsia="fr-CA"/>
-              </w:rPr>
-            </w:pPr>
-            <w:r>
-              <w:rPr>
-                <w:rFonts w:ascii="Times New Roman" w:eastAsia="Times New Roman" w:hAnsi="Times New Roman" w:cs="Times New Roman"/>
-                <w:sz w:val="24"/>
-                <w:szCs w:val="24"/>
-                <w:lang w:eastAsia="fr-CA"/>
-              </w:rPr>
-              <w:t>Renvoie les informations associées au type de pêche sélectionné</w:t>
-            </w:r>
-          </w:p>
-        </w:tc>
-        <w:tc>
-          <w:tcPr>
-            <w:tcW w:w="0" w:type="auto"/>
-            <w:vAlign w:val="center"/>
-            <w:hideMark/>
-          </w:tcPr>
-          <w:p>
-            <w:pPr>
-              <w:spacing w:before="0" w:after="0"/>
-              <w:rPr>
-                <w:rFonts w:ascii="Times New Roman" w:eastAsia="Times New Roman" w:hAnsi="Times New Roman" w:cs="Times New Roman"/>
-                <w:sz w:val="24"/>
-                <w:szCs w:val="24"/>
-                <w:lang w:eastAsia="fr-CA"/>
-              </w:rPr>
-            </w:pPr>
-            <w:r>
-              <w:rPr>
-                <w:rFonts w:ascii="Times New Roman" w:eastAsia="Times New Roman" w:hAnsi="Times New Roman" w:cs="Times New Roman"/>
-                <w:sz w:val="24"/>
-                <w:szCs w:val="24"/>
-                <w:lang w:eastAsia="fr-CA"/>
-              </w:rPr>
-              <w:t>Code du type de pêche (</w:t>
-            </w:r>
-            <w:proofErr w:type="spellStart"/>
+                <w:lang w:eastAsia="fr-CA"/>
+              </w:rPr>
+              <w:t>code_sp</w:t>
+            </w:r>
+            <w:r>
+              <w:rPr>
+                <w:rFonts w:ascii="Times New Roman" w:eastAsia="Times New Roman" w:hAnsi="Times New Roman" w:cs="Times New Roman"/>
+                <w:sz w:val="24"/>
+                <w:szCs w:val="24"/>
+                <w:lang w:eastAsia="fr-CA"/>
+              </w:rPr>
+              <w:t xml:space="preserve">, </w:t>
+            </w:r>
             <w:r>
               <w:rPr>
                 <w:rFonts w:ascii="Courier New" w:eastAsia="Times New Roman" w:hAnsi="Courier New" w:cs="Courier New"/>
@@ -3587,17 +3157,16 @@
                 <w:szCs w:val="20"/>
                 <w:lang w:eastAsia="fr-CA"/>
               </w:rPr>
-              <w:t>typ_pech</w:t>
-            </w:r>
-            <w:proofErr w:type="spellEnd"/>
-            <w:r>
-              <w:rPr>
-                <w:rFonts w:ascii="Times New Roman" w:eastAsia="Times New Roman" w:hAnsi="Times New Roman" w:cs="Times New Roman"/>
-                <w:sz w:val="24"/>
-                <w:szCs w:val="24"/>
-                <w:lang w:eastAsia="fr-CA"/>
-              </w:rPr>
-              <w:t xml:space="preserve">, ex. </w:t>
+              <w:t>nom_sp</w:t>
+            </w:r>
+            <w:r>
+              <w:rPr>
+                <w:rFonts w:ascii="Times New Roman" w:eastAsia="Times New Roman" w:hAnsi="Times New Roman" w:cs="Times New Roman"/>
+                <w:sz w:val="24"/>
+                <w:szCs w:val="24"/>
+                <w:lang w:eastAsia="fr-CA"/>
+              </w:rPr>
+              <w:t xml:space="preserve">, </w:t>
             </w:r>
             <w:r>
               <w:rPr>
@@ -3606,95 +3175,8 @@
                 <w:szCs w:val="20"/>
                 <w:lang w:eastAsia="fr-CA"/>
               </w:rPr>
-              <w:t>"PENT"</w:t>
-            </w:r>
-            <w:r>
-              <w:rPr>
-                <w:rFonts w:ascii="Times New Roman" w:eastAsia="Times New Roman" w:hAnsi="Times New Roman" w:cs="Times New Roman"/>
-                <w:sz w:val="24"/>
-                <w:szCs w:val="24"/>
-                <w:lang w:eastAsia="fr-CA"/>
-              </w:rPr>
-              <w:t>)</w:t>
-            </w:r>
-          </w:p>
-        </w:tc>
-        <w:tc>
-          <w:tcPr>
-            <w:tcW w:w="0" w:type="auto"/>
-            <w:vAlign w:val="center"/>
-            <w:hideMark/>
-          </w:tcPr>
-          <w:p>
-            <w:pPr>
-              <w:spacing w:before="0" w:after="0"/>
-              <w:rPr>
-                <w:rFonts w:ascii="Times New Roman" w:eastAsia="Times New Roman" w:hAnsi="Times New Roman" w:cs="Times New Roman"/>
-                <w:sz w:val="24"/>
-                <w:szCs w:val="24"/>
-                <w:lang w:eastAsia="fr-CA"/>
-              </w:rPr>
-            </w:pPr>
-            <w:r>
-              <w:rPr>
-                <w:rFonts w:ascii="Times New Roman" w:eastAsia="Times New Roman" w:hAnsi="Times New Roman" w:cs="Times New Roman"/>
-                <w:sz w:val="24"/>
-                <w:szCs w:val="24"/>
-                <w:lang w:eastAsia="fr-CA"/>
-              </w:rPr>
-              <w:t xml:space="preserve">Liste contenant </w:t>
-            </w:r>
-            <w:proofErr w:type="spellStart"/>
-            <w:r>
-              <w:rPr>
-                <w:rFonts w:ascii="Courier New" w:eastAsia="Times New Roman" w:hAnsi="Courier New" w:cs="Courier New"/>
-                <w:sz w:val="20"/>
-                <w:szCs w:val="20"/>
-                <w:lang w:eastAsia="fr-CA"/>
-              </w:rPr>
-              <w:t>code_sp</w:t>
-            </w:r>
-            <w:proofErr w:type="spellEnd"/>
-            <w:r>
-              <w:rPr>
-                <w:rFonts w:ascii="Times New Roman" w:eastAsia="Times New Roman" w:hAnsi="Times New Roman" w:cs="Times New Roman"/>
-                <w:sz w:val="24"/>
-                <w:szCs w:val="24"/>
-                <w:lang w:eastAsia="fr-CA"/>
-              </w:rPr>
-              <w:t xml:space="preserve">, </w:t>
-            </w:r>
-            <w:proofErr w:type="spellStart"/>
-            <w:r>
-              <w:rPr>
-                <w:rFonts w:ascii="Courier New" w:eastAsia="Times New Roman" w:hAnsi="Courier New" w:cs="Courier New"/>
-                <w:sz w:val="20"/>
-                <w:szCs w:val="20"/>
-                <w:lang w:eastAsia="fr-CA"/>
-              </w:rPr>
-              <w:t>nom_sp</w:t>
-            </w:r>
-            <w:proofErr w:type="spellEnd"/>
-            <w:r>
-              <w:rPr>
-                <w:rFonts w:ascii="Times New Roman" w:eastAsia="Times New Roman" w:hAnsi="Times New Roman" w:cs="Times New Roman"/>
-                <w:sz w:val="24"/>
-                <w:szCs w:val="24"/>
-                <w:lang w:eastAsia="fr-CA"/>
-              </w:rPr>
-              <w:t xml:space="preserve">, </w:t>
-            </w:r>
-            <w:proofErr w:type="spellStart"/>
-            <w:r>
-              <w:rPr>
-                <w:rFonts w:ascii="Courier New" w:eastAsia="Times New Roman" w:hAnsi="Courier New" w:cs="Courier New"/>
-                <w:sz w:val="20"/>
-                <w:szCs w:val="20"/>
-                <w:lang w:eastAsia="fr-CA"/>
-              </w:rPr>
               <w:t>binwidth</w:t>
             </w:r>
-            <w:proofErr w:type="spellEnd"/>
           </w:p>
         </w:tc>
       </w:tr>
@@ -3718,7 +3200,6 @@
                 <w:lang w:val="en-CA" w:eastAsia="fr-CA"/>
               </w:rPr>
             </w:pPr>
-            <w:proofErr w:type="spellStart"/>
             <w:r>
               <w:rPr>
                 <w:rFonts w:ascii="Courier New" w:eastAsia="Times New Roman" w:hAnsi="Courier New" w:cs="Courier New"/>
@@ -3726,292 +3207,193 @@
                 <w:szCs w:val="20"/>
                 <w:lang w:val="en-CA" w:eastAsia="fr-CA"/>
               </w:rPr>
-              <w:t>get_analysis_</w:t>
-            </w:r>
-            <w:proofErr w:type="gramStart"/>
+              <w:t>get_analysis_data(path, typ_pech, no_lac, annee)</w:t>
+            </w:r>
+          </w:p>
+        </w:tc>
+        <w:tc>
+          <w:tcPr>
+            <w:tcW w:w="0" w:type="auto"/>
+            <w:vAlign w:val="center"/>
+            <w:hideMark/>
+          </w:tcPr>
+          <w:p>
+            <w:pPr>
+              <w:spacing w:before="0" w:after="0"/>
+              <w:rPr>
+                <w:rFonts w:ascii="Times New Roman" w:eastAsia="Times New Roman" w:hAnsi="Times New Roman" w:cs="Times New Roman"/>
+                <w:sz w:val="24"/>
+                <w:szCs w:val="24"/>
+                <w:lang w:eastAsia="fr-CA"/>
+              </w:rPr>
+            </w:pPr>
+            <w:r>
+              <w:rPr>
+                <w:rFonts w:ascii="Times New Roman" w:eastAsia="Times New Roman" w:hAnsi="Times New Roman" w:cs="Times New Roman"/>
+                <w:sz w:val="24"/>
+                <w:szCs w:val="24"/>
+                <w:lang w:eastAsia="fr-CA"/>
+              </w:rPr>
+              <w:t xml:space="preserve">Importe, nettoie et structure les </w:t>
+            </w:r>
+            <w:r>
+              <w:rPr>
+                <w:rFonts w:ascii="Times New Roman" w:eastAsia="Times New Roman" w:hAnsi="Times New Roman" w:cs="Times New Roman"/>
+                <w:sz w:val="24"/>
+                <w:szCs w:val="24"/>
+                <w:lang w:eastAsia="fr-CA"/>
+              </w:rPr>
+              <w:lastRenderedPageBreak/>
+              <w:t>autres feuilles Excel</w:t>
+            </w:r>
+          </w:p>
+        </w:tc>
+        <w:tc>
+          <w:tcPr>
+            <w:tcW w:w="0" w:type="auto"/>
+            <w:vAlign w:val="center"/>
+            <w:hideMark/>
+          </w:tcPr>
+          <w:p>
+            <w:pPr>
+              <w:spacing w:before="0" w:after="0"/>
+              <w:rPr>
+                <w:rFonts w:ascii="Times New Roman" w:eastAsia="Times New Roman" w:hAnsi="Times New Roman" w:cs="Times New Roman"/>
+                <w:sz w:val="24"/>
+                <w:szCs w:val="24"/>
+                <w:lang w:eastAsia="fr-CA"/>
+              </w:rPr>
+            </w:pPr>
+            <w:r>
+              <w:rPr>
+                <w:rFonts w:ascii="Times New Roman" w:eastAsia="Times New Roman" w:hAnsi="Times New Roman" w:cs="Times New Roman"/>
+                <w:sz w:val="24"/>
+                <w:szCs w:val="24"/>
+                <w:lang w:eastAsia="fr-CA"/>
+              </w:rPr>
+              <w:lastRenderedPageBreak/>
+              <w:t xml:space="preserve">Chemin du fichier + filtres : </w:t>
+            </w:r>
             <w:r>
               <w:rPr>
                 <w:rFonts w:ascii="Courier New" w:eastAsia="Times New Roman" w:hAnsi="Courier New" w:cs="Courier New"/>
                 <w:sz w:val="20"/>
                 <w:szCs w:val="20"/>
-                <w:lang w:val="en-CA" w:eastAsia="fr-CA"/>
-              </w:rPr>
-              <w:t>data</w:t>
-            </w:r>
-            <w:proofErr w:type="spellEnd"/>
+                <w:lang w:eastAsia="fr-CA"/>
+              </w:rPr>
+              <w:lastRenderedPageBreak/>
+              <w:t>typ_pech</w:t>
+            </w:r>
+            <w:r>
+              <w:rPr>
+                <w:rFonts w:ascii="Times New Roman" w:eastAsia="Times New Roman" w:hAnsi="Times New Roman" w:cs="Times New Roman"/>
+                <w:sz w:val="24"/>
+                <w:szCs w:val="24"/>
+                <w:lang w:eastAsia="fr-CA"/>
+              </w:rPr>
+              <w:t xml:space="preserve">, </w:t>
+            </w:r>
             <w:r>
               <w:rPr>
                 <w:rFonts w:ascii="Courier New" w:eastAsia="Times New Roman" w:hAnsi="Courier New" w:cs="Courier New"/>
                 <w:sz w:val="20"/>
                 <w:szCs w:val="20"/>
-                <w:lang w:val="en-CA" w:eastAsia="fr-CA"/>
-              </w:rPr>
-              <w:t>(</w:t>
-            </w:r>
-            <w:proofErr w:type="gramEnd"/>
+                <w:lang w:eastAsia="fr-CA"/>
+              </w:rPr>
+              <w:t>no_lac</w:t>
+            </w:r>
+            <w:r>
+              <w:rPr>
+                <w:rFonts w:ascii="Times New Roman" w:eastAsia="Times New Roman" w:hAnsi="Times New Roman" w:cs="Times New Roman"/>
+                <w:sz w:val="24"/>
+                <w:szCs w:val="24"/>
+                <w:lang w:eastAsia="fr-CA"/>
+              </w:rPr>
+              <w:t xml:space="preserve">, </w:t>
+            </w:r>
             <w:r>
               <w:rPr>
                 <w:rFonts w:ascii="Courier New" w:eastAsia="Times New Roman" w:hAnsi="Courier New" w:cs="Courier New"/>
                 <w:sz w:val="20"/>
                 <w:szCs w:val="20"/>
-                <w:lang w:val="en-CA" w:eastAsia="fr-CA"/>
-              </w:rPr>
-              <w:t xml:space="preserve">path, </w:t>
-            </w:r>
-            <w:proofErr w:type="spellStart"/>
+                <w:lang w:eastAsia="fr-CA"/>
+              </w:rPr>
+              <w:t>annee</w:t>
+            </w:r>
+          </w:p>
+        </w:tc>
+        <w:tc>
+          <w:tcPr>
+            <w:tcW w:w="0" w:type="auto"/>
+            <w:vAlign w:val="center"/>
+            <w:hideMark/>
+          </w:tcPr>
+          <w:p>
+            <w:pPr>
+              <w:spacing w:before="0" w:after="0"/>
+              <w:rPr>
+                <w:rFonts w:ascii="Times New Roman" w:eastAsia="Times New Roman" w:hAnsi="Times New Roman" w:cs="Times New Roman"/>
+                <w:sz w:val="24"/>
+                <w:szCs w:val="24"/>
+                <w:lang w:eastAsia="fr-CA"/>
+              </w:rPr>
+            </w:pPr>
+            <w:r>
+              <w:rPr>
+                <w:rFonts w:ascii="Times New Roman" w:eastAsia="Times New Roman" w:hAnsi="Times New Roman" w:cs="Times New Roman"/>
+                <w:sz w:val="24"/>
+                <w:szCs w:val="24"/>
+                <w:lang w:eastAsia="fr-CA"/>
+              </w:rPr>
+              <w:lastRenderedPageBreak/>
+              <w:t xml:space="preserve">Liste contenant </w:t>
+            </w:r>
             <w:r>
               <w:rPr>
                 <w:rFonts w:ascii="Courier New" w:eastAsia="Times New Roman" w:hAnsi="Courier New" w:cs="Courier New"/>
                 <w:sz w:val="20"/>
                 <w:szCs w:val="20"/>
-                <w:lang w:val="en-CA" w:eastAsia="fr-CA"/>
-              </w:rPr>
-              <w:t>typ_pech</w:t>
-            </w:r>
-            <w:proofErr w:type="spellEnd"/>
+                <w:lang w:eastAsia="fr-CA"/>
+              </w:rPr>
+              <w:t>data_station</w:t>
+            </w:r>
+            <w:r>
+              <w:rPr>
+                <w:rFonts w:ascii="Times New Roman" w:eastAsia="Times New Roman" w:hAnsi="Times New Roman" w:cs="Times New Roman"/>
+                <w:sz w:val="24"/>
+                <w:szCs w:val="24"/>
+                <w:lang w:eastAsia="fr-CA"/>
+              </w:rPr>
+              <w:t xml:space="preserve">, </w:t>
+            </w:r>
             <w:r>
               <w:rPr>
                 <w:rFonts w:ascii="Courier New" w:eastAsia="Times New Roman" w:hAnsi="Courier New" w:cs="Courier New"/>
                 <w:sz w:val="20"/>
                 <w:szCs w:val="20"/>
-                <w:lang w:val="en-CA" w:eastAsia="fr-CA"/>
+                <w:lang w:eastAsia="fr-CA"/>
+              </w:rPr>
+              <w:t>specimen</w:t>
+            </w:r>
+            <w:r>
+              <w:rPr>
+                <w:rFonts w:ascii="Times New Roman" w:eastAsia="Times New Roman" w:hAnsi="Times New Roman" w:cs="Times New Roman"/>
+                <w:sz w:val="24"/>
+                <w:szCs w:val="24"/>
+                <w:lang w:eastAsia="fr-CA"/>
               </w:rPr>
               <w:t xml:space="preserve">, </w:t>
             </w:r>
-            <w:proofErr w:type="spellStart"/>
             <w:r>
               <w:rPr>
                 <w:rFonts w:ascii="Courier New" w:eastAsia="Times New Roman" w:hAnsi="Courier New" w:cs="Courier New"/>
                 <w:sz w:val="20"/>
                 <w:szCs w:val="20"/>
-                <w:lang w:val="en-CA" w:eastAsia="fr-CA"/>
-              </w:rPr>
-              <w:t>no_lac</w:t>
-            </w:r>
-            <w:proofErr w:type="spellEnd"/>
-            <w:r>
-              <w:rPr>
-                <w:rFonts w:ascii="Courier New" w:eastAsia="Times New Roman" w:hAnsi="Courier New" w:cs="Courier New"/>
-                <w:sz w:val="20"/>
-                <w:szCs w:val="20"/>
-                <w:lang w:val="en-CA" w:eastAsia="fr-CA"/>
-              </w:rPr>
-              <w:t xml:space="preserve">, </w:t>
-            </w:r>
-            <w:proofErr w:type="spellStart"/>
-            <w:r>
-              <w:rPr>
-                <w:rFonts w:ascii="Courier New" w:eastAsia="Times New Roman" w:hAnsi="Courier New" w:cs="Courier New"/>
-                <w:sz w:val="20"/>
-                <w:szCs w:val="20"/>
-                <w:lang w:val="en-CA" w:eastAsia="fr-CA"/>
-              </w:rPr>
-              <w:t>annee</w:t>
-            </w:r>
-            <w:proofErr w:type="spellEnd"/>
-            <w:r>
-              <w:rPr>
-                <w:rFonts w:ascii="Courier New" w:eastAsia="Times New Roman" w:hAnsi="Courier New" w:cs="Courier New"/>
-                <w:sz w:val="20"/>
-                <w:szCs w:val="20"/>
-                <w:lang w:val="en-CA" w:eastAsia="fr-CA"/>
-              </w:rPr>
-              <w:t>)</w:t>
-            </w:r>
-          </w:p>
-        </w:tc>
-        <w:tc>
-          <w:tcPr>
-            <w:tcW w:w="0" w:type="auto"/>
-            <w:vAlign w:val="center"/>
-            <w:hideMark/>
-          </w:tcPr>
-          <w:p>
-            <w:pPr>
-              <w:spacing w:before="0" w:after="0"/>
-              <w:rPr>
-                <w:rFonts w:ascii="Times New Roman" w:eastAsia="Times New Roman" w:hAnsi="Times New Roman" w:cs="Times New Roman"/>
-                <w:sz w:val="24"/>
-                <w:szCs w:val="24"/>
-                <w:lang w:eastAsia="fr-CA"/>
-              </w:rPr>
-            </w:pPr>
-            <w:r>
-              <w:rPr>
-                <w:rFonts w:ascii="Times New Roman" w:eastAsia="Times New Roman" w:hAnsi="Times New Roman" w:cs="Times New Roman"/>
-                <w:sz w:val="24"/>
-                <w:szCs w:val="24"/>
-                <w:lang w:eastAsia="fr-CA"/>
-              </w:rPr>
-              <w:t>Importe, nettoie et structure les autres feuilles Excel</w:t>
-            </w:r>
-          </w:p>
-        </w:tc>
-        <w:tc>
-          <w:tcPr>
-            <w:tcW w:w="0" w:type="auto"/>
-            <w:vAlign w:val="center"/>
-            <w:hideMark/>
-          </w:tcPr>
-          <w:p>
-            <w:pPr>
-              <w:spacing w:before="0" w:after="0"/>
-              <w:rPr>
-                <w:rFonts w:ascii="Times New Roman" w:eastAsia="Times New Roman" w:hAnsi="Times New Roman" w:cs="Times New Roman"/>
-                <w:sz w:val="24"/>
-                <w:szCs w:val="24"/>
-                <w:lang w:eastAsia="fr-CA"/>
-              </w:rPr>
-            </w:pPr>
-            <w:r>
-              <w:rPr>
-                <w:rFonts w:ascii="Times New Roman" w:eastAsia="Times New Roman" w:hAnsi="Times New Roman" w:cs="Times New Roman"/>
-                <w:sz w:val="24"/>
-                <w:szCs w:val="24"/>
-                <w:lang w:eastAsia="fr-CA"/>
-              </w:rPr>
-              <w:t xml:space="preserve">Chemin du fichier + filtres : </w:t>
-            </w:r>
-            <w:proofErr w:type="spellStart"/>
-            <w:r>
-              <w:rPr>
-                <w:rFonts w:ascii="Courier New" w:eastAsia="Times New Roman" w:hAnsi="Courier New" w:cs="Courier New"/>
-                <w:sz w:val="20"/>
-                <w:szCs w:val="20"/>
-                <w:lang w:eastAsia="fr-CA"/>
-              </w:rPr>
-              <w:t>typ_pech</w:t>
-            </w:r>
-            <w:proofErr w:type="spellEnd"/>
-            <w:r>
-              <w:rPr>
-                <w:rFonts w:ascii="Times New Roman" w:eastAsia="Times New Roman" w:hAnsi="Times New Roman" w:cs="Times New Roman"/>
-                <w:sz w:val="24"/>
-                <w:szCs w:val="24"/>
-                <w:lang w:eastAsia="fr-CA"/>
-              </w:rPr>
-              <w:t xml:space="preserve">, </w:t>
-            </w:r>
-            <w:proofErr w:type="spellStart"/>
-            <w:r>
-              <w:rPr>
-                <w:rFonts w:ascii="Courier New" w:eastAsia="Times New Roman" w:hAnsi="Courier New" w:cs="Courier New"/>
-                <w:sz w:val="20"/>
-                <w:szCs w:val="20"/>
-                <w:lang w:eastAsia="fr-CA"/>
-              </w:rPr>
-              <w:t>no_lac</w:t>
-            </w:r>
-            <w:proofErr w:type="spellEnd"/>
-            <w:r>
-              <w:rPr>
-                <w:rFonts w:ascii="Times New Roman" w:eastAsia="Times New Roman" w:hAnsi="Times New Roman" w:cs="Times New Roman"/>
-                <w:sz w:val="24"/>
-                <w:szCs w:val="24"/>
-                <w:lang w:eastAsia="fr-CA"/>
-              </w:rPr>
-              <w:t xml:space="preserve">, </w:t>
-            </w:r>
-            <w:proofErr w:type="spellStart"/>
-            <w:r>
-              <w:rPr>
-                <w:rFonts w:ascii="Courier New" w:eastAsia="Times New Roman" w:hAnsi="Courier New" w:cs="Courier New"/>
-                <w:sz w:val="20"/>
-                <w:szCs w:val="20"/>
-                <w:lang w:eastAsia="fr-CA"/>
-              </w:rPr>
-              <w:t>annee</w:t>
-            </w:r>
-            <w:proofErr w:type="spellEnd"/>
-          </w:p>
-        </w:tc>
-        <w:tc>
-          <w:tcPr>
-            <w:tcW w:w="0" w:type="auto"/>
-            <w:vAlign w:val="center"/>
-            <w:hideMark/>
-          </w:tcPr>
-          <w:p>
-            <w:pPr>
-              <w:spacing w:before="0" w:after="0"/>
-              <w:rPr>
-                <w:rFonts w:ascii="Times New Roman" w:eastAsia="Times New Roman" w:hAnsi="Times New Roman" w:cs="Times New Roman"/>
-                <w:sz w:val="24"/>
-                <w:szCs w:val="24"/>
-                <w:lang w:eastAsia="fr-CA"/>
-              </w:rPr>
-            </w:pPr>
-            <w:proofErr w:type="gramStart"/>
-            <w:r>
-              <w:rPr>
-                <w:rFonts w:ascii="Times New Roman" w:eastAsia="Times New Roman" w:hAnsi="Times New Roman" w:cs="Times New Roman"/>
-                <w:sz w:val="24"/>
-                <w:szCs w:val="24"/>
-                <w:lang w:eastAsia="fr-CA"/>
-              </w:rPr>
-              <w:t>Liste contenant</w:t>
-            </w:r>
-            <w:proofErr w:type="gramEnd"/>
-            <w:r>
-              <w:rPr>
-                <w:rFonts w:ascii="Times New Roman" w:eastAsia="Times New Roman" w:hAnsi="Times New Roman" w:cs="Times New Roman"/>
-                <w:sz w:val="24"/>
-                <w:szCs w:val="24"/>
-                <w:lang w:eastAsia="fr-CA"/>
-              </w:rPr>
-              <w:t xml:space="preserve"> </w:t>
-            </w:r>
-            <w:proofErr w:type="spellStart"/>
-            <w:r>
-              <w:rPr>
-                <w:rFonts w:ascii="Courier New" w:eastAsia="Times New Roman" w:hAnsi="Courier New" w:cs="Courier New"/>
-                <w:sz w:val="20"/>
-                <w:szCs w:val="20"/>
-                <w:lang w:eastAsia="fr-CA"/>
-              </w:rPr>
-              <w:t>data_station</w:t>
-            </w:r>
-            <w:proofErr w:type="spellEnd"/>
-            <w:r>
-              <w:rPr>
-                <w:rFonts w:ascii="Times New Roman" w:eastAsia="Times New Roman" w:hAnsi="Times New Roman" w:cs="Times New Roman"/>
-                <w:sz w:val="24"/>
-                <w:szCs w:val="24"/>
-                <w:lang w:eastAsia="fr-CA"/>
-              </w:rPr>
-              <w:t xml:space="preserve">, </w:t>
-            </w:r>
-            <w:proofErr w:type="spellStart"/>
-            <w:r>
-              <w:rPr>
-                <w:rFonts w:ascii="Courier New" w:eastAsia="Times New Roman" w:hAnsi="Courier New" w:cs="Courier New"/>
-                <w:sz w:val="20"/>
-                <w:szCs w:val="20"/>
-                <w:lang w:eastAsia="fr-CA"/>
-              </w:rPr>
-              <w:t>specimen</w:t>
-            </w:r>
-            <w:proofErr w:type="spellEnd"/>
-            <w:r>
-              <w:rPr>
-                <w:rFonts w:ascii="Times New Roman" w:eastAsia="Times New Roman" w:hAnsi="Times New Roman" w:cs="Times New Roman"/>
-                <w:sz w:val="24"/>
-                <w:szCs w:val="24"/>
-                <w:lang w:eastAsia="fr-CA"/>
-              </w:rPr>
-              <w:t xml:space="preserve">, </w:t>
-            </w:r>
-            <w:proofErr w:type="spellStart"/>
-            <w:r>
-              <w:rPr>
-                <w:rFonts w:ascii="Courier New" w:eastAsia="Times New Roman" w:hAnsi="Courier New" w:cs="Courier New"/>
-                <w:sz w:val="20"/>
-                <w:szCs w:val="20"/>
-                <w:lang w:eastAsia="fr-CA"/>
-              </w:rPr>
+                <w:lang w:eastAsia="fr-CA"/>
+              </w:rPr>
+              <w:lastRenderedPageBreak/>
               <w:t>specimen_valid</w:t>
             </w:r>
-            <w:proofErr w:type="spellEnd"/>
             <w:r>
               <w:rPr>
                 <w:rFonts w:ascii="Times New Roman" w:eastAsia="Times New Roman" w:hAnsi="Times New Roman" w:cs="Times New Roman"/>
@@ -4053,7 +3435,6 @@
                 <w:lang w:val="en-CA" w:eastAsia="fr-CA"/>
               </w:rPr>
             </w:pPr>
-            <w:proofErr w:type="spellStart"/>
             <w:r>
               <w:rPr>
                 <w:rFonts w:ascii="Courier New" w:eastAsia="Times New Roman" w:hAnsi="Courier New" w:cs="Courier New"/>
@@ -4061,68 +3442,8 @@
                 <w:szCs w:val="20"/>
                 <w:lang w:val="en-CA" w:eastAsia="fr-CA"/>
               </w:rPr>
-              <w:t>table_</w:t>
-            </w:r>
-            <w:proofErr w:type="gramStart"/>
-            <w:r>
-              <w:rPr>
-                <w:rFonts w:ascii="Courier New" w:eastAsia="Times New Roman" w:hAnsi="Courier New" w:cs="Courier New"/>
-                <w:sz w:val="20"/>
-                <w:szCs w:val="20"/>
-                <w:lang w:val="en-CA" w:eastAsia="fr-CA"/>
-              </w:rPr>
-              <w:t>recap</w:t>
-            </w:r>
-            <w:proofErr w:type="spellEnd"/>
-            <w:r>
-              <w:rPr>
-                <w:rFonts w:ascii="Courier New" w:eastAsia="Times New Roman" w:hAnsi="Courier New" w:cs="Courier New"/>
-                <w:sz w:val="20"/>
-                <w:szCs w:val="20"/>
-                <w:lang w:val="en-CA" w:eastAsia="fr-CA"/>
-              </w:rPr>
-              <w:t>(</w:t>
-            </w:r>
-            <w:proofErr w:type="spellStart"/>
-            <w:proofErr w:type="gramEnd"/>
-            <w:r>
-              <w:rPr>
-                <w:rFonts w:ascii="Courier New" w:eastAsia="Times New Roman" w:hAnsi="Courier New" w:cs="Courier New"/>
-                <w:sz w:val="20"/>
-                <w:szCs w:val="20"/>
-                <w:lang w:val="en-CA" w:eastAsia="fr-CA"/>
-              </w:rPr>
-              <w:t>data_lac</w:t>
-            </w:r>
-            <w:proofErr w:type="spellEnd"/>
-            <w:r>
-              <w:rPr>
-                <w:rFonts w:ascii="Courier New" w:eastAsia="Times New Roman" w:hAnsi="Courier New" w:cs="Courier New"/>
-                <w:sz w:val="20"/>
-                <w:szCs w:val="20"/>
-                <w:lang w:val="en-CA" w:eastAsia="fr-CA"/>
-              </w:rPr>
-              <w:t xml:space="preserve">, </w:t>
-            </w:r>
-            <w:proofErr w:type="spellStart"/>
-            <w:r>
-              <w:rPr>
-                <w:rFonts w:ascii="Courier New" w:eastAsia="Times New Roman" w:hAnsi="Courier New" w:cs="Courier New"/>
-                <w:sz w:val="20"/>
-                <w:szCs w:val="20"/>
-                <w:lang w:val="en-CA" w:eastAsia="fr-CA"/>
-              </w:rPr>
-              <w:t>data_station</w:t>
-            </w:r>
-            <w:proofErr w:type="spellEnd"/>
-            <w:r>
-              <w:rPr>
-                <w:rFonts w:ascii="Courier New" w:eastAsia="Times New Roman" w:hAnsi="Courier New" w:cs="Courier New"/>
-                <w:sz w:val="20"/>
-                <w:szCs w:val="20"/>
-                <w:lang w:val="en-CA" w:eastAsia="fr-CA"/>
-              </w:rPr>
-              <w:t>)</w:t>
+              <w:lastRenderedPageBreak/>
+              <w:t>table_recap(data_lac, data_station)</w:t>
             </w:r>
           </w:p>
         </w:tc>
@@ -4176,27 +3497,7 @@
                 <w:szCs w:val="24"/>
                 <w:lang w:eastAsia="fr-CA"/>
               </w:rPr>
-              <w:t xml:space="preserve">Données </w:t>
-            </w:r>
-            <w:proofErr w:type="gramStart"/>
-            <w:r>
-              <w:rPr>
-                <w:rFonts w:ascii="Times New Roman" w:eastAsia="Times New Roman" w:hAnsi="Times New Roman" w:cs="Times New Roman"/>
-                <w:sz w:val="24"/>
-                <w:szCs w:val="24"/>
-                <w:lang w:eastAsia="fr-CA"/>
-              </w:rPr>
-              <w:t>lac filtrées</w:t>
-            </w:r>
-            <w:proofErr w:type="gramEnd"/>
-            <w:r>
-              <w:rPr>
-                <w:rFonts w:ascii="Times New Roman" w:eastAsia="Times New Roman" w:hAnsi="Times New Roman" w:cs="Times New Roman"/>
-                <w:sz w:val="24"/>
-                <w:szCs w:val="24"/>
-                <w:lang w:eastAsia="fr-CA"/>
-              </w:rPr>
-              <w:t xml:space="preserve"> + stations correspondantes</w:t>
+              <w:t>Données lac filtrées + stations correspondantes</w:t>
             </w:r>
           </w:p>
         </w:tc>
@@ -4440,16 +3741,9 @@
                 <w:lang w:val="en-CA" w:eastAsia="fr-CA"/>
               </w:rPr>
             </w:pPr>
-            <w:proofErr w:type="spellStart"/>
-            <w:proofErr w:type="gramStart"/>
-            <w:r>
-              <w:t>prepare</w:t>
-            </w:r>
-            <w:proofErr w:type="gramEnd"/>
-            <w:r>
-              <w:t>_cpue_data</w:t>
-            </w:r>
-            <w:proofErr w:type="spellEnd"/>
+            <w:r>
+              <w:t>prepare_cpue_data</w:t>
+            </w:r>
           </w:p>
         </w:tc>
         <w:tc>
@@ -4487,21 +3781,8 @@
                 <w:lang w:eastAsia="fr-CA"/>
               </w:rPr>
             </w:pPr>
-            <w:proofErr w:type="gramStart"/>
-            <w:r>
-              <w:t>capture</w:t>
-            </w:r>
-            <w:proofErr w:type="gramEnd"/>
-            <w:r>
-              <w:t xml:space="preserve">, </w:t>
-            </w:r>
-            <w:proofErr w:type="spellStart"/>
-            <w:r>
-              <w:t>specimen</w:t>
-            </w:r>
-            <w:proofErr w:type="spellEnd"/>
-            <w:r>
-              <w:t>, group = "tous" ou "femelles"</w:t>
+            <w:r>
+              <w:t>capture, specimen, group = "tous" ou "femelles"</w:t>
             </w:r>
           </w:p>
         </w:tc>
@@ -4520,49 +3801,11 @@
                 <w:lang w:val="en-CA" w:eastAsia="fr-CA"/>
               </w:rPr>
             </w:pPr>
-            <w:proofErr w:type="spellStart"/>
-            <w:proofErr w:type="gramStart"/>
             <w:r>
               <w:rPr>
                 <w:lang w:val="en-CA"/>
               </w:rPr>
-              <w:t>data.frame</w:t>
-            </w:r>
-            <w:proofErr w:type="spellEnd"/>
-            <w:proofErr w:type="gramEnd"/>
-            <w:r>
-              <w:rPr>
-                <w:lang w:val="en-CA"/>
-              </w:rPr>
-              <w:t xml:space="preserve"> </w:t>
-            </w:r>
-            <w:proofErr w:type="spellStart"/>
-            <w:r>
-              <w:rPr>
-                <w:lang w:val="en-CA"/>
-              </w:rPr>
-              <w:t>contenant</w:t>
-            </w:r>
-            <w:proofErr w:type="spellEnd"/>
-            <w:r>
-              <w:rPr>
-                <w:lang w:val="en-CA"/>
-              </w:rPr>
-              <w:t xml:space="preserve"> </w:t>
-            </w:r>
-            <w:proofErr w:type="spellStart"/>
-            <w:r>
-              <w:rPr>
-                <w:lang w:val="en-CA"/>
-              </w:rPr>
-              <w:t>no_station</w:t>
-            </w:r>
-            <w:proofErr w:type="spellEnd"/>
-            <w:r>
-              <w:rPr>
-                <w:lang w:val="en-CA"/>
-              </w:rPr>
-              <w:t>, CPUE, Group</w:t>
+              <w:t>data.frame contenant no_station, CPUE, Group</w:t>
             </w:r>
           </w:p>
         </w:tc>
@@ -4580,16 +3823,9 @@
             <w:pPr>
               <w:spacing w:before="0" w:after="0"/>
             </w:pPr>
-            <w:proofErr w:type="spellStart"/>
-            <w:proofErr w:type="gramStart"/>
-            <w:r>
-              <w:t>cpue</w:t>
-            </w:r>
-            <w:proofErr w:type="gramEnd"/>
-            <w:r>
-              <w:t>_modele_comparaison</w:t>
-            </w:r>
-            <w:proofErr w:type="spellEnd"/>
+            <w:r>
+              <w:t>cpue_modele_comparaison</w:t>
+            </w:r>
           </w:p>
         </w:tc>
         <w:tc>
@@ -4619,75 +3855,21 @@
             <w:pPr>
               <w:spacing w:before="0" w:after="0"/>
             </w:pPr>
-            <w:proofErr w:type="spellStart"/>
-            <w:proofErr w:type="gramStart"/>
-            <w:r>
-              <w:t>cpue</w:t>
-            </w:r>
-            <w:proofErr w:type="gramEnd"/>
-            <w:r>
-              <w:t>_data</w:t>
-            </w:r>
-            <w:proofErr w:type="spellEnd"/>
-            <w:r>
-              <w:t>, format = "</w:t>
-            </w:r>
-            <w:proofErr w:type="spellStart"/>
-            <w:proofErr w:type="gramStart"/>
-            <w:r>
-              <w:t>data.frame</w:t>
-            </w:r>
-            <w:proofErr w:type="spellEnd"/>
-            <w:proofErr w:type="gramEnd"/>
-            <w:r>
-              <w:t>" ou "</w:t>
-            </w:r>
-            <w:proofErr w:type="spellStart"/>
-            <w:r>
-              <w:t>flextable</w:t>
-            </w:r>
-            <w:proofErr w:type="spellEnd"/>
-            <w:r>
-              <w:t>"</w:t>
-            </w:r>
-          </w:p>
-        </w:tc>
-        <w:tc>
-          <w:tcPr>
-            <w:tcW w:w="0" w:type="auto"/>
-          </w:tcPr>
-          <w:p>
-            <w:pPr>
-              <w:spacing w:before="0" w:after="0"/>
-            </w:pPr>
-            <w:r>
-              <w:t xml:space="preserve">Tableau comparatif des modèles : </w:t>
-            </w:r>
-            <w:proofErr w:type="spellStart"/>
-            <w:r>
-              <w:t>AICc</w:t>
-            </w:r>
-            <w:proofErr w:type="spellEnd"/>
-            <w:r>
-              <w:t>, IC 95%, commentaires, etc. (</w:t>
-            </w:r>
-            <w:proofErr w:type="spellStart"/>
-            <w:proofErr w:type="gramStart"/>
-            <w:r>
-              <w:t>data.frame</w:t>
-            </w:r>
-            <w:proofErr w:type="spellEnd"/>
-            <w:proofErr w:type="gramEnd"/>
-            <w:r>
-              <w:t xml:space="preserve"> ou </w:t>
-            </w:r>
-            <w:proofErr w:type="spellStart"/>
-            <w:r>
-              <w:t>flextable</w:t>
-            </w:r>
-            <w:proofErr w:type="spellEnd"/>
-            <w:r>
-              <w:t>)</w:t>
+            <w:r>
+              <w:t>cpue_data, format = "data.frame" ou "flextable"</w:t>
+            </w:r>
+          </w:p>
+        </w:tc>
+        <w:tc>
+          <w:tcPr>
+            <w:tcW w:w="0" w:type="auto"/>
+          </w:tcPr>
+          <w:p>
+            <w:pPr>
+              <w:spacing w:before="0" w:after="0"/>
+            </w:pPr>
+            <w:r>
+              <w:t>Tableau comparatif des modèles : AICc, IC 95%, commentaires, etc. (data.frame ou flextable)</w:t>
             </w:r>
           </w:p>
         </w:tc>
@@ -4705,34 +3887,22 @@
             <w:pPr>
               <w:spacing w:before="0" w:after="0"/>
             </w:pPr>
-            <w:proofErr w:type="spellStart"/>
-            <w:proofErr w:type="gramStart"/>
-            <w:r>
-              <w:t>select</w:t>
-            </w:r>
-            <w:proofErr w:type="gramEnd"/>
-            <w:r>
-              <w:t>_best_cpue_model</w:t>
-            </w:r>
-            <w:proofErr w:type="spellEnd"/>
-          </w:p>
-        </w:tc>
-        <w:tc>
-          <w:tcPr>
-            <w:tcW w:w="0" w:type="auto"/>
-          </w:tcPr>
-          <w:p>
-            <w:pPr>
-              <w:spacing w:before="0" w:after="0"/>
-            </w:pPr>
-            <w:r>
-              <w:t xml:space="preserve">Sélectionne le meilleur modèle selon le plus faible </w:t>
-            </w:r>
-            <w:proofErr w:type="spellStart"/>
-            <w:r>
-              <w:t>AICc</w:t>
-            </w:r>
-            <w:proofErr w:type="spellEnd"/>
+            <w:r>
+              <w:t>select_best_cpue_model</w:t>
+            </w:r>
+          </w:p>
+        </w:tc>
+        <w:tc>
+          <w:tcPr>
+            <w:tcW w:w="0" w:type="auto"/>
+          </w:tcPr>
+          <w:p>
+            <w:pPr>
+              <w:spacing w:before="0" w:after="0"/>
+            </w:pPr>
+            <w:r>
+              <w:t>Sélectionne le meilleur modèle selon le plus faible AICc</w:t>
+            </w:r>
             <w:r>
               <w:tab/>
             </w:r>
@@ -4747,33 +3917,7 @@
               <w:spacing w:before="0" w:after="0"/>
             </w:pPr>
             <w:r>
-              <w:t>Tableau des modèles (</w:t>
-            </w:r>
-            <w:proofErr w:type="spellStart"/>
-            <w:proofErr w:type="gramStart"/>
-            <w:r>
-              <w:t>data.frame</w:t>
-            </w:r>
-            <w:proofErr w:type="spellEnd"/>
-            <w:proofErr w:type="gramEnd"/>
-            <w:r>
-              <w:t xml:space="preserve"> issu de </w:t>
-            </w:r>
-            <w:proofErr w:type="spellStart"/>
-            <w:r>
-              <w:t>cpue_modele_</w:t>
-            </w:r>
-            <w:proofErr w:type="gramStart"/>
-            <w:r>
-              <w:t>comparaison</w:t>
-            </w:r>
-            <w:proofErr w:type="spellEnd"/>
-            <w:r>
-              <w:t>(</w:t>
-            </w:r>
-            <w:proofErr w:type="gramEnd"/>
-            <w:r>
-              <w:t>))</w:t>
+              <w:t>Tableau des modèles (data.frame issu de cpue_modele_comparaison())</w:t>
             </w:r>
             <w:r>
               <w:tab/>
@@ -4807,16 +3951,9 @@
             <w:pPr>
               <w:spacing w:before="0" w:after="0"/>
             </w:pPr>
-            <w:proofErr w:type="spellStart"/>
-            <w:proofErr w:type="gramStart"/>
-            <w:r>
-              <w:t>abondance</w:t>
-            </w:r>
-            <w:proofErr w:type="gramEnd"/>
-            <w:r>
-              <w:t>_table</w:t>
-            </w:r>
-            <w:proofErr w:type="spellEnd"/>
+            <w:r>
+              <w:t>abondance_table</w:t>
+            </w:r>
           </w:p>
         </w:tc>
         <w:tc>
@@ -4840,73 +3977,21 @@
             <w:pPr>
               <w:spacing w:before="0" w:after="0"/>
             </w:pPr>
-            <w:proofErr w:type="gramStart"/>
-            <w:r>
-              <w:t>data</w:t>
-            </w:r>
-            <w:proofErr w:type="gramEnd"/>
-            <w:r>
-              <w:t xml:space="preserve">, </w:t>
-            </w:r>
-            <w:proofErr w:type="spellStart"/>
-            <w:r>
-              <w:t>cpue_table_tous</w:t>
-            </w:r>
-            <w:proofErr w:type="spellEnd"/>
-            <w:r>
-              <w:t xml:space="preserve">, </w:t>
-            </w:r>
-            <w:proofErr w:type="spellStart"/>
-            <w:r>
-              <w:t>cpue_table_femelles</w:t>
-            </w:r>
-            <w:proofErr w:type="spellEnd"/>
-            <w:r>
-              <w:t xml:space="preserve">, </w:t>
-            </w:r>
-            <w:proofErr w:type="spellStart"/>
-            <w:r>
-              <w:t>best_model_tous</w:t>
-            </w:r>
-            <w:proofErr w:type="spellEnd"/>
-            <w:r>
-              <w:t xml:space="preserve">, </w:t>
-            </w:r>
-            <w:proofErr w:type="spellStart"/>
-            <w:r>
-              <w:t>best_model_femelles</w:t>
-            </w:r>
-            <w:proofErr w:type="spellEnd"/>
-            <w:r>
-              <w:t>, format</w:t>
-            </w:r>
-          </w:p>
-        </w:tc>
-        <w:tc>
-          <w:tcPr>
-            <w:tcW w:w="0" w:type="auto"/>
-          </w:tcPr>
-          <w:p>
-            <w:pPr>
-              <w:spacing w:before="0" w:after="0"/>
-            </w:pPr>
-            <w:proofErr w:type="spellStart"/>
-            <w:proofErr w:type="gramStart"/>
-            <w:r>
-              <w:t>data.frame</w:t>
-            </w:r>
-            <w:proofErr w:type="spellEnd"/>
-            <w:proofErr w:type="gramEnd"/>
-            <w:r>
-              <w:t xml:space="preserve"> ou </w:t>
-            </w:r>
-            <w:proofErr w:type="spellStart"/>
-            <w:r>
-              <w:t>flextable</w:t>
-            </w:r>
-            <w:proofErr w:type="spellEnd"/>
-            <w:r>
-              <w:t xml:space="preserve"> avec colonnes labellisées</w:t>
+            <w:r>
+              <w:t>data, cpue_table_tous, cpue_table_femelles, best_model_tous, best_model_femelles, format</w:t>
+            </w:r>
+          </w:p>
+        </w:tc>
+        <w:tc>
+          <w:tcPr>
+            <w:tcW w:w="0" w:type="auto"/>
+          </w:tcPr>
+          <w:p>
+            <w:pPr>
+              <w:spacing w:before="0" w:after="0"/>
+            </w:pPr>
+            <w:r>
+              <w:t>data.frame ou flextable avec colonnes labellisées</w:t>
             </w:r>
           </w:p>
         </w:tc>
@@ -4918,6 +4003,7 @@
         <w:pStyle w:val="Titre2"/>
       </w:pPr>
       <w:r>
+        <w:lastRenderedPageBreak/>
         <w:t>Biomasse</w:t>
       </w:r>
       <w:r>
@@ -5099,8 +4185,6 @@
                 <w:lang w:eastAsia="fr-CA"/>
               </w:rPr>
             </w:pPr>
-            <w:proofErr w:type="spellStart"/>
-            <w:proofErr w:type="gramStart"/>
             <w:r>
               <w:rPr>
                 <w:rFonts w:ascii="Courier New" w:eastAsia="Times New Roman" w:hAnsi="Courier New" w:cs="Courier New"/>
@@ -5108,9 +4192,53 @@
                 <w:szCs w:val="20"/>
                 <w:lang w:eastAsia="fr-CA"/>
               </w:rPr>
-              <w:t>biomasse</w:t>
-            </w:r>
-            <w:proofErr w:type="gramEnd"/>
+              <w:t>biomasse_table</w:t>
+            </w:r>
+          </w:p>
+        </w:tc>
+        <w:tc>
+          <w:tcPr>
+            <w:tcW w:w="0" w:type="auto"/>
+            <w:vAlign w:val="center"/>
+            <w:hideMark/>
+          </w:tcPr>
+          <w:p>
+            <w:pPr>
+              <w:spacing w:before="0" w:after="0"/>
+              <w:rPr>
+                <w:rFonts w:ascii="Times New Roman" w:eastAsia="Times New Roman" w:hAnsi="Times New Roman" w:cs="Times New Roman"/>
+                <w:sz w:val="24"/>
+                <w:szCs w:val="24"/>
+                <w:lang w:eastAsia="fr-CA"/>
+              </w:rPr>
+            </w:pPr>
+            <w:r>
+              <w:rPr>
+                <w:rFonts w:ascii="Times New Roman" w:eastAsia="Times New Roman" w:hAnsi="Times New Roman" w:cs="Times New Roman"/>
+                <w:sz w:val="24"/>
+                <w:szCs w:val="24"/>
+                <w:lang w:eastAsia="fr-CA"/>
+              </w:rPr>
+              <w:t>Calcule la biomasse totale, la proportion (%) et la BPUE (kg/station) par groupe biologique</w:t>
+            </w:r>
+          </w:p>
+        </w:tc>
+        <w:tc>
+          <w:tcPr>
+            <w:tcW w:w="0" w:type="auto"/>
+            <w:vAlign w:val="center"/>
+            <w:hideMark/>
+          </w:tcPr>
+          <w:p>
+            <w:pPr>
+              <w:spacing w:before="0" w:after="0"/>
+              <w:rPr>
+                <w:rFonts w:ascii="Times New Roman" w:eastAsia="Times New Roman" w:hAnsi="Times New Roman" w:cs="Times New Roman"/>
+                <w:sz w:val="24"/>
+                <w:szCs w:val="24"/>
+                <w:lang w:eastAsia="fr-CA"/>
+              </w:rPr>
+            </w:pPr>
             <w:r>
               <w:rPr>
                 <w:rFonts w:ascii="Courier New" w:eastAsia="Times New Roman" w:hAnsi="Courier New" w:cs="Courier New"/>
@@ -5118,56 +4246,17 @@
                 <w:szCs w:val="20"/>
                 <w:lang w:eastAsia="fr-CA"/>
               </w:rPr>
-              <w:t>_table</w:t>
-            </w:r>
-            <w:proofErr w:type="spellEnd"/>
-          </w:p>
-        </w:tc>
-        <w:tc>
-          <w:tcPr>
-            <w:tcW w:w="0" w:type="auto"/>
-            <w:vAlign w:val="center"/>
-            <w:hideMark/>
-          </w:tcPr>
-          <w:p>
-            <w:pPr>
-              <w:spacing w:before="0" w:after="0"/>
-              <w:rPr>
-                <w:rFonts w:ascii="Times New Roman" w:eastAsia="Times New Roman" w:hAnsi="Times New Roman" w:cs="Times New Roman"/>
-                <w:sz w:val="24"/>
-                <w:szCs w:val="24"/>
-                <w:lang w:eastAsia="fr-CA"/>
-              </w:rPr>
-            </w:pPr>
-            <w:r>
-              <w:rPr>
-                <w:rFonts w:ascii="Times New Roman" w:eastAsia="Times New Roman" w:hAnsi="Times New Roman" w:cs="Times New Roman"/>
-                <w:sz w:val="24"/>
-                <w:szCs w:val="24"/>
-                <w:lang w:eastAsia="fr-CA"/>
-              </w:rPr>
-              <w:t>Calcule la biomasse totale, la proportion (%) et la BPUE (kg/station) par groupe biologique</w:t>
-            </w:r>
-          </w:p>
-        </w:tc>
-        <w:tc>
-          <w:tcPr>
-            <w:tcW w:w="0" w:type="auto"/>
-            <w:vAlign w:val="center"/>
-            <w:hideMark/>
-          </w:tcPr>
-          <w:p>
-            <w:pPr>
-              <w:spacing w:before="0" w:after="0"/>
-              <w:rPr>
-                <w:rFonts w:ascii="Times New Roman" w:eastAsia="Times New Roman" w:hAnsi="Times New Roman" w:cs="Times New Roman"/>
-                <w:sz w:val="24"/>
-                <w:szCs w:val="24"/>
-                <w:lang w:eastAsia="fr-CA"/>
-              </w:rPr>
-            </w:pPr>
-            <w:proofErr w:type="spellStart"/>
-            <w:proofErr w:type="gramStart"/>
+              <w:t>data_specimen</w:t>
+            </w:r>
+            <w:r>
+              <w:rPr>
+                <w:rFonts w:ascii="Times New Roman" w:eastAsia="Times New Roman" w:hAnsi="Times New Roman" w:cs="Times New Roman"/>
+                <w:sz w:val="24"/>
+                <w:szCs w:val="24"/>
+                <w:lang w:eastAsia="fr-CA"/>
+              </w:rPr>
+              <w:t xml:space="preserve">, </w:t>
+            </w:r>
             <w:r>
               <w:rPr>
                 <w:rFonts w:ascii="Courier New" w:eastAsia="Times New Roman" w:hAnsi="Courier New" w:cs="Courier New"/>
@@ -5175,9 +4264,17 @@
                 <w:szCs w:val="20"/>
                 <w:lang w:eastAsia="fr-CA"/>
               </w:rPr>
-              <w:t>data</w:t>
-            </w:r>
-            <w:proofErr w:type="gramEnd"/>
+              <w:t>data_station</w:t>
+            </w:r>
+            <w:r>
+              <w:rPr>
+                <w:rFonts w:ascii="Times New Roman" w:eastAsia="Times New Roman" w:hAnsi="Times New Roman" w:cs="Times New Roman"/>
+                <w:sz w:val="24"/>
+                <w:szCs w:val="24"/>
+                <w:lang w:eastAsia="fr-CA"/>
+              </w:rPr>
+              <w:t xml:space="preserve">, </w:t>
+            </w:r>
             <w:r>
               <w:rPr>
                 <w:rFonts w:ascii="Courier New" w:eastAsia="Times New Roman" w:hAnsi="Courier New" w:cs="Courier New"/>
@@ -5185,19 +4282,17 @@
                 <w:szCs w:val="20"/>
                 <w:lang w:eastAsia="fr-CA"/>
               </w:rPr>
-              <w:t>_specimen</w:t>
-            </w:r>
-            <w:proofErr w:type="spellEnd"/>
-            <w:r>
-              <w:rPr>
-                <w:rFonts w:ascii="Times New Roman" w:eastAsia="Times New Roman" w:hAnsi="Times New Roman" w:cs="Times New Roman"/>
-                <w:sz w:val="24"/>
-                <w:szCs w:val="24"/>
-                <w:lang w:eastAsia="fr-CA"/>
-              </w:rPr>
-              <w:t xml:space="preserve">, </w:t>
-            </w:r>
-            <w:proofErr w:type="spellStart"/>
+              <w:t>format = "data.frame"</w:t>
+            </w:r>
+            <w:r>
+              <w:rPr>
+                <w:rFonts w:ascii="Times New Roman" w:eastAsia="Times New Roman" w:hAnsi="Times New Roman" w:cs="Times New Roman"/>
+                <w:sz w:val="24"/>
+                <w:szCs w:val="24"/>
+                <w:lang w:eastAsia="fr-CA"/>
+              </w:rPr>
+              <w:t xml:space="preserve"> ou </w:t>
+            </w:r>
             <w:r>
               <w:rPr>
                 <w:rFonts w:ascii="Courier New" w:eastAsia="Times New Roman" w:hAnsi="Courier New" w:cs="Courier New"/>
@@ -5205,86 +4300,7 @@
                 <w:szCs w:val="20"/>
                 <w:lang w:eastAsia="fr-CA"/>
               </w:rPr>
-              <w:t>data_station</w:t>
-            </w:r>
-            <w:proofErr w:type="spellEnd"/>
-            <w:r>
-              <w:rPr>
-                <w:rFonts w:ascii="Times New Roman" w:eastAsia="Times New Roman" w:hAnsi="Times New Roman" w:cs="Times New Roman"/>
-                <w:sz w:val="24"/>
-                <w:szCs w:val="24"/>
-                <w:lang w:eastAsia="fr-CA"/>
-              </w:rPr>
-              <w:t xml:space="preserve">, </w:t>
-            </w:r>
-            <w:r>
-              <w:rPr>
-                <w:rFonts w:ascii="Courier New" w:eastAsia="Times New Roman" w:hAnsi="Courier New" w:cs="Courier New"/>
-                <w:sz w:val="20"/>
-                <w:szCs w:val="20"/>
-                <w:lang w:eastAsia="fr-CA"/>
-              </w:rPr>
-              <w:t>format = "</w:t>
-            </w:r>
-            <w:proofErr w:type="spellStart"/>
-            <w:proofErr w:type="gramStart"/>
-            <w:r>
-              <w:rPr>
-                <w:rFonts w:ascii="Courier New" w:eastAsia="Times New Roman" w:hAnsi="Courier New" w:cs="Courier New"/>
-                <w:sz w:val="20"/>
-                <w:szCs w:val="20"/>
-                <w:lang w:eastAsia="fr-CA"/>
-              </w:rPr>
-              <w:t>data.frame</w:t>
-            </w:r>
-            <w:proofErr w:type="spellEnd"/>
-            <w:proofErr w:type="gramEnd"/>
-            <w:r>
-              <w:rPr>
-                <w:rFonts w:ascii="Courier New" w:eastAsia="Times New Roman" w:hAnsi="Courier New" w:cs="Courier New"/>
-                <w:sz w:val="20"/>
-                <w:szCs w:val="20"/>
-                <w:lang w:eastAsia="fr-CA"/>
-              </w:rPr>
-              <w:t>"</w:t>
-            </w:r>
-            <w:r>
-              <w:rPr>
-                <w:rFonts w:ascii="Times New Roman" w:eastAsia="Times New Roman" w:hAnsi="Times New Roman" w:cs="Times New Roman"/>
-                <w:sz w:val="24"/>
-                <w:szCs w:val="24"/>
-                <w:lang w:eastAsia="fr-CA"/>
-              </w:rPr>
-              <w:t xml:space="preserve"> ou </w:t>
-            </w:r>
-            <w:r>
-              <w:rPr>
-                <w:rFonts w:ascii="Courier New" w:eastAsia="Times New Roman" w:hAnsi="Courier New" w:cs="Courier New"/>
-                <w:sz w:val="20"/>
-                <w:szCs w:val="20"/>
-                <w:lang w:eastAsia="fr-CA"/>
-              </w:rPr>
-              <w:t>"</w:t>
-            </w:r>
-            <w:proofErr w:type="spellStart"/>
-            <w:r>
-              <w:rPr>
-                <w:rFonts w:ascii="Courier New" w:eastAsia="Times New Roman" w:hAnsi="Courier New" w:cs="Courier New"/>
-                <w:sz w:val="20"/>
-                <w:szCs w:val="20"/>
-                <w:lang w:eastAsia="fr-CA"/>
-              </w:rPr>
-              <w:t>flextable</w:t>
-            </w:r>
-            <w:proofErr w:type="spellEnd"/>
-            <w:r>
-              <w:rPr>
-                <w:rFonts w:ascii="Courier New" w:eastAsia="Times New Roman" w:hAnsi="Courier New" w:cs="Courier New"/>
-                <w:sz w:val="20"/>
-                <w:szCs w:val="20"/>
-                <w:lang w:eastAsia="fr-CA"/>
-              </w:rPr>
-              <w:t>"</w:t>
+              <w:t>"flextable"</w:t>
             </w:r>
           </w:p>
         </w:tc>
@@ -5311,49 +4327,7 @@
                 <w:szCs w:val="24"/>
                 <w:lang w:eastAsia="fr-CA"/>
               </w:rPr>
-              <w:t>Tableau par groupe : biomasse totale, proportion, BPUE, IC 95% (</w:t>
-            </w:r>
-            <w:proofErr w:type="spellStart"/>
-            <w:proofErr w:type="gramStart"/>
-            <w:r>
-              <w:rPr>
-                <w:rFonts w:ascii="Times New Roman" w:eastAsia="Times New Roman" w:hAnsi="Times New Roman" w:cs="Times New Roman"/>
-                <w:sz w:val="24"/>
-                <w:szCs w:val="24"/>
-                <w:lang w:eastAsia="fr-CA"/>
-              </w:rPr>
-              <w:t>data.frame</w:t>
-            </w:r>
-            <w:proofErr w:type="spellEnd"/>
-            <w:proofErr w:type="gramEnd"/>
-            <w:r>
-              <w:rPr>
-                <w:rFonts w:ascii="Times New Roman" w:eastAsia="Times New Roman" w:hAnsi="Times New Roman" w:cs="Times New Roman"/>
-                <w:sz w:val="24"/>
-                <w:szCs w:val="24"/>
-                <w:lang w:eastAsia="fr-CA"/>
-              </w:rPr>
-              <w:t xml:space="preserve"> ou </w:t>
-            </w:r>
-            <w:proofErr w:type="spellStart"/>
-            <w:r>
-              <w:rPr>
-                <w:rFonts w:ascii="Times New Roman" w:eastAsia="Times New Roman" w:hAnsi="Times New Roman" w:cs="Times New Roman"/>
-                <w:sz w:val="24"/>
-                <w:szCs w:val="24"/>
-                <w:lang w:eastAsia="fr-CA"/>
-              </w:rPr>
-              <w:t>flextable</w:t>
-            </w:r>
-            <w:proofErr w:type="spellEnd"/>
-            <w:r>
-              <w:rPr>
-                <w:rFonts w:ascii="Times New Roman" w:eastAsia="Times New Roman" w:hAnsi="Times New Roman" w:cs="Times New Roman"/>
-                <w:sz w:val="24"/>
-                <w:szCs w:val="24"/>
-                <w:lang w:eastAsia="fr-CA"/>
-              </w:rPr>
-              <w:t>)</w:t>
+              <w:t>Tableau par groupe : biomasse totale, proportion, BPUE, IC 95% (data.frame ou flextable)</w:t>
             </w:r>
           </w:p>
         </w:tc>
@@ -5540,7 +4514,6 @@
                 <w:lang w:val="en-CA" w:eastAsia="fr-CA"/>
               </w:rPr>
             </w:pPr>
-            <w:proofErr w:type="spellStart"/>
             <w:r>
               <w:rPr>
                 <w:rFonts w:ascii="Courier New" w:eastAsia="Times New Roman" w:hAnsi="Courier New" w:cs="Courier New"/>
@@ -5550,7 +4523,6 @@
               </w:rPr>
               <w:t>taille_masse_age</w:t>
             </w:r>
-            <w:proofErr w:type="spellEnd"/>
           </w:p>
         </w:tc>
         <w:tc>
@@ -5596,7 +4568,6 @@
                 <w:lang w:eastAsia="fr-CA"/>
               </w:rPr>
             </w:pPr>
-            <w:proofErr w:type="gramStart"/>
             <w:r>
               <w:rPr>
                 <w:rFonts w:ascii="Courier New" w:eastAsia="Times New Roman" w:hAnsi="Courier New" w:cs="Courier New"/>
@@ -5606,7 +4577,6 @@
               </w:rPr>
               <w:t>data</w:t>
             </w:r>
-            <w:proofErr w:type="gramEnd"/>
             <w:r>
               <w:rPr>
                 <w:rFonts w:ascii="Times New Roman" w:eastAsia="Times New Roman" w:hAnsi="Times New Roman" w:cs="Times New Roman"/>
@@ -5616,7 +4586,6 @@
               </w:rPr>
               <w:t xml:space="preserve"> : </w:t>
             </w:r>
-            <w:proofErr w:type="spellStart"/>
             <w:r>
               <w:rPr>
                 <w:rFonts w:ascii="Courier New" w:eastAsia="Times New Roman" w:hAnsi="Courier New" w:cs="Courier New"/>
@@ -5624,9 +4593,8 @@
                 <w:szCs w:val="20"/>
                 <w:lang w:eastAsia="fr-CA"/>
               </w:rPr>
-              <w:t>specimen_valid</w:t>
-            </w:r>
-            <w:proofErr w:type="spellEnd"/>
+              <w:t xml:space="preserve">specimen_valid </w:t>
+            </w:r>
             <w:r>
               <w:rPr>
                 <w:rFonts w:ascii="Courier New" w:eastAsia="Times New Roman" w:hAnsi="Courier New" w:cs="Courier New"/>
@@ -5634,7 +4602,16 @@
                 <w:szCs w:val="20"/>
                 <w:lang w:eastAsia="fr-CA"/>
               </w:rPr>
-              <w:t xml:space="preserve"> </w:t>
+              <w:t>format</w:t>
+            </w:r>
+            <w:r>
+              <w:rPr>
+                <w:rFonts w:ascii="Times New Roman" w:eastAsia="Times New Roman" w:hAnsi="Times New Roman" w:cs="Times New Roman"/>
+                <w:sz w:val="24"/>
+                <w:szCs w:val="24"/>
+                <w:lang w:eastAsia="fr-CA"/>
+              </w:rPr>
+              <w:t xml:space="preserve"> : </w:t>
             </w:r>
             <w:r>
               <w:rPr>
@@ -5643,16 +4620,16 @@
                 <w:szCs w:val="20"/>
                 <w:lang w:eastAsia="fr-CA"/>
               </w:rPr>
-              <w:t>format</w:t>
-            </w:r>
-            <w:r>
-              <w:rPr>
-                <w:rFonts w:ascii="Times New Roman" w:eastAsia="Times New Roman" w:hAnsi="Times New Roman" w:cs="Times New Roman"/>
-                <w:sz w:val="24"/>
-                <w:szCs w:val="24"/>
-                <w:lang w:eastAsia="fr-CA"/>
-              </w:rPr>
-              <w:t xml:space="preserve"> : </w:t>
+              <w:t>"data.frame"</w:t>
+            </w:r>
+            <w:r>
+              <w:rPr>
+                <w:rFonts w:ascii="Times New Roman" w:eastAsia="Times New Roman" w:hAnsi="Times New Roman" w:cs="Times New Roman"/>
+                <w:sz w:val="24"/>
+                <w:szCs w:val="24"/>
+                <w:lang w:eastAsia="fr-CA"/>
+              </w:rPr>
+              <w:t xml:space="preserve"> ou </w:t>
             </w:r>
             <w:r>
               <w:rPr>
@@ -5661,10 +4638,53 @@
                 <w:szCs w:val="20"/>
                 <w:lang w:eastAsia="fr-CA"/>
               </w:rPr>
-              <w:t>"</w:t>
-            </w:r>
-            <w:proofErr w:type="spellStart"/>
-            <w:proofErr w:type="gramStart"/>
+              <w:t>"flextable"</w:t>
+            </w:r>
+          </w:p>
+        </w:tc>
+        <w:tc>
+          <w:tcPr>
+            <w:tcW w:w="0" w:type="auto"/>
+            <w:vAlign w:val="center"/>
+            <w:hideMark/>
+          </w:tcPr>
+          <w:p>
+            <w:pPr>
+              <w:spacing w:before="0" w:after="0"/>
+              <w:rPr>
+                <w:rFonts w:ascii="Times New Roman" w:eastAsia="Times New Roman" w:hAnsi="Times New Roman" w:cs="Times New Roman"/>
+                <w:sz w:val="24"/>
+                <w:szCs w:val="24"/>
+                <w:lang w:eastAsia="fr-CA"/>
+              </w:rPr>
+            </w:pPr>
+            <w:r>
+              <w:rPr>
+                <w:rFonts w:ascii="Times New Roman" w:eastAsia="Times New Roman" w:hAnsi="Times New Roman" w:cs="Times New Roman"/>
+                <w:sz w:val="24"/>
+                <w:szCs w:val="24"/>
+                <w:lang w:eastAsia="fr-CA"/>
+              </w:rPr>
+              <w:t xml:space="preserve">Tableau descriptif des caractéristiques morphologiques, au format </w:t>
+            </w:r>
+            <w:r>
+              <w:rPr>
+                <w:rFonts w:ascii="Times New Roman" w:eastAsia="Times New Roman" w:hAnsi="Times New Roman" w:cs="Times New Roman"/>
+                <w:sz w:val="24"/>
+                <w:szCs w:val="24"/>
+                <w:lang w:eastAsia="fr-CA"/>
+              </w:rPr>
+              <w:t>data.frame</w:t>
+            </w:r>
+            <w:r>
+              <w:rPr>
+                <w:rFonts w:ascii="Times New Roman" w:eastAsia="Times New Roman" w:hAnsi="Times New Roman" w:cs="Times New Roman"/>
+                <w:sz w:val="24"/>
+                <w:szCs w:val="24"/>
+                <w:lang w:eastAsia="fr-CA"/>
+              </w:rPr>
+              <w:t xml:space="preserve"> ou </w:t>
+            </w:r>
             <w:r>
               <w:rPr>
                 <w:rFonts w:ascii="Courier New" w:eastAsia="Times New Roman" w:hAnsi="Courier New" w:cs="Courier New"/>
@@ -5672,128 +4692,13 @@
                 <w:szCs w:val="20"/>
                 <w:lang w:eastAsia="fr-CA"/>
               </w:rPr>
-              <w:t>data.frame</w:t>
-            </w:r>
-            <w:proofErr w:type="spellEnd"/>
-            <w:proofErr w:type="gramEnd"/>
-            <w:r>
-              <w:rPr>
-                <w:rFonts w:ascii="Courier New" w:eastAsia="Times New Roman" w:hAnsi="Courier New" w:cs="Courier New"/>
-                <w:sz w:val="20"/>
-                <w:szCs w:val="20"/>
-                <w:lang w:eastAsia="fr-CA"/>
-              </w:rPr>
-              <w:t>"</w:t>
-            </w:r>
-            <w:r>
-              <w:rPr>
-                <w:rFonts w:ascii="Times New Roman" w:eastAsia="Times New Roman" w:hAnsi="Times New Roman" w:cs="Times New Roman"/>
-                <w:sz w:val="24"/>
-                <w:szCs w:val="24"/>
-                <w:lang w:eastAsia="fr-CA"/>
-              </w:rPr>
-              <w:t xml:space="preserve"> ou </w:t>
-            </w:r>
-            <w:r>
-              <w:rPr>
-                <w:rFonts w:ascii="Courier New" w:eastAsia="Times New Roman" w:hAnsi="Courier New" w:cs="Courier New"/>
-                <w:sz w:val="20"/>
-                <w:szCs w:val="20"/>
-                <w:lang w:eastAsia="fr-CA"/>
-              </w:rPr>
-              <w:t>"</w:t>
-            </w:r>
-            <w:proofErr w:type="spellStart"/>
-            <w:r>
-              <w:rPr>
-                <w:rFonts w:ascii="Courier New" w:eastAsia="Times New Roman" w:hAnsi="Courier New" w:cs="Courier New"/>
-                <w:sz w:val="20"/>
-                <w:szCs w:val="20"/>
-                <w:lang w:eastAsia="fr-CA"/>
-              </w:rPr>
               <w:t>flextable</w:t>
             </w:r>
-            <w:proofErr w:type="spellEnd"/>
-            <w:r>
-              <w:rPr>
-                <w:rFonts w:ascii="Courier New" w:eastAsia="Times New Roman" w:hAnsi="Courier New" w:cs="Courier New"/>
-                <w:sz w:val="20"/>
-                <w:szCs w:val="20"/>
-                <w:lang w:eastAsia="fr-CA"/>
-              </w:rPr>
-              <w:t>"</w:t>
-            </w:r>
-          </w:p>
-        </w:tc>
-        <w:tc>
-          <w:tcPr>
-            <w:tcW w:w="0" w:type="auto"/>
-            <w:vAlign w:val="center"/>
-            <w:hideMark/>
-          </w:tcPr>
-          <w:p>
-            <w:pPr>
-              <w:spacing w:before="0" w:after="0"/>
-              <w:rPr>
-                <w:rFonts w:ascii="Times New Roman" w:eastAsia="Times New Roman" w:hAnsi="Times New Roman" w:cs="Times New Roman"/>
-                <w:sz w:val="24"/>
-                <w:szCs w:val="24"/>
-                <w:lang w:eastAsia="fr-CA"/>
-              </w:rPr>
-            </w:pPr>
-            <w:r>
-              <w:rPr>
-                <w:rFonts w:ascii="Times New Roman" w:eastAsia="Times New Roman" w:hAnsi="Times New Roman" w:cs="Times New Roman"/>
-                <w:sz w:val="24"/>
-                <w:szCs w:val="24"/>
-                <w:lang w:eastAsia="fr-CA"/>
-              </w:rPr>
-              <w:t xml:space="preserve">Tableau descriptif des caractéristiques morphologiques, au format </w:t>
-            </w:r>
-            <w:proofErr w:type="spellStart"/>
-            <w:proofErr w:type="gramStart"/>
-            <w:r>
-              <w:rPr>
-                <w:rFonts w:ascii="Times New Roman" w:eastAsia="Times New Roman" w:hAnsi="Times New Roman" w:cs="Times New Roman"/>
-                <w:sz w:val="24"/>
-                <w:szCs w:val="24"/>
-                <w:lang w:eastAsia="fr-CA"/>
-              </w:rPr>
-              <w:t>data.frame</w:t>
-            </w:r>
-            <w:proofErr w:type="spellEnd"/>
-            <w:proofErr w:type="gramEnd"/>
-            <w:r>
-              <w:rPr>
-                <w:rFonts w:ascii="Times New Roman" w:eastAsia="Times New Roman" w:hAnsi="Times New Roman" w:cs="Times New Roman"/>
-                <w:sz w:val="24"/>
-                <w:szCs w:val="24"/>
-                <w:lang w:eastAsia="fr-CA"/>
-              </w:rPr>
-              <w:t xml:space="preserve"> ou </w:t>
-            </w:r>
-            <w:proofErr w:type="spellStart"/>
-            <w:r>
-              <w:rPr>
-                <w:rFonts w:ascii="Courier New" w:eastAsia="Times New Roman" w:hAnsi="Courier New" w:cs="Courier New"/>
-                <w:sz w:val="20"/>
-                <w:szCs w:val="20"/>
-                <w:lang w:eastAsia="fr-CA"/>
-              </w:rPr>
-              <w:t>flextable</w:t>
-            </w:r>
-            <w:proofErr w:type="spellEnd"/>
           </w:p>
         </w:tc>
       </w:tr>
     </w:tbl>
-    <w:p>
-      <w:pPr>
-        <w:rPr>
-          <w:lang w:val="en-CA"/>
-        </w:rPr>
-      </w:pPr>
-    </w:p>
+    <w:p/>
     <w:p>
       <w:pPr>
         <w:pStyle w:val="Titre2"/>
@@ -5977,8 +4882,6 @@
                 <w:lang w:eastAsia="fr-CA"/>
               </w:rPr>
             </w:pPr>
-            <w:proofErr w:type="spellStart"/>
-            <w:proofErr w:type="gramStart"/>
             <w:r>
               <w:rPr>
                 <w:rFonts w:ascii="Courier New" w:eastAsia="Times New Roman" w:hAnsi="Courier New" w:cs="Courier New"/>
@@ -5986,9 +4889,95 @@
                 <w:szCs w:val="20"/>
                 <w:lang w:eastAsia="fr-CA"/>
               </w:rPr>
-              <w:t>structure</w:t>
-            </w:r>
-            <w:proofErr w:type="gramEnd"/>
+              <w:t>structure_taille()</w:t>
+            </w:r>
+          </w:p>
+        </w:tc>
+        <w:tc>
+          <w:tcPr>
+            <w:tcW w:w="0" w:type="auto"/>
+            <w:vAlign w:val="center"/>
+            <w:hideMark/>
+          </w:tcPr>
+          <w:p>
+            <w:pPr>
+              <w:spacing w:before="0" w:after="0"/>
+              <w:rPr>
+                <w:rFonts w:ascii="Times New Roman" w:eastAsia="Times New Roman" w:hAnsi="Times New Roman" w:cs="Times New Roman"/>
+                <w:sz w:val="24"/>
+                <w:szCs w:val="24"/>
+                <w:lang w:eastAsia="fr-CA"/>
+              </w:rPr>
+            </w:pPr>
+            <w:r>
+              <w:rPr>
+                <w:rFonts w:ascii="Times New Roman" w:eastAsia="Times New Roman" w:hAnsi="Times New Roman" w:cs="Times New Roman"/>
+                <w:sz w:val="24"/>
+                <w:szCs w:val="24"/>
+                <w:lang w:eastAsia="fr-CA"/>
+              </w:rPr>
+              <w:t xml:space="preserve">Génère un </w:t>
+            </w:r>
+            <w:r>
+              <w:rPr>
+                <w:rFonts w:ascii="Times New Roman" w:eastAsia="Times New Roman" w:hAnsi="Times New Roman" w:cs="Times New Roman"/>
+                <w:b/>
+                <w:bCs/>
+                <w:sz w:val="24"/>
+                <w:szCs w:val="24"/>
+                <w:lang w:eastAsia="fr-CA"/>
+              </w:rPr>
+              <w:t>histogramme</w:t>
+            </w:r>
+            <w:r>
+              <w:rPr>
+                <w:rFonts w:ascii="Times New Roman" w:eastAsia="Times New Roman" w:hAnsi="Times New Roman" w:cs="Times New Roman"/>
+                <w:sz w:val="24"/>
+                <w:szCs w:val="24"/>
+                <w:lang w:eastAsia="fr-CA"/>
+              </w:rPr>
+              <w:t xml:space="preserve"> ou un </w:t>
+            </w:r>
+            <w:r>
+              <w:rPr>
+                <w:rFonts w:ascii="Times New Roman" w:eastAsia="Times New Roman" w:hAnsi="Times New Roman" w:cs="Times New Roman"/>
+                <w:b/>
+                <w:bCs/>
+                <w:sz w:val="24"/>
+                <w:szCs w:val="24"/>
+                <w:lang w:eastAsia="fr-CA"/>
+              </w:rPr>
+              <w:t>tableau</w:t>
+            </w:r>
+            <w:r>
+              <w:rPr>
+                <w:rFonts w:ascii="Times New Roman" w:eastAsia="Times New Roman" w:hAnsi="Times New Roman" w:cs="Times New Roman"/>
+                <w:sz w:val="24"/>
+                <w:szCs w:val="24"/>
+                <w:lang w:eastAsia="fr-CA"/>
+              </w:rPr>
+              <w:t xml:space="preserve"> de la </w:t>
+            </w:r>
+            <w:r>
+              <w:rPr>
+                <w:rFonts w:ascii="Times New Roman" w:eastAsia="Times New Roman" w:hAnsi="Times New Roman" w:cs="Times New Roman"/>
+                <w:b/>
+                <w:bCs/>
+                <w:sz w:val="24"/>
+                <w:szCs w:val="24"/>
+                <w:lang w:eastAsia="fr-CA"/>
+              </w:rPr>
+              <w:t>longueur totale maximale</w:t>
+            </w:r>
+            <w:r>
+              <w:rPr>
+                <w:rFonts w:ascii="Times New Roman" w:eastAsia="Times New Roman" w:hAnsi="Times New Roman" w:cs="Times New Roman"/>
+                <w:sz w:val="24"/>
+                <w:szCs w:val="24"/>
+                <w:lang w:eastAsia="fr-CA"/>
+              </w:rPr>
+              <w:t xml:space="preserve"> (</w:t>
+            </w:r>
             <w:r>
               <w:rPr>
                 <w:rFonts w:ascii="Courier New" w:eastAsia="Times New Roman" w:hAnsi="Courier New" w:cs="Courier New"/>
@@ -5996,9 +4985,44 @@
                 <w:szCs w:val="20"/>
                 <w:lang w:eastAsia="fr-CA"/>
               </w:rPr>
-              <w:t>_</w:t>
-            </w:r>
-            <w:proofErr w:type="gramStart"/>
+              <w:t>ltm</w:t>
+            </w:r>
+            <w:r>
+              <w:rPr>
+                <w:rFonts w:ascii="Times New Roman" w:eastAsia="Times New Roman" w:hAnsi="Times New Roman" w:cs="Times New Roman"/>
+                <w:sz w:val="24"/>
+                <w:szCs w:val="24"/>
+                <w:lang w:eastAsia="fr-CA"/>
+              </w:rPr>
+              <w:t>) pour une espèce donnée, avec regroupement optionnel (sexe, marquage, maturité)</w:t>
+            </w:r>
+          </w:p>
+        </w:tc>
+        <w:tc>
+          <w:tcPr>
+            <w:tcW w:w="0" w:type="auto"/>
+            <w:vAlign w:val="center"/>
+            <w:hideMark/>
+          </w:tcPr>
+          <w:p>
+            <w:pPr>
+              <w:spacing w:before="0" w:after="0"/>
+              <w:rPr>
+                <w:rFonts w:ascii="Times New Roman" w:eastAsia="Times New Roman" w:hAnsi="Times New Roman" w:cs="Times New Roman"/>
+                <w:sz w:val="24"/>
+                <w:szCs w:val="24"/>
+                <w:lang w:eastAsia="fr-CA"/>
+              </w:rPr>
+            </w:pPr>
+            <w:r>
+              <w:rPr>
+                <w:rFonts w:ascii="Times New Roman" w:eastAsia="Times New Roman" w:hAnsi="Times New Roman" w:cs="Times New Roman"/>
+                <w:sz w:val="24"/>
+                <w:szCs w:val="24"/>
+                <w:lang w:eastAsia="fr-CA"/>
+              </w:rPr>
+              <w:t xml:space="preserve">- </w:t>
+            </w:r>
             <w:r>
               <w:rPr>
                 <w:rFonts w:ascii="Courier New" w:eastAsia="Times New Roman" w:hAnsi="Courier New" w:cs="Courier New"/>
@@ -6006,9 +5030,17 @@
                 <w:szCs w:val="20"/>
                 <w:lang w:eastAsia="fr-CA"/>
               </w:rPr>
-              <w:t>taille</w:t>
-            </w:r>
-            <w:proofErr w:type="spellEnd"/>
+              <w:t>data</w:t>
+            </w:r>
+            <w:r>
+              <w:rPr>
+                <w:rFonts w:ascii="Times New Roman" w:eastAsia="Times New Roman" w:hAnsi="Times New Roman" w:cs="Times New Roman"/>
+                <w:sz w:val="24"/>
+                <w:szCs w:val="24"/>
+                <w:lang w:eastAsia="fr-CA"/>
+              </w:rPr>
+              <w:t xml:space="preserve"> : données </w:t>
+            </w:r>
             <w:r>
               <w:rPr>
                 <w:rFonts w:ascii="Courier New" w:eastAsia="Times New Roman" w:hAnsi="Courier New" w:cs="Courier New"/>
@@ -6016,9 +5048,27 @@
                 <w:szCs w:val="20"/>
                 <w:lang w:eastAsia="fr-CA"/>
               </w:rPr>
-              <w:t>(</w:t>
-            </w:r>
-            <w:proofErr w:type="gramEnd"/>
+              <w:t>specimen</w:t>
+            </w:r>
+            <w:r>
+              <w:rPr>
+                <w:rFonts w:ascii="Times New Roman" w:eastAsia="Times New Roman" w:hAnsi="Times New Roman" w:cs="Times New Roman"/>
+                <w:sz w:val="24"/>
+                <w:szCs w:val="24"/>
+                <w:lang w:eastAsia="fr-CA"/>
+              </w:rPr>
+              <w:t xml:space="preserve"> (1 seule espèce)</w:t>
+            </w:r>
+            <w:r>
+              <w:rPr>
+                <w:rFonts w:ascii="Times New Roman" w:eastAsia="Times New Roman" w:hAnsi="Times New Roman" w:cs="Times New Roman"/>
+                <w:sz w:val="24"/>
+                <w:szCs w:val="24"/>
+                <w:lang w:eastAsia="fr-CA"/>
+              </w:rPr>
+              <w:br/>
+              <w:t xml:space="preserve">- </w:t>
+            </w:r>
             <w:r>
               <w:rPr>
                 <w:rFonts w:ascii="Courier New" w:eastAsia="Times New Roman" w:hAnsi="Courier New" w:cs="Courier New"/>
@@ -6026,96 +5076,17 @@
                 <w:szCs w:val="20"/>
                 <w:lang w:eastAsia="fr-CA"/>
               </w:rPr>
-              <w:t>)</w:t>
-            </w:r>
-          </w:p>
-        </w:tc>
-        <w:tc>
-          <w:tcPr>
-            <w:tcW w:w="0" w:type="auto"/>
-            <w:vAlign w:val="center"/>
-            <w:hideMark/>
-          </w:tcPr>
-          <w:p>
-            <w:pPr>
-              <w:spacing w:before="0" w:after="0"/>
-              <w:rPr>
-                <w:rFonts w:ascii="Times New Roman" w:eastAsia="Times New Roman" w:hAnsi="Times New Roman" w:cs="Times New Roman"/>
-                <w:sz w:val="24"/>
-                <w:szCs w:val="24"/>
-                <w:lang w:eastAsia="fr-CA"/>
-              </w:rPr>
-            </w:pPr>
-            <w:r>
-              <w:rPr>
-                <w:rFonts w:ascii="Times New Roman" w:eastAsia="Times New Roman" w:hAnsi="Times New Roman" w:cs="Times New Roman"/>
-                <w:sz w:val="24"/>
-                <w:szCs w:val="24"/>
-                <w:lang w:eastAsia="fr-CA"/>
-              </w:rPr>
-              <w:t xml:space="preserve">Génère un </w:t>
-            </w:r>
-            <w:r>
-              <w:rPr>
-                <w:rFonts w:ascii="Times New Roman" w:eastAsia="Times New Roman" w:hAnsi="Times New Roman" w:cs="Times New Roman"/>
-                <w:b/>
-                <w:bCs/>
-                <w:sz w:val="24"/>
-                <w:szCs w:val="24"/>
-                <w:lang w:eastAsia="fr-CA"/>
-              </w:rPr>
-              <w:t>histogramme</w:t>
-            </w:r>
-            <w:r>
-              <w:rPr>
-                <w:rFonts w:ascii="Times New Roman" w:eastAsia="Times New Roman" w:hAnsi="Times New Roman" w:cs="Times New Roman"/>
-                <w:sz w:val="24"/>
-                <w:szCs w:val="24"/>
-                <w:lang w:eastAsia="fr-CA"/>
-              </w:rPr>
-              <w:t xml:space="preserve"> ou un </w:t>
-            </w:r>
-            <w:r>
-              <w:rPr>
-                <w:rFonts w:ascii="Times New Roman" w:eastAsia="Times New Roman" w:hAnsi="Times New Roman" w:cs="Times New Roman"/>
-                <w:b/>
-                <w:bCs/>
-                <w:sz w:val="24"/>
-                <w:szCs w:val="24"/>
-                <w:lang w:eastAsia="fr-CA"/>
-              </w:rPr>
-              <w:t>tableau</w:t>
-            </w:r>
-            <w:r>
-              <w:rPr>
-                <w:rFonts w:ascii="Times New Roman" w:eastAsia="Times New Roman" w:hAnsi="Times New Roman" w:cs="Times New Roman"/>
-                <w:sz w:val="24"/>
-                <w:szCs w:val="24"/>
-                <w:lang w:eastAsia="fr-CA"/>
-              </w:rPr>
-              <w:t xml:space="preserve"> de la </w:t>
-            </w:r>
-            <w:r>
-              <w:rPr>
-                <w:rFonts w:ascii="Times New Roman" w:eastAsia="Times New Roman" w:hAnsi="Times New Roman" w:cs="Times New Roman"/>
-                <w:b/>
-                <w:bCs/>
-                <w:sz w:val="24"/>
-                <w:szCs w:val="24"/>
-                <w:lang w:eastAsia="fr-CA"/>
-              </w:rPr>
-              <w:t>longueur totale maximale</w:t>
-            </w:r>
-            <w:r>
-              <w:rPr>
-                <w:rFonts w:ascii="Times New Roman" w:eastAsia="Times New Roman" w:hAnsi="Times New Roman" w:cs="Times New Roman"/>
-                <w:sz w:val="24"/>
-                <w:szCs w:val="24"/>
-                <w:lang w:eastAsia="fr-CA"/>
-              </w:rPr>
-              <w:t xml:space="preserve"> (</w:t>
-            </w:r>
-            <w:proofErr w:type="spellStart"/>
+              <w:t>groupement</w:t>
+            </w:r>
+            <w:r>
+              <w:rPr>
+                <w:rFonts w:ascii="Times New Roman" w:eastAsia="Times New Roman" w:hAnsi="Times New Roman" w:cs="Times New Roman"/>
+                <w:sz w:val="24"/>
+                <w:szCs w:val="24"/>
+                <w:lang w:eastAsia="fr-CA"/>
+              </w:rPr>
+              <w:t xml:space="preserve"> : </w:t>
+            </w:r>
             <w:r>
               <w:rPr>
                 <w:rFonts w:ascii="Courier New" w:eastAsia="Times New Roman" w:hAnsi="Courier New" w:cs="Courier New"/>
@@ -6123,44 +5094,16 @@
                 <w:szCs w:val="20"/>
                 <w:lang w:eastAsia="fr-CA"/>
               </w:rPr>
-              <w:t>ltm</w:t>
-            </w:r>
-            <w:proofErr w:type="spellEnd"/>
-            <w:r>
-              <w:rPr>
-                <w:rFonts w:ascii="Times New Roman" w:eastAsia="Times New Roman" w:hAnsi="Times New Roman" w:cs="Times New Roman"/>
-                <w:sz w:val="24"/>
-                <w:szCs w:val="24"/>
-                <w:lang w:eastAsia="fr-CA"/>
-              </w:rPr>
-              <w:t>) pour une espèce donnée, avec regroupement optionnel (sexe, marquage, maturité)</w:t>
-            </w:r>
-          </w:p>
-        </w:tc>
-        <w:tc>
-          <w:tcPr>
-            <w:tcW w:w="0" w:type="auto"/>
-            <w:vAlign w:val="center"/>
-            <w:hideMark/>
-          </w:tcPr>
-          <w:p>
-            <w:pPr>
-              <w:spacing w:before="0" w:after="0"/>
-              <w:rPr>
-                <w:rFonts w:ascii="Times New Roman" w:eastAsia="Times New Roman" w:hAnsi="Times New Roman" w:cs="Times New Roman"/>
-                <w:sz w:val="24"/>
-                <w:szCs w:val="24"/>
-                <w:lang w:eastAsia="fr-CA"/>
-              </w:rPr>
-            </w:pPr>
-            <w:r>
-              <w:rPr>
-                <w:rFonts w:ascii="Times New Roman" w:eastAsia="Times New Roman" w:hAnsi="Times New Roman" w:cs="Times New Roman"/>
-                <w:sz w:val="24"/>
-                <w:szCs w:val="24"/>
-                <w:lang w:eastAsia="fr-CA"/>
-              </w:rPr>
-              <w:t xml:space="preserve">- </w:t>
+              <w:t>"tous"</w:t>
+            </w:r>
+            <w:r>
+              <w:rPr>
+                <w:rFonts w:ascii="Times New Roman" w:eastAsia="Times New Roman" w:hAnsi="Times New Roman" w:cs="Times New Roman"/>
+                <w:sz w:val="24"/>
+                <w:szCs w:val="24"/>
+                <w:lang w:eastAsia="fr-CA"/>
+              </w:rPr>
+              <w:t xml:space="preserve">, </w:t>
             </w:r>
             <w:r>
               <w:rPr>
@@ -6169,18 +5112,17 @@
                 <w:szCs w:val="20"/>
                 <w:lang w:eastAsia="fr-CA"/>
               </w:rPr>
-              <w:t>data</w:t>
-            </w:r>
-            <w:r>
-              <w:rPr>
-                <w:rFonts w:ascii="Times New Roman" w:eastAsia="Times New Roman" w:hAnsi="Times New Roman" w:cs="Times New Roman"/>
-                <w:sz w:val="24"/>
-                <w:szCs w:val="24"/>
-                <w:lang w:eastAsia="fr-CA"/>
-              </w:rPr>
-              <w:t xml:space="preserve"> : données </w:t>
-            </w:r>
-            <w:proofErr w:type="spellStart"/>
+              <w:t>"sexe"</w:t>
+            </w:r>
+            <w:r>
+              <w:rPr>
+                <w:rFonts w:ascii="Times New Roman" w:eastAsia="Times New Roman" w:hAnsi="Times New Roman" w:cs="Times New Roman"/>
+                <w:sz w:val="24"/>
+                <w:szCs w:val="24"/>
+                <w:lang w:eastAsia="fr-CA"/>
+              </w:rPr>
+              <w:t xml:space="preserve">, </w:t>
+            </w:r>
             <w:r>
               <w:rPr>
                 <w:rFonts w:ascii="Courier New" w:eastAsia="Times New Roman" w:hAnsi="Courier New" w:cs="Courier New"/>
@@ -6188,27 +5130,16 @@
                 <w:szCs w:val="20"/>
                 <w:lang w:eastAsia="fr-CA"/>
               </w:rPr>
-              <w:t>specimen</w:t>
-            </w:r>
-            <w:proofErr w:type="spellEnd"/>
-            <w:r>
-              <w:rPr>
-                <w:rFonts w:ascii="Times New Roman" w:eastAsia="Times New Roman" w:hAnsi="Times New Roman" w:cs="Times New Roman"/>
-                <w:sz w:val="24"/>
-                <w:szCs w:val="24"/>
-                <w:lang w:eastAsia="fr-CA"/>
-              </w:rPr>
-              <w:t xml:space="preserve"> (1 seule espèce)</w:t>
-            </w:r>
-            <w:r>
-              <w:rPr>
-                <w:rFonts w:ascii="Times New Roman" w:eastAsia="Times New Roman" w:hAnsi="Times New Roman" w:cs="Times New Roman"/>
-                <w:sz w:val="24"/>
-                <w:szCs w:val="24"/>
-                <w:lang w:eastAsia="fr-CA"/>
-              </w:rPr>
-              <w:br/>
-              <w:t xml:space="preserve">- </w:t>
+              <w:t>"maturite"</w:t>
+            </w:r>
+            <w:r>
+              <w:rPr>
+                <w:rFonts w:ascii="Times New Roman" w:eastAsia="Times New Roman" w:hAnsi="Times New Roman" w:cs="Times New Roman"/>
+                <w:sz w:val="24"/>
+                <w:szCs w:val="24"/>
+                <w:lang w:eastAsia="fr-CA"/>
+              </w:rPr>
+              <w:t xml:space="preserve">, </w:t>
             </w:r>
             <w:r>
               <w:rPr>
@@ -6217,16 +5148,17 @@
                 <w:szCs w:val="20"/>
                 <w:lang w:eastAsia="fr-CA"/>
               </w:rPr>
-              <w:t>groupement</w:t>
-            </w:r>
-            <w:r>
-              <w:rPr>
-                <w:rFonts w:ascii="Times New Roman" w:eastAsia="Times New Roman" w:hAnsi="Times New Roman" w:cs="Times New Roman"/>
-                <w:sz w:val="24"/>
-                <w:szCs w:val="24"/>
-                <w:lang w:eastAsia="fr-CA"/>
-              </w:rPr>
-              <w:t xml:space="preserve"> : </w:t>
+              <w:t>"marquage"</w:t>
+            </w:r>
+            <w:r>
+              <w:rPr>
+                <w:rFonts w:ascii="Times New Roman" w:eastAsia="Times New Roman" w:hAnsi="Times New Roman" w:cs="Times New Roman"/>
+                <w:sz w:val="24"/>
+                <w:szCs w:val="24"/>
+                <w:lang w:eastAsia="fr-CA"/>
+              </w:rPr>
+              <w:br/>
+              <w:t xml:space="preserve">- </w:t>
             </w:r>
             <w:r>
               <w:rPr>
@@ -6235,16 +5167,16 @@
                 <w:szCs w:val="20"/>
                 <w:lang w:eastAsia="fr-CA"/>
               </w:rPr>
-              <w:t>"tous"</w:t>
-            </w:r>
-            <w:r>
-              <w:rPr>
-                <w:rFonts w:ascii="Times New Roman" w:eastAsia="Times New Roman" w:hAnsi="Times New Roman" w:cs="Times New Roman"/>
-                <w:sz w:val="24"/>
-                <w:szCs w:val="24"/>
-                <w:lang w:eastAsia="fr-CA"/>
-              </w:rPr>
-              <w:t xml:space="preserve">, </w:t>
+              <w:t>format</w:t>
+            </w:r>
+            <w:r>
+              <w:rPr>
+                <w:rFonts w:ascii="Times New Roman" w:eastAsia="Times New Roman" w:hAnsi="Times New Roman" w:cs="Times New Roman"/>
+                <w:sz w:val="24"/>
+                <w:szCs w:val="24"/>
+                <w:lang w:eastAsia="fr-CA"/>
+              </w:rPr>
+              <w:t xml:space="preserve"> : </w:t>
             </w:r>
             <w:r>
               <w:rPr>
@@ -6253,7 +5185,7 @@
                 <w:szCs w:val="20"/>
                 <w:lang w:eastAsia="fr-CA"/>
               </w:rPr>
-              <w:t>"sexe"</w:t>
+              <w:t>"plot"</w:t>
             </w:r>
             <w:r>
               <w:rPr>
@@ -6271,9 +5203,17 @@
                 <w:szCs w:val="20"/>
                 <w:lang w:eastAsia="fr-CA"/>
               </w:rPr>
-              <w:t>"</w:t>
-            </w:r>
-            <w:proofErr w:type="spellStart"/>
+              <w:t>"data.frame"</w:t>
+            </w:r>
+            <w:r>
+              <w:rPr>
+                <w:rFonts w:ascii="Times New Roman" w:eastAsia="Times New Roman" w:hAnsi="Times New Roman" w:cs="Times New Roman"/>
+                <w:sz w:val="24"/>
+                <w:szCs w:val="24"/>
+                <w:lang w:eastAsia="fr-CA"/>
+              </w:rPr>
+              <w:t xml:space="preserve">, </w:t>
+            </w:r>
             <w:r>
               <w:rPr>
                 <w:rFonts w:ascii="Courier New" w:eastAsia="Times New Roman" w:hAnsi="Courier New" w:cs="Courier New"/>
@@ -6281,9 +5221,35 @@
                 <w:szCs w:val="20"/>
                 <w:lang w:eastAsia="fr-CA"/>
               </w:rPr>
-              <w:t>maturite</w:t>
-            </w:r>
-            <w:proofErr w:type="spellEnd"/>
+              <w:t>"flextable"</w:t>
+            </w:r>
+          </w:p>
+        </w:tc>
+        <w:tc>
+          <w:tcPr>
+            <w:tcW w:w="0" w:type="auto"/>
+            <w:vAlign w:val="center"/>
+            <w:hideMark/>
+          </w:tcPr>
+          <w:p>
+            <w:pPr>
+              <w:spacing w:before="0" w:after="0"/>
+              <w:rPr>
+                <w:rFonts w:ascii="Times New Roman" w:eastAsia="Times New Roman" w:hAnsi="Times New Roman" w:cs="Times New Roman"/>
+                <w:sz w:val="24"/>
+                <w:szCs w:val="24"/>
+                <w:lang w:eastAsia="fr-CA"/>
+              </w:rPr>
+            </w:pPr>
+            <w:r>
+              <w:rPr>
+                <w:rFonts w:ascii="Times New Roman" w:eastAsia="Times New Roman" w:hAnsi="Times New Roman" w:cs="Times New Roman"/>
+                <w:sz w:val="24"/>
+                <w:szCs w:val="24"/>
+                <w:lang w:eastAsia="fr-CA"/>
+              </w:rPr>
+              <w:t>Un graphique (</w:t>
+            </w:r>
             <w:r>
               <w:rPr>
                 <w:rFonts w:ascii="Courier New" w:eastAsia="Times New Roman" w:hAnsi="Courier New" w:cs="Courier New"/>
@@ -6291,16 +5257,16 @@
                 <w:szCs w:val="20"/>
                 <w:lang w:eastAsia="fr-CA"/>
               </w:rPr>
-              <w:t>"</w:t>
-            </w:r>
-            <w:r>
-              <w:rPr>
-                <w:rFonts w:ascii="Times New Roman" w:eastAsia="Times New Roman" w:hAnsi="Times New Roman" w:cs="Times New Roman"/>
-                <w:sz w:val="24"/>
-                <w:szCs w:val="24"/>
-                <w:lang w:eastAsia="fr-CA"/>
-              </w:rPr>
-              <w:t xml:space="preserve">, </w:t>
+              <w:t>ggplot</w:t>
+            </w:r>
+            <w:r>
+              <w:rPr>
+                <w:rFonts w:ascii="Times New Roman" w:eastAsia="Times New Roman" w:hAnsi="Times New Roman" w:cs="Times New Roman"/>
+                <w:sz w:val="24"/>
+                <w:szCs w:val="24"/>
+                <w:lang w:eastAsia="fr-CA"/>
+              </w:rPr>
+              <w:t>) ou un tableau (</w:t>
             </w:r>
             <w:r>
               <w:rPr>
@@ -6309,17 +5275,16 @@
                 <w:szCs w:val="20"/>
                 <w:lang w:eastAsia="fr-CA"/>
               </w:rPr>
-              <w:t>"marquage"</w:t>
-            </w:r>
-            <w:r>
-              <w:rPr>
-                <w:rFonts w:ascii="Times New Roman" w:eastAsia="Times New Roman" w:hAnsi="Times New Roman" w:cs="Times New Roman"/>
-                <w:sz w:val="24"/>
-                <w:szCs w:val="24"/>
-                <w:lang w:eastAsia="fr-CA"/>
-              </w:rPr>
-              <w:br/>
-              <w:t xml:space="preserve">- </w:t>
+              <w:t>data.frame</w:t>
+            </w:r>
+            <w:r>
+              <w:rPr>
+                <w:rFonts w:ascii="Times New Roman" w:eastAsia="Times New Roman" w:hAnsi="Times New Roman" w:cs="Times New Roman"/>
+                <w:sz w:val="24"/>
+                <w:szCs w:val="24"/>
+                <w:lang w:eastAsia="fr-CA"/>
+              </w:rPr>
+              <w:t xml:space="preserve"> ou </w:t>
             </w:r>
             <w:r>
               <w:rPr>
@@ -6328,184 +5293,8 @@
                 <w:szCs w:val="20"/>
                 <w:lang w:eastAsia="fr-CA"/>
               </w:rPr>
-              <w:t>format</w:t>
-            </w:r>
-            <w:r>
-              <w:rPr>
-                <w:rFonts w:ascii="Times New Roman" w:eastAsia="Times New Roman" w:hAnsi="Times New Roman" w:cs="Times New Roman"/>
-                <w:sz w:val="24"/>
-                <w:szCs w:val="24"/>
-                <w:lang w:eastAsia="fr-CA"/>
-              </w:rPr>
-              <w:t xml:space="preserve"> : </w:t>
-            </w:r>
-            <w:r>
-              <w:rPr>
-                <w:rFonts w:ascii="Courier New" w:eastAsia="Times New Roman" w:hAnsi="Courier New" w:cs="Courier New"/>
-                <w:sz w:val="20"/>
-                <w:szCs w:val="20"/>
-                <w:lang w:eastAsia="fr-CA"/>
-              </w:rPr>
-              <w:t>"plot"</w:t>
-            </w:r>
-            <w:r>
-              <w:rPr>
-                <w:rFonts w:ascii="Times New Roman" w:eastAsia="Times New Roman" w:hAnsi="Times New Roman" w:cs="Times New Roman"/>
-                <w:sz w:val="24"/>
-                <w:szCs w:val="24"/>
-                <w:lang w:eastAsia="fr-CA"/>
-              </w:rPr>
-              <w:t xml:space="preserve">, </w:t>
-            </w:r>
-            <w:r>
-              <w:rPr>
-                <w:rFonts w:ascii="Courier New" w:eastAsia="Times New Roman" w:hAnsi="Courier New" w:cs="Courier New"/>
-                <w:sz w:val="20"/>
-                <w:szCs w:val="20"/>
-                <w:lang w:eastAsia="fr-CA"/>
-              </w:rPr>
-              <w:t>"</w:t>
-            </w:r>
-            <w:proofErr w:type="spellStart"/>
-            <w:proofErr w:type="gramStart"/>
-            <w:r>
-              <w:rPr>
-                <w:rFonts w:ascii="Courier New" w:eastAsia="Times New Roman" w:hAnsi="Courier New" w:cs="Courier New"/>
-                <w:sz w:val="20"/>
-                <w:szCs w:val="20"/>
-                <w:lang w:eastAsia="fr-CA"/>
-              </w:rPr>
-              <w:t>data.frame</w:t>
-            </w:r>
-            <w:proofErr w:type="spellEnd"/>
-            <w:proofErr w:type="gramEnd"/>
-            <w:r>
-              <w:rPr>
-                <w:rFonts w:ascii="Courier New" w:eastAsia="Times New Roman" w:hAnsi="Courier New" w:cs="Courier New"/>
-                <w:sz w:val="20"/>
-                <w:szCs w:val="20"/>
-                <w:lang w:eastAsia="fr-CA"/>
-              </w:rPr>
-              <w:t>"</w:t>
-            </w:r>
-            <w:r>
-              <w:rPr>
-                <w:rFonts w:ascii="Times New Roman" w:eastAsia="Times New Roman" w:hAnsi="Times New Roman" w:cs="Times New Roman"/>
-                <w:sz w:val="24"/>
-                <w:szCs w:val="24"/>
-                <w:lang w:eastAsia="fr-CA"/>
-              </w:rPr>
-              <w:t xml:space="preserve">, </w:t>
-            </w:r>
-            <w:r>
-              <w:rPr>
-                <w:rFonts w:ascii="Courier New" w:eastAsia="Times New Roman" w:hAnsi="Courier New" w:cs="Courier New"/>
-                <w:sz w:val="20"/>
-                <w:szCs w:val="20"/>
-                <w:lang w:eastAsia="fr-CA"/>
-              </w:rPr>
-              <w:t>"</w:t>
-            </w:r>
-            <w:proofErr w:type="spellStart"/>
-            <w:r>
-              <w:rPr>
-                <w:rFonts w:ascii="Courier New" w:eastAsia="Times New Roman" w:hAnsi="Courier New" w:cs="Courier New"/>
-                <w:sz w:val="20"/>
-                <w:szCs w:val="20"/>
-                <w:lang w:eastAsia="fr-CA"/>
-              </w:rPr>
               <w:t>flextable</w:t>
             </w:r>
-            <w:proofErr w:type="spellEnd"/>
-            <w:r>
-              <w:rPr>
-                <w:rFonts w:ascii="Courier New" w:eastAsia="Times New Roman" w:hAnsi="Courier New" w:cs="Courier New"/>
-                <w:sz w:val="20"/>
-                <w:szCs w:val="20"/>
-                <w:lang w:eastAsia="fr-CA"/>
-              </w:rPr>
-              <w:t>"</w:t>
-            </w:r>
-          </w:p>
-        </w:tc>
-        <w:tc>
-          <w:tcPr>
-            <w:tcW w:w="0" w:type="auto"/>
-            <w:vAlign w:val="center"/>
-            <w:hideMark/>
-          </w:tcPr>
-          <w:p>
-            <w:pPr>
-              <w:spacing w:before="0" w:after="0"/>
-              <w:rPr>
-                <w:rFonts w:ascii="Times New Roman" w:eastAsia="Times New Roman" w:hAnsi="Times New Roman" w:cs="Times New Roman"/>
-                <w:sz w:val="24"/>
-                <w:szCs w:val="24"/>
-                <w:lang w:eastAsia="fr-CA"/>
-              </w:rPr>
-            </w:pPr>
-            <w:r>
-              <w:rPr>
-                <w:rFonts w:ascii="Times New Roman" w:eastAsia="Times New Roman" w:hAnsi="Times New Roman" w:cs="Times New Roman"/>
-                <w:sz w:val="24"/>
-                <w:szCs w:val="24"/>
-                <w:lang w:eastAsia="fr-CA"/>
-              </w:rPr>
-              <w:t>Un graphique (</w:t>
-            </w:r>
-            <w:proofErr w:type="spellStart"/>
-            <w:r>
-              <w:rPr>
-                <w:rFonts w:ascii="Courier New" w:eastAsia="Times New Roman" w:hAnsi="Courier New" w:cs="Courier New"/>
-                <w:sz w:val="20"/>
-                <w:szCs w:val="20"/>
-                <w:lang w:eastAsia="fr-CA"/>
-              </w:rPr>
-              <w:t>ggplot</w:t>
-            </w:r>
-            <w:proofErr w:type="spellEnd"/>
-            <w:r>
-              <w:rPr>
-                <w:rFonts w:ascii="Times New Roman" w:eastAsia="Times New Roman" w:hAnsi="Times New Roman" w:cs="Times New Roman"/>
-                <w:sz w:val="24"/>
-                <w:szCs w:val="24"/>
-                <w:lang w:eastAsia="fr-CA"/>
-              </w:rPr>
-              <w:t>) ou un tableau (</w:t>
-            </w:r>
-            <w:proofErr w:type="spellStart"/>
-            <w:proofErr w:type="gramStart"/>
-            <w:r>
-              <w:rPr>
-                <w:rFonts w:ascii="Courier New" w:eastAsia="Times New Roman" w:hAnsi="Courier New" w:cs="Courier New"/>
-                <w:sz w:val="20"/>
-                <w:szCs w:val="20"/>
-                <w:lang w:eastAsia="fr-CA"/>
-              </w:rPr>
-              <w:t>data.frame</w:t>
-            </w:r>
-            <w:proofErr w:type="spellEnd"/>
-            <w:proofErr w:type="gramEnd"/>
-            <w:r>
-              <w:rPr>
-                <w:rFonts w:ascii="Times New Roman" w:eastAsia="Times New Roman" w:hAnsi="Times New Roman" w:cs="Times New Roman"/>
-                <w:sz w:val="24"/>
-                <w:szCs w:val="24"/>
-                <w:lang w:eastAsia="fr-CA"/>
-              </w:rPr>
-              <w:t xml:space="preserve"> ou </w:t>
-            </w:r>
-            <w:proofErr w:type="spellStart"/>
-            <w:r>
-              <w:rPr>
-                <w:rFonts w:ascii="Courier New" w:eastAsia="Times New Roman" w:hAnsi="Courier New" w:cs="Courier New"/>
-                <w:sz w:val="20"/>
-                <w:szCs w:val="20"/>
-                <w:lang w:eastAsia="fr-CA"/>
-              </w:rPr>
-              <w:t>flextable</w:t>
-            </w:r>
-            <w:proofErr w:type="spellEnd"/>
             <w:r>
               <w:rPr>
                 <w:rFonts w:ascii="Times New Roman" w:eastAsia="Times New Roman" w:hAnsi="Times New Roman" w:cs="Times New Roman"/>
@@ -6538,8 +5327,6 @@
                 <w:lang w:eastAsia="fr-CA"/>
               </w:rPr>
             </w:pPr>
-            <w:proofErr w:type="spellStart"/>
-            <w:proofErr w:type="gramStart"/>
             <w:r>
               <w:rPr>
                 <w:rFonts w:ascii="Courier New" w:eastAsia="Times New Roman" w:hAnsi="Courier New" w:cs="Courier New"/>
@@ -6547,9 +5334,122 @@
                 <w:szCs w:val="20"/>
                 <w:lang w:eastAsia="fr-CA"/>
               </w:rPr>
-              <w:t>structure</w:t>
-            </w:r>
-            <w:proofErr w:type="gramEnd"/>
+              <w:t>structure_age()</w:t>
+            </w:r>
+          </w:p>
+        </w:tc>
+        <w:tc>
+          <w:tcPr>
+            <w:tcW w:w="0" w:type="auto"/>
+            <w:vAlign w:val="center"/>
+            <w:hideMark/>
+          </w:tcPr>
+          <w:p>
+            <w:pPr>
+              <w:spacing w:before="0" w:after="0"/>
+              <w:rPr>
+                <w:rFonts w:ascii="Times New Roman" w:eastAsia="Times New Roman" w:hAnsi="Times New Roman" w:cs="Times New Roman"/>
+                <w:sz w:val="24"/>
+                <w:szCs w:val="24"/>
+                <w:lang w:eastAsia="fr-CA"/>
+              </w:rPr>
+            </w:pPr>
+            <w:r>
+              <w:rPr>
+                <w:rFonts w:ascii="Times New Roman" w:eastAsia="Times New Roman" w:hAnsi="Times New Roman" w:cs="Times New Roman"/>
+                <w:sz w:val="24"/>
+                <w:szCs w:val="24"/>
+                <w:lang w:eastAsia="fr-CA"/>
+              </w:rPr>
+              <w:t xml:space="preserve">Génère un </w:t>
+            </w:r>
+            <w:r>
+              <w:rPr>
+                <w:rFonts w:ascii="Times New Roman" w:eastAsia="Times New Roman" w:hAnsi="Times New Roman" w:cs="Times New Roman"/>
+                <w:b/>
+                <w:bCs/>
+                <w:sz w:val="24"/>
+                <w:szCs w:val="24"/>
+                <w:lang w:eastAsia="fr-CA"/>
+              </w:rPr>
+              <w:t>histogramme</w:t>
+            </w:r>
+            <w:r>
+              <w:rPr>
+                <w:rFonts w:ascii="Times New Roman" w:eastAsia="Times New Roman" w:hAnsi="Times New Roman" w:cs="Times New Roman"/>
+                <w:sz w:val="24"/>
+                <w:szCs w:val="24"/>
+                <w:lang w:eastAsia="fr-CA"/>
+              </w:rPr>
+              <w:t xml:space="preserve"> ou un </w:t>
+            </w:r>
+            <w:r>
+              <w:rPr>
+                <w:rFonts w:ascii="Times New Roman" w:eastAsia="Times New Roman" w:hAnsi="Times New Roman" w:cs="Times New Roman"/>
+                <w:b/>
+                <w:bCs/>
+                <w:sz w:val="24"/>
+                <w:szCs w:val="24"/>
+                <w:lang w:eastAsia="fr-CA"/>
+              </w:rPr>
+              <w:t>tableau</w:t>
+            </w:r>
+            <w:r>
+              <w:rPr>
+                <w:rFonts w:ascii="Times New Roman" w:eastAsia="Times New Roman" w:hAnsi="Times New Roman" w:cs="Times New Roman"/>
+                <w:sz w:val="24"/>
+                <w:szCs w:val="24"/>
+                <w:lang w:eastAsia="fr-CA"/>
+              </w:rPr>
+              <w:t xml:space="preserve"> des </w:t>
+            </w:r>
+            <w:r>
+              <w:rPr>
+                <w:rFonts w:ascii="Times New Roman" w:eastAsia="Times New Roman" w:hAnsi="Times New Roman" w:cs="Times New Roman"/>
+                <w:b/>
+                <w:bCs/>
+                <w:sz w:val="24"/>
+                <w:szCs w:val="24"/>
+                <w:lang w:eastAsia="fr-CA"/>
+              </w:rPr>
+              <w:t>âges</w:t>
+            </w:r>
+            <w:r>
+              <w:rPr>
+                <w:rFonts w:ascii="Times New Roman" w:eastAsia="Times New Roman" w:hAnsi="Times New Roman" w:cs="Times New Roman"/>
+                <w:sz w:val="24"/>
+                <w:szCs w:val="24"/>
+                <w:lang w:eastAsia="fr-CA"/>
+              </w:rPr>
+              <w:t xml:space="preserve"> pour une espèce donnée, avec regroupement optionnel (sexe, marquage, maturité)</w:t>
+            </w:r>
+          </w:p>
+        </w:tc>
+        <w:tc>
+          <w:tcPr>
+            <w:tcW w:w="0" w:type="auto"/>
+            <w:vAlign w:val="center"/>
+            <w:hideMark/>
+          </w:tcPr>
+          <w:p>
+            <w:pPr>
+              <w:spacing w:before="0" w:after="0"/>
+              <w:rPr>
+                <w:rFonts w:ascii="Times New Roman" w:eastAsia="Times New Roman" w:hAnsi="Times New Roman" w:cs="Times New Roman"/>
+                <w:sz w:val="24"/>
+                <w:szCs w:val="24"/>
+                <w:lang w:eastAsia="fr-CA"/>
+              </w:rPr>
+            </w:pPr>
+            <w:r>
+              <w:rPr>
+                <w:rFonts w:ascii="Times New Roman" w:eastAsia="Times New Roman" w:hAnsi="Times New Roman" w:cs="Times New Roman"/>
+                <w:sz w:val="24"/>
+                <w:szCs w:val="24"/>
+                <w:lang w:eastAsia="fr-CA"/>
+              </w:rPr>
+              <w:t xml:space="preserve">- </w:t>
+            </w:r>
             <w:r>
               <w:rPr>
                 <w:rFonts w:ascii="Courier New" w:eastAsia="Times New Roman" w:hAnsi="Courier New" w:cs="Courier New"/>
@@ -6557,9 +5457,17 @@
                 <w:szCs w:val="20"/>
                 <w:lang w:eastAsia="fr-CA"/>
               </w:rPr>
-              <w:t>_</w:t>
-            </w:r>
-            <w:proofErr w:type="gramStart"/>
+              <w:t>data</w:t>
+            </w:r>
+            <w:r>
+              <w:rPr>
+                <w:rFonts w:ascii="Times New Roman" w:eastAsia="Times New Roman" w:hAnsi="Times New Roman" w:cs="Times New Roman"/>
+                <w:sz w:val="24"/>
+                <w:szCs w:val="24"/>
+                <w:lang w:eastAsia="fr-CA"/>
+              </w:rPr>
+              <w:t xml:space="preserve"> : données </w:t>
+            </w:r>
             <w:r>
               <w:rPr>
                 <w:rFonts w:ascii="Courier New" w:eastAsia="Times New Roman" w:hAnsi="Courier New" w:cs="Courier New"/>
@@ -6567,9 +5475,27 @@
                 <w:szCs w:val="20"/>
                 <w:lang w:eastAsia="fr-CA"/>
               </w:rPr>
-              <w:t>age</w:t>
-            </w:r>
-            <w:proofErr w:type="spellEnd"/>
+              <w:t>specimen</w:t>
+            </w:r>
+            <w:r>
+              <w:rPr>
+                <w:rFonts w:ascii="Times New Roman" w:eastAsia="Times New Roman" w:hAnsi="Times New Roman" w:cs="Times New Roman"/>
+                <w:sz w:val="24"/>
+                <w:szCs w:val="24"/>
+                <w:lang w:eastAsia="fr-CA"/>
+              </w:rPr>
+              <w:t xml:space="preserve"> (1 seule espèce)</w:t>
+            </w:r>
+            <w:r>
+              <w:rPr>
+                <w:rFonts w:ascii="Times New Roman" w:eastAsia="Times New Roman" w:hAnsi="Times New Roman" w:cs="Times New Roman"/>
+                <w:sz w:val="24"/>
+                <w:szCs w:val="24"/>
+                <w:lang w:eastAsia="fr-CA"/>
+              </w:rPr>
+              <w:br/>
+              <w:t xml:space="preserve">- </w:t>
+            </w:r>
             <w:r>
               <w:rPr>
                 <w:rFonts w:ascii="Courier New" w:eastAsia="Times New Roman" w:hAnsi="Courier New" w:cs="Courier New"/>
@@ -6577,9 +5503,17 @@
                 <w:szCs w:val="20"/>
                 <w:lang w:eastAsia="fr-CA"/>
               </w:rPr>
-              <w:t>(</w:t>
-            </w:r>
-            <w:proofErr w:type="gramEnd"/>
+              <w:t>groupement</w:t>
+            </w:r>
+            <w:r>
+              <w:rPr>
+                <w:rFonts w:ascii="Times New Roman" w:eastAsia="Times New Roman" w:hAnsi="Times New Roman" w:cs="Times New Roman"/>
+                <w:sz w:val="24"/>
+                <w:szCs w:val="24"/>
+                <w:lang w:eastAsia="fr-CA"/>
+              </w:rPr>
+              <w:t xml:space="preserve"> : </w:t>
+            </w:r>
             <w:r>
               <w:rPr>
                 <w:rFonts w:ascii="Courier New" w:eastAsia="Times New Roman" w:hAnsi="Courier New" w:cs="Courier New"/>
@@ -6587,121 +5521,16 @@
                 <w:szCs w:val="20"/>
                 <w:lang w:eastAsia="fr-CA"/>
               </w:rPr>
-              <w:t>)</w:t>
-            </w:r>
-          </w:p>
-        </w:tc>
-        <w:tc>
-          <w:tcPr>
-            <w:tcW w:w="0" w:type="auto"/>
-            <w:vAlign w:val="center"/>
-            <w:hideMark/>
-          </w:tcPr>
-          <w:p>
-            <w:pPr>
-              <w:spacing w:before="0" w:after="0"/>
-              <w:rPr>
-                <w:rFonts w:ascii="Times New Roman" w:eastAsia="Times New Roman" w:hAnsi="Times New Roman" w:cs="Times New Roman"/>
-                <w:sz w:val="24"/>
-                <w:szCs w:val="24"/>
-                <w:lang w:eastAsia="fr-CA"/>
-              </w:rPr>
-            </w:pPr>
-            <w:r>
-              <w:rPr>
-                <w:rFonts w:ascii="Times New Roman" w:eastAsia="Times New Roman" w:hAnsi="Times New Roman" w:cs="Times New Roman"/>
-                <w:sz w:val="24"/>
-                <w:szCs w:val="24"/>
-                <w:lang w:eastAsia="fr-CA"/>
-              </w:rPr>
-              <w:t xml:space="preserve">Génère un </w:t>
-            </w:r>
-            <w:r>
-              <w:rPr>
-                <w:rFonts w:ascii="Times New Roman" w:eastAsia="Times New Roman" w:hAnsi="Times New Roman" w:cs="Times New Roman"/>
-                <w:b/>
-                <w:bCs/>
-                <w:sz w:val="24"/>
-                <w:szCs w:val="24"/>
-                <w:lang w:eastAsia="fr-CA"/>
-              </w:rPr>
-              <w:t>histogramme</w:t>
-            </w:r>
-            <w:r>
-              <w:rPr>
-                <w:rFonts w:ascii="Times New Roman" w:eastAsia="Times New Roman" w:hAnsi="Times New Roman" w:cs="Times New Roman"/>
-                <w:sz w:val="24"/>
-                <w:szCs w:val="24"/>
-                <w:lang w:eastAsia="fr-CA"/>
-              </w:rPr>
-              <w:t xml:space="preserve"> ou un </w:t>
-            </w:r>
-            <w:r>
-              <w:rPr>
-                <w:rFonts w:ascii="Times New Roman" w:eastAsia="Times New Roman" w:hAnsi="Times New Roman" w:cs="Times New Roman"/>
-                <w:b/>
-                <w:bCs/>
-                <w:sz w:val="24"/>
-                <w:szCs w:val="24"/>
-                <w:lang w:eastAsia="fr-CA"/>
-              </w:rPr>
-              <w:t>tableau</w:t>
-            </w:r>
-            <w:r>
-              <w:rPr>
-                <w:rFonts w:ascii="Times New Roman" w:eastAsia="Times New Roman" w:hAnsi="Times New Roman" w:cs="Times New Roman"/>
-                <w:sz w:val="24"/>
-                <w:szCs w:val="24"/>
-                <w:lang w:eastAsia="fr-CA"/>
-              </w:rPr>
-              <w:t xml:space="preserve"> des </w:t>
-            </w:r>
-            <w:r>
-              <w:rPr>
-                <w:rFonts w:ascii="Times New Roman" w:eastAsia="Times New Roman" w:hAnsi="Times New Roman" w:cs="Times New Roman"/>
-                <w:b/>
-                <w:bCs/>
-                <w:sz w:val="24"/>
-                <w:szCs w:val="24"/>
-                <w:lang w:eastAsia="fr-CA"/>
-              </w:rPr>
-              <w:t>âges</w:t>
-            </w:r>
-            <w:r>
-              <w:rPr>
-                <w:rFonts w:ascii="Times New Roman" w:eastAsia="Times New Roman" w:hAnsi="Times New Roman" w:cs="Times New Roman"/>
-                <w:sz w:val="24"/>
-                <w:szCs w:val="24"/>
-                <w:lang w:eastAsia="fr-CA"/>
-              </w:rPr>
-              <w:t xml:space="preserve"> pour une espèce donnée, avec regroupement optionnel (sexe, marquage, maturité)</w:t>
-            </w:r>
-          </w:p>
-        </w:tc>
-        <w:tc>
-          <w:tcPr>
-            <w:tcW w:w="0" w:type="auto"/>
-            <w:vAlign w:val="center"/>
-            <w:hideMark/>
-          </w:tcPr>
-          <w:p>
-            <w:pPr>
-              <w:spacing w:before="0" w:after="0"/>
-              <w:rPr>
-                <w:rFonts w:ascii="Times New Roman" w:eastAsia="Times New Roman" w:hAnsi="Times New Roman" w:cs="Times New Roman"/>
-                <w:sz w:val="24"/>
-                <w:szCs w:val="24"/>
-                <w:lang w:eastAsia="fr-CA"/>
-              </w:rPr>
-            </w:pPr>
-            <w:r>
-              <w:rPr>
-                <w:rFonts w:ascii="Times New Roman" w:eastAsia="Times New Roman" w:hAnsi="Times New Roman" w:cs="Times New Roman"/>
-                <w:sz w:val="24"/>
-                <w:szCs w:val="24"/>
-                <w:lang w:eastAsia="fr-CA"/>
-              </w:rPr>
-              <w:t xml:space="preserve">- </w:t>
+              <w:t>"tous"</w:t>
+            </w:r>
+            <w:r>
+              <w:rPr>
+                <w:rFonts w:ascii="Times New Roman" w:eastAsia="Times New Roman" w:hAnsi="Times New Roman" w:cs="Times New Roman"/>
+                <w:sz w:val="24"/>
+                <w:szCs w:val="24"/>
+                <w:lang w:eastAsia="fr-CA"/>
+              </w:rPr>
+              <w:t xml:space="preserve">, </w:t>
             </w:r>
             <w:r>
               <w:rPr>
@@ -6710,18 +5539,17 @@
                 <w:szCs w:val="20"/>
                 <w:lang w:eastAsia="fr-CA"/>
               </w:rPr>
-              <w:t>data</w:t>
-            </w:r>
-            <w:r>
-              <w:rPr>
-                <w:rFonts w:ascii="Times New Roman" w:eastAsia="Times New Roman" w:hAnsi="Times New Roman" w:cs="Times New Roman"/>
-                <w:sz w:val="24"/>
-                <w:szCs w:val="24"/>
-                <w:lang w:eastAsia="fr-CA"/>
-              </w:rPr>
-              <w:t xml:space="preserve"> : données </w:t>
-            </w:r>
-            <w:proofErr w:type="spellStart"/>
+              <w:t>"sexe"</w:t>
+            </w:r>
+            <w:r>
+              <w:rPr>
+                <w:rFonts w:ascii="Times New Roman" w:eastAsia="Times New Roman" w:hAnsi="Times New Roman" w:cs="Times New Roman"/>
+                <w:sz w:val="24"/>
+                <w:szCs w:val="24"/>
+                <w:lang w:eastAsia="fr-CA"/>
+              </w:rPr>
+              <w:t xml:space="preserve">, </w:t>
+            </w:r>
             <w:r>
               <w:rPr>
                 <w:rFonts w:ascii="Courier New" w:eastAsia="Times New Roman" w:hAnsi="Courier New" w:cs="Courier New"/>
@@ -6729,27 +5557,16 @@
                 <w:szCs w:val="20"/>
                 <w:lang w:eastAsia="fr-CA"/>
               </w:rPr>
-              <w:t>specimen</w:t>
-            </w:r>
-            <w:proofErr w:type="spellEnd"/>
-            <w:r>
-              <w:rPr>
-                <w:rFonts w:ascii="Times New Roman" w:eastAsia="Times New Roman" w:hAnsi="Times New Roman" w:cs="Times New Roman"/>
-                <w:sz w:val="24"/>
-                <w:szCs w:val="24"/>
-                <w:lang w:eastAsia="fr-CA"/>
-              </w:rPr>
-              <w:t xml:space="preserve"> (1 seule espèce)</w:t>
-            </w:r>
-            <w:r>
-              <w:rPr>
-                <w:rFonts w:ascii="Times New Roman" w:eastAsia="Times New Roman" w:hAnsi="Times New Roman" w:cs="Times New Roman"/>
-                <w:sz w:val="24"/>
-                <w:szCs w:val="24"/>
-                <w:lang w:eastAsia="fr-CA"/>
-              </w:rPr>
-              <w:br/>
-              <w:t xml:space="preserve">- </w:t>
+              <w:t>"maturite"</w:t>
+            </w:r>
+            <w:r>
+              <w:rPr>
+                <w:rFonts w:ascii="Times New Roman" w:eastAsia="Times New Roman" w:hAnsi="Times New Roman" w:cs="Times New Roman"/>
+                <w:sz w:val="24"/>
+                <w:szCs w:val="24"/>
+                <w:lang w:eastAsia="fr-CA"/>
+              </w:rPr>
+              <w:t xml:space="preserve">, </w:t>
             </w:r>
             <w:r>
               <w:rPr>
@@ -6758,16 +5575,17 @@
                 <w:szCs w:val="20"/>
                 <w:lang w:eastAsia="fr-CA"/>
               </w:rPr>
-              <w:t>groupement</w:t>
-            </w:r>
-            <w:r>
-              <w:rPr>
-                <w:rFonts w:ascii="Times New Roman" w:eastAsia="Times New Roman" w:hAnsi="Times New Roman" w:cs="Times New Roman"/>
-                <w:sz w:val="24"/>
-                <w:szCs w:val="24"/>
-                <w:lang w:eastAsia="fr-CA"/>
-              </w:rPr>
-              <w:t xml:space="preserve"> : </w:t>
+              <w:t>"marquage"</w:t>
+            </w:r>
+            <w:r>
+              <w:rPr>
+                <w:rFonts w:ascii="Times New Roman" w:eastAsia="Times New Roman" w:hAnsi="Times New Roman" w:cs="Times New Roman"/>
+                <w:sz w:val="24"/>
+                <w:szCs w:val="24"/>
+                <w:lang w:eastAsia="fr-CA"/>
+              </w:rPr>
+              <w:br/>
+              <w:t xml:space="preserve">- </w:t>
             </w:r>
             <w:r>
               <w:rPr>
@@ -6776,16 +5594,16 @@
                 <w:szCs w:val="20"/>
                 <w:lang w:eastAsia="fr-CA"/>
               </w:rPr>
-              <w:t>"tous"</w:t>
-            </w:r>
-            <w:r>
-              <w:rPr>
-                <w:rFonts w:ascii="Times New Roman" w:eastAsia="Times New Roman" w:hAnsi="Times New Roman" w:cs="Times New Roman"/>
-                <w:sz w:val="24"/>
-                <w:szCs w:val="24"/>
-                <w:lang w:eastAsia="fr-CA"/>
-              </w:rPr>
-              <w:t xml:space="preserve">, </w:t>
+              <w:t>format</w:t>
+            </w:r>
+            <w:r>
+              <w:rPr>
+                <w:rFonts w:ascii="Times New Roman" w:eastAsia="Times New Roman" w:hAnsi="Times New Roman" w:cs="Times New Roman"/>
+                <w:sz w:val="24"/>
+                <w:szCs w:val="24"/>
+                <w:lang w:eastAsia="fr-CA"/>
+              </w:rPr>
+              <w:t xml:space="preserve"> : </w:t>
             </w:r>
             <w:r>
               <w:rPr>
@@ -6794,7 +5612,7 @@
                 <w:szCs w:val="20"/>
                 <w:lang w:eastAsia="fr-CA"/>
               </w:rPr>
-              <w:t>"sexe"</w:t>
+              <w:t>"plot"</w:t>
             </w:r>
             <w:r>
               <w:rPr>
@@ -6812,9 +5630,17 @@
                 <w:szCs w:val="20"/>
                 <w:lang w:eastAsia="fr-CA"/>
               </w:rPr>
-              <w:t>"</w:t>
-            </w:r>
-            <w:proofErr w:type="spellStart"/>
+              <w:t>"data.frame"</w:t>
+            </w:r>
+            <w:r>
+              <w:rPr>
+                <w:rFonts w:ascii="Times New Roman" w:eastAsia="Times New Roman" w:hAnsi="Times New Roman" w:cs="Times New Roman"/>
+                <w:sz w:val="24"/>
+                <w:szCs w:val="24"/>
+                <w:lang w:eastAsia="fr-CA"/>
+              </w:rPr>
+              <w:t xml:space="preserve">, </w:t>
+            </w:r>
             <w:r>
               <w:rPr>
                 <w:rFonts w:ascii="Courier New" w:eastAsia="Times New Roman" w:hAnsi="Courier New" w:cs="Courier New"/>
@@ -6822,9 +5648,35 @@
                 <w:szCs w:val="20"/>
                 <w:lang w:eastAsia="fr-CA"/>
               </w:rPr>
-              <w:t>maturite</w:t>
-            </w:r>
-            <w:proofErr w:type="spellEnd"/>
+              <w:t>"flextable"</w:t>
+            </w:r>
+          </w:p>
+        </w:tc>
+        <w:tc>
+          <w:tcPr>
+            <w:tcW w:w="0" w:type="auto"/>
+            <w:vAlign w:val="center"/>
+            <w:hideMark/>
+          </w:tcPr>
+          <w:p>
+            <w:pPr>
+              <w:spacing w:before="0" w:after="0"/>
+              <w:rPr>
+                <w:rFonts w:ascii="Times New Roman" w:eastAsia="Times New Roman" w:hAnsi="Times New Roman" w:cs="Times New Roman"/>
+                <w:sz w:val="24"/>
+                <w:szCs w:val="24"/>
+                <w:lang w:eastAsia="fr-CA"/>
+              </w:rPr>
+            </w:pPr>
+            <w:r>
+              <w:rPr>
+                <w:rFonts w:ascii="Times New Roman" w:eastAsia="Times New Roman" w:hAnsi="Times New Roman" w:cs="Times New Roman"/>
+                <w:sz w:val="24"/>
+                <w:szCs w:val="24"/>
+                <w:lang w:eastAsia="fr-CA"/>
+              </w:rPr>
+              <w:t>Un graphique (</w:t>
+            </w:r>
             <w:r>
               <w:rPr>
                 <w:rFonts w:ascii="Courier New" w:eastAsia="Times New Roman" w:hAnsi="Courier New" w:cs="Courier New"/>
@@ -6832,16 +5684,16 @@
                 <w:szCs w:val="20"/>
                 <w:lang w:eastAsia="fr-CA"/>
               </w:rPr>
-              <w:t>"</w:t>
-            </w:r>
-            <w:r>
-              <w:rPr>
-                <w:rFonts w:ascii="Times New Roman" w:eastAsia="Times New Roman" w:hAnsi="Times New Roman" w:cs="Times New Roman"/>
-                <w:sz w:val="24"/>
-                <w:szCs w:val="24"/>
-                <w:lang w:eastAsia="fr-CA"/>
-              </w:rPr>
-              <w:t xml:space="preserve">, </w:t>
+              <w:t>ggplot</w:t>
+            </w:r>
+            <w:r>
+              <w:rPr>
+                <w:rFonts w:ascii="Times New Roman" w:eastAsia="Times New Roman" w:hAnsi="Times New Roman" w:cs="Times New Roman"/>
+                <w:sz w:val="24"/>
+                <w:szCs w:val="24"/>
+                <w:lang w:eastAsia="fr-CA"/>
+              </w:rPr>
+              <w:t>) ou un tableau (</w:t>
             </w:r>
             <w:r>
               <w:rPr>
@@ -6850,17 +5702,16 @@
                 <w:szCs w:val="20"/>
                 <w:lang w:eastAsia="fr-CA"/>
               </w:rPr>
-              <w:t>"marquage"</w:t>
-            </w:r>
-            <w:r>
-              <w:rPr>
-                <w:rFonts w:ascii="Times New Roman" w:eastAsia="Times New Roman" w:hAnsi="Times New Roman" w:cs="Times New Roman"/>
-                <w:sz w:val="24"/>
-                <w:szCs w:val="24"/>
-                <w:lang w:eastAsia="fr-CA"/>
-              </w:rPr>
-              <w:br/>
-              <w:t xml:space="preserve">- </w:t>
+              <w:t>data.frame</w:t>
+            </w:r>
+            <w:r>
+              <w:rPr>
+                <w:rFonts w:ascii="Times New Roman" w:eastAsia="Times New Roman" w:hAnsi="Times New Roman" w:cs="Times New Roman"/>
+                <w:sz w:val="24"/>
+                <w:szCs w:val="24"/>
+                <w:lang w:eastAsia="fr-CA"/>
+              </w:rPr>
+              <w:t xml:space="preserve"> ou </w:t>
             </w:r>
             <w:r>
               <w:rPr>
@@ -6869,184 +5720,8 @@
                 <w:szCs w:val="20"/>
                 <w:lang w:eastAsia="fr-CA"/>
               </w:rPr>
-              <w:t>format</w:t>
-            </w:r>
-            <w:r>
-              <w:rPr>
-                <w:rFonts w:ascii="Times New Roman" w:eastAsia="Times New Roman" w:hAnsi="Times New Roman" w:cs="Times New Roman"/>
-                <w:sz w:val="24"/>
-                <w:szCs w:val="24"/>
-                <w:lang w:eastAsia="fr-CA"/>
-              </w:rPr>
-              <w:t xml:space="preserve"> : </w:t>
-            </w:r>
-            <w:r>
-              <w:rPr>
-                <w:rFonts w:ascii="Courier New" w:eastAsia="Times New Roman" w:hAnsi="Courier New" w:cs="Courier New"/>
-                <w:sz w:val="20"/>
-                <w:szCs w:val="20"/>
-                <w:lang w:eastAsia="fr-CA"/>
-              </w:rPr>
-              <w:t>"plot"</w:t>
-            </w:r>
-            <w:r>
-              <w:rPr>
-                <w:rFonts w:ascii="Times New Roman" w:eastAsia="Times New Roman" w:hAnsi="Times New Roman" w:cs="Times New Roman"/>
-                <w:sz w:val="24"/>
-                <w:szCs w:val="24"/>
-                <w:lang w:eastAsia="fr-CA"/>
-              </w:rPr>
-              <w:t xml:space="preserve">, </w:t>
-            </w:r>
-            <w:r>
-              <w:rPr>
-                <w:rFonts w:ascii="Courier New" w:eastAsia="Times New Roman" w:hAnsi="Courier New" w:cs="Courier New"/>
-                <w:sz w:val="20"/>
-                <w:szCs w:val="20"/>
-                <w:lang w:eastAsia="fr-CA"/>
-              </w:rPr>
-              <w:t>"</w:t>
-            </w:r>
-            <w:proofErr w:type="spellStart"/>
-            <w:proofErr w:type="gramStart"/>
-            <w:r>
-              <w:rPr>
-                <w:rFonts w:ascii="Courier New" w:eastAsia="Times New Roman" w:hAnsi="Courier New" w:cs="Courier New"/>
-                <w:sz w:val="20"/>
-                <w:szCs w:val="20"/>
-                <w:lang w:eastAsia="fr-CA"/>
-              </w:rPr>
-              <w:t>data.frame</w:t>
-            </w:r>
-            <w:proofErr w:type="spellEnd"/>
-            <w:proofErr w:type="gramEnd"/>
-            <w:r>
-              <w:rPr>
-                <w:rFonts w:ascii="Courier New" w:eastAsia="Times New Roman" w:hAnsi="Courier New" w:cs="Courier New"/>
-                <w:sz w:val="20"/>
-                <w:szCs w:val="20"/>
-                <w:lang w:eastAsia="fr-CA"/>
-              </w:rPr>
-              <w:t>"</w:t>
-            </w:r>
-            <w:r>
-              <w:rPr>
-                <w:rFonts w:ascii="Times New Roman" w:eastAsia="Times New Roman" w:hAnsi="Times New Roman" w:cs="Times New Roman"/>
-                <w:sz w:val="24"/>
-                <w:szCs w:val="24"/>
-                <w:lang w:eastAsia="fr-CA"/>
-              </w:rPr>
-              <w:t xml:space="preserve">, </w:t>
-            </w:r>
-            <w:r>
-              <w:rPr>
-                <w:rFonts w:ascii="Courier New" w:eastAsia="Times New Roman" w:hAnsi="Courier New" w:cs="Courier New"/>
-                <w:sz w:val="20"/>
-                <w:szCs w:val="20"/>
-                <w:lang w:eastAsia="fr-CA"/>
-              </w:rPr>
-              <w:t>"</w:t>
-            </w:r>
-            <w:proofErr w:type="spellStart"/>
-            <w:r>
-              <w:rPr>
-                <w:rFonts w:ascii="Courier New" w:eastAsia="Times New Roman" w:hAnsi="Courier New" w:cs="Courier New"/>
-                <w:sz w:val="20"/>
-                <w:szCs w:val="20"/>
-                <w:lang w:eastAsia="fr-CA"/>
-              </w:rPr>
               <w:t>flextable</w:t>
             </w:r>
-            <w:proofErr w:type="spellEnd"/>
-            <w:r>
-              <w:rPr>
-                <w:rFonts w:ascii="Courier New" w:eastAsia="Times New Roman" w:hAnsi="Courier New" w:cs="Courier New"/>
-                <w:sz w:val="20"/>
-                <w:szCs w:val="20"/>
-                <w:lang w:eastAsia="fr-CA"/>
-              </w:rPr>
-              <w:t>"</w:t>
-            </w:r>
-          </w:p>
-        </w:tc>
-        <w:tc>
-          <w:tcPr>
-            <w:tcW w:w="0" w:type="auto"/>
-            <w:vAlign w:val="center"/>
-            <w:hideMark/>
-          </w:tcPr>
-          <w:p>
-            <w:pPr>
-              <w:spacing w:before="0" w:after="0"/>
-              <w:rPr>
-                <w:rFonts w:ascii="Times New Roman" w:eastAsia="Times New Roman" w:hAnsi="Times New Roman" w:cs="Times New Roman"/>
-                <w:sz w:val="24"/>
-                <w:szCs w:val="24"/>
-                <w:lang w:eastAsia="fr-CA"/>
-              </w:rPr>
-            </w:pPr>
-            <w:r>
-              <w:rPr>
-                <w:rFonts w:ascii="Times New Roman" w:eastAsia="Times New Roman" w:hAnsi="Times New Roman" w:cs="Times New Roman"/>
-                <w:sz w:val="24"/>
-                <w:szCs w:val="24"/>
-                <w:lang w:eastAsia="fr-CA"/>
-              </w:rPr>
-              <w:t>Un graphique (</w:t>
-            </w:r>
-            <w:proofErr w:type="spellStart"/>
-            <w:r>
-              <w:rPr>
-                <w:rFonts w:ascii="Courier New" w:eastAsia="Times New Roman" w:hAnsi="Courier New" w:cs="Courier New"/>
-                <w:sz w:val="20"/>
-                <w:szCs w:val="20"/>
-                <w:lang w:eastAsia="fr-CA"/>
-              </w:rPr>
-              <w:t>ggplot</w:t>
-            </w:r>
-            <w:proofErr w:type="spellEnd"/>
-            <w:r>
-              <w:rPr>
-                <w:rFonts w:ascii="Times New Roman" w:eastAsia="Times New Roman" w:hAnsi="Times New Roman" w:cs="Times New Roman"/>
-                <w:sz w:val="24"/>
-                <w:szCs w:val="24"/>
-                <w:lang w:eastAsia="fr-CA"/>
-              </w:rPr>
-              <w:t>) ou un tableau (</w:t>
-            </w:r>
-            <w:proofErr w:type="spellStart"/>
-            <w:proofErr w:type="gramStart"/>
-            <w:r>
-              <w:rPr>
-                <w:rFonts w:ascii="Courier New" w:eastAsia="Times New Roman" w:hAnsi="Courier New" w:cs="Courier New"/>
-                <w:sz w:val="20"/>
-                <w:szCs w:val="20"/>
-                <w:lang w:eastAsia="fr-CA"/>
-              </w:rPr>
-              <w:t>data.frame</w:t>
-            </w:r>
-            <w:proofErr w:type="spellEnd"/>
-            <w:proofErr w:type="gramEnd"/>
-            <w:r>
-              <w:rPr>
-                <w:rFonts w:ascii="Times New Roman" w:eastAsia="Times New Roman" w:hAnsi="Times New Roman" w:cs="Times New Roman"/>
-                <w:sz w:val="24"/>
-                <w:szCs w:val="24"/>
-                <w:lang w:eastAsia="fr-CA"/>
-              </w:rPr>
-              <w:t xml:space="preserve"> ou </w:t>
-            </w:r>
-            <w:proofErr w:type="spellStart"/>
-            <w:r>
-              <w:rPr>
-                <w:rFonts w:ascii="Courier New" w:eastAsia="Times New Roman" w:hAnsi="Courier New" w:cs="Courier New"/>
-                <w:sz w:val="20"/>
-                <w:szCs w:val="20"/>
-                <w:lang w:eastAsia="fr-CA"/>
-              </w:rPr>
-              <w:t>flextable</w:t>
-            </w:r>
-            <w:proofErr w:type="spellEnd"/>
             <w:r>
               <w:rPr>
                 <w:rFonts w:ascii="Times New Roman" w:eastAsia="Times New Roman" w:hAnsi="Times New Roman" w:cs="Times New Roman"/>
@@ -7265,8 +5940,6 @@
                 <w:lang w:eastAsia="fr-CA"/>
               </w:rPr>
             </w:pPr>
-            <w:proofErr w:type="spellStart"/>
-            <w:proofErr w:type="gramStart"/>
             <w:r>
               <w:rPr>
                 <w:rFonts w:ascii="Courier New" w:eastAsia="Times New Roman" w:hAnsi="Courier New" w:cs="Courier New"/>
@@ -7274,9 +5947,53 @@
                 <w:szCs w:val="20"/>
                 <w:lang w:eastAsia="fr-CA"/>
               </w:rPr>
-              <w:t>courbe</w:t>
-            </w:r>
-            <w:proofErr w:type="gramEnd"/>
+              <w:t>courbe_croissance_comparaison()</w:t>
+            </w:r>
+          </w:p>
+        </w:tc>
+        <w:tc>
+          <w:tcPr>
+            <w:tcW w:w="0" w:type="auto"/>
+            <w:vAlign w:val="center"/>
+            <w:hideMark/>
+          </w:tcPr>
+          <w:p>
+            <w:pPr>
+              <w:spacing w:before="0" w:after="0"/>
+              <w:rPr>
+                <w:rFonts w:ascii="Times New Roman" w:eastAsia="Times New Roman" w:hAnsi="Times New Roman" w:cs="Times New Roman"/>
+                <w:sz w:val="24"/>
+                <w:szCs w:val="24"/>
+                <w:lang w:eastAsia="fr-CA"/>
+              </w:rPr>
+            </w:pPr>
+            <w:r>
+              <w:rPr>
+                <w:rFonts w:ascii="Times New Roman" w:eastAsia="Times New Roman" w:hAnsi="Times New Roman" w:cs="Times New Roman"/>
+                <w:sz w:val="24"/>
+                <w:szCs w:val="24"/>
+                <w:lang w:eastAsia="fr-CA"/>
+              </w:rPr>
+              <w:t>Calcule et compare les paramètres des 3 modèles de croissance (Von Bertalanffy, Gompertz, Logistique)</w:t>
+            </w:r>
+          </w:p>
+        </w:tc>
+        <w:tc>
+          <w:tcPr>
+            <w:tcW w:w="0" w:type="auto"/>
+            <w:vAlign w:val="center"/>
+            <w:hideMark/>
+          </w:tcPr>
+          <w:p>
+            <w:pPr>
+              <w:spacing w:before="0" w:after="0"/>
+              <w:rPr>
+                <w:rFonts w:ascii="Times New Roman" w:eastAsia="Times New Roman" w:hAnsi="Times New Roman" w:cs="Times New Roman"/>
+                <w:sz w:val="24"/>
+                <w:szCs w:val="24"/>
+                <w:lang w:eastAsia="fr-CA"/>
+              </w:rPr>
+            </w:pPr>
             <w:r>
               <w:rPr>
                 <w:rFonts w:ascii="Courier New" w:eastAsia="Times New Roman" w:hAnsi="Courier New" w:cs="Courier New"/>
@@ -7284,9 +6001,17 @@
                 <w:szCs w:val="20"/>
                 <w:lang w:eastAsia="fr-CA"/>
               </w:rPr>
-              <w:t>_croissance_</w:t>
-            </w:r>
-            <w:proofErr w:type="gramStart"/>
+              <w:t>data</w:t>
+            </w:r>
+            <w:r>
+              <w:rPr>
+                <w:rFonts w:ascii="Times New Roman" w:eastAsia="Times New Roman" w:hAnsi="Times New Roman" w:cs="Times New Roman"/>
+                <w:sz w:val="24"/>
+                <w:szCs w:val="24"/>
+                <w:lang w:eastAsia="fr-CA"/>
+              </w:rPr>
+              <w:t xml:space="preserve"> : tableau de spécimens avec colonnes </w:t>
+            </w:r>
             <w:r>
               <w:rPr>
                 <w:rFonts w:ascii="Courier New" w:eastAsia="Times New Roman" w:hAnsi="Courier New" w:cs="Courier New"/>
@@ -7294,9 +6019,17 @@
                 <w:szCs w:val="20"/>
                 <w:lang w:eastAsia="fr-CA"/>
               </w:rPr>
-              <w:t>comparaison</w:t>
-            </w:r>
-            <w:proofErr w:type="spellEnd"/>
+              <w:t>ltm</w:t>
+            </w:r>
+            <w:r>
+              <w:rPr>
+                <w:rFonts w:ascii="Times New Roman" w:eastAsia="Times New Roman" w:hAnsi="Times New Roman" w:cs="Times New Roman"/>
+                <w:sz w:val="24"/>
+                <w:szCs w:val="24"/>
+                <w:lang w:eastAsia="fr-CA"/>
+              </w:rPr>
+              <w:t xml:space="preserve"> et </w:t>
+            </w:r>
             <w:r>
               <w:rPr>
                 <w:rFonts w:ascii="Courier New" w:eastAsia="Times New Roman" w:hAnsi="Courier New" w:cs="Courier New"/>
@@ -7304,9 +6037,26 @@
                 <w:szCs w:val="20"/>
                 <w:lang w:eastAsia="fr-CA"/>
               </w:rPr>
-              <w:t>(</w:t>
-            </w:r>
-            <w:proofErr w:type="gramEnd"/>
+              <w:t>age</w:t>
+            </w:r>
+            <w:r>
+              <w:rPr>
+                <w:rFonts w:ascii="Times New Roman" w:eastAsia="Times New Roman" w:hAnsi="Times New Roman" w:cs="Times New Roman"/>
+                <w:sz w:val="24"/>
+                <w:szCs w:val="24"/>
+                <w:lang w:eastAsia="fr-CA"/>
+              </w:rPr>
+              <w:t xml:space="preserve"> </w:t>
+            </w:r>
+            <w:r>
+              <w:rPr>
+                <w:rFonts w:ascii="Times New Roman" w:eastAsia="Times New Roman" w:hAnsi="Times New Roman" w:cs="Times New Roman"/>
+                <w:sz w:val="24"/>
+                <w:szCs w:val="24"/>
+                <w:lang w:eastAsia="fr-CA"/>
+              </w:rPr>
+              <w:br/>
+            </w:r>
             <w:r>
               <w:rPr>
                 <w:rFonts w:ascii="Courier New" w:eastAsia="Times New Roman" w:hAnsi="Courier New" w:cs="Courier New"/>
@@ -7314,74 +6064,17 @@
                 <w:szCs w:val="20"/>
                 <w:lang w:eastAsia="fr-CA"/>
               </w:rPr>
-              <w:t>)</w:t>
-            </w:r>
-          </w:p>
-        </w:tc>
-        <w:tc>
-          <w:tcPr>
-            <w:tcW w:w="0" w:type="auto"/>
-            <w:vAlign w:val="center"/>
-            <w:hideMark/>
-          </w:tcPr>
-          <w:p>
-            <w:pPr>
-              <w:spacing w:before="0" w:after="0"/>
-              <w:rPr>
-                <w:rFonts w:ascii="Times New Roman" w:eastAsia="Times New Roman" w:hAnsi="Times New Roman" w:cs="Times New Roman"/>
-                <w:sz w:val="24"/>
-                <w:szCs w:val="24"/>
-                <w:lang w:eastAsia="fr-CA"/>
-              </w:rPr>
-            </w:pPr>
-            <w:r>
-              <w:rPr>
-                <w:rFonts w:ascii="Times New Roman" w:eastAsia="Times New Roman" w:hAnsi="Times New Roman" w:cs="Times New Roman"/>
-                <w:sz w:val="24"/>
-                <w:szCs w:val="24"/>
-                <w:lang w:eastAsia="fr-CA"/>
-              </w:rPr>
-              <w:t xml:space="preserve">Calcule et compare les paramètres des 3 modèles de croissance (Von Bertalanffy, </w:t>
-            </w:r>
-            <w:proofErr w:type="spellStart"/>
-            <w:r>
-              <w:rPr>
-                <w:rFonts w:ascii="Times New Roman" w:eastAsia="Times New Roman" w:hAnsi="Times New Roman" w:cs="Times New Roman"/>
-                <w:sz w:val="24"/>
-                <w:szCs w:val="24"/>
-                <w:lang w:eastAsia="fr-CA"/>
-              </w:rPr>
-              <w:t>Gompertz</w:t>
-            </w:r>
-            <w:proofErr w:type="spellEnd"/>
-            <w:r>
-              <w:rPr>
-                <w:rFonts w:ascii="Times New Roman" w:eastAsia="Times New Roman" w:hAnsi="Times New Roman" w:cs="Times New Roman"/>
-                <w:sz w:val="24"/>
-                <w:szCs w:val="24"/>
-                <w:lang w:eastAsia="fr-CA"/>
-              </w:rPr>
-              <w:t>, Logistique)</w:t>
-            </w:r>
-          </w:p>
-        </w:tc>
-        <w:tc>
-          <w:tcPr>
-            <w:tcW w:w="0" w:type="auto"/>
-            <w:vAlign w:val="center"/>
-            <w:hideMark/>
-          </w:tcPr>
-          <w:p>
-            <w:pPr>
-              <w:spacing w:before="0" w:after="0"/>
-              <w:rPr>
-                <w:rFonts w:ascii="Times New Roman" w:eastAsia="Times New Roman" w:hAnsi="Times New Roman" w:cs="Times New Roman"/>
-                <w:sz w:val="24"/>
-                <w:szCs w:val="24"/>
-                <w:lang w:eastAsia="fr-CA"/>
-              </w:rPr>
-            </w:pPr>
-            <w:proofErr w:type="gramStart"/>
+              <w:t>format</w:t>
+            </w:r>
+            <w:r>
+              <w:rPr>
+                <w:rFonts w:ascii="Times New Roman" w:eastAsia="Times New Roman" w:hAnsi="Times New Roman" w:cs="Times New Roman"/>
+                <w:sz w:val="24"/>
+                <w:szCs w:val="24"/>
+                <w:lang w:eastAsia="fr-CA"/>
+              </w:rPr>
+              <w:t xml:space="preserve"> : </w:t>
+            </w:r>
             <w:r>
               <w:rPr>
                 <w:rFonts w:ascii="Courier New" w:eastAsia="Times New Roman" w:hAnsi="Courier New" w:cs="Courier New"/>
@@ -7389,19 +6082,17 @@
                 <w:szCs w:val="20"/>
                 <w:lang w:eastAsia="fr-CA"/>
               </w:rPr>
-              <w:t>data</w:t>
-            </w:r>
-            <w:proofErr w:type="gramEnd"/>
-            <w:r>
-              <w:rPr>
-                <w:rFonts w:ascii="Times New Roman" w:eastAsia="Times New Roman" w:hAnsi="Times New Roman" w:cs="Times New Roman"/>
-                <w:sz w:val="24"/>
-                <w:szCs w:val="24"/>
-                <w:lang w:eastAsia="fr-CA"/>
-              </w:rPr>
-              <w:t xml:space="preserve"> : tableau de spécimens avec colonnes </w:t>
-            </w:r>
-            <w:proofErr w:type="spellStart"/>
+              <w:t>"data.frame"</w:t>
+            </w:r>
+            <w:r>
+              <w:rPr>
+                <w:rFonts w:ascii="Times New Roman" w:eastAsia="Times New Roman" w:hAnsi="Times New Roman" w:cs="Times New Roman"/>
+                <w:sz w:val="24"/>
+                <w:szCs w:val="24"/>
+                <w:lang w:eastAsia="fr-CA"/>
+              </w:rPr>
+              <w:t xml:space="preserve"> ou </w:t>
+            </w:r>
             <w:r>
               <w:rPr>
                 <w:rFonts w:ascii="Courier New" w:eastAsia="Times New Roman" w:hAnsi="Courier New" w:cs="Courier New"/>
@@ -7409,19 +6100,35 @@
                 <w:szCs w:val="20"/>
                 <w:lang w:eastAsia="fr-CA"/>
               </w:rPr>
-              <w:t>ltm</w:t>
-            </w:r>
-            <w:proofErr w:type="spellEnd"/>
-            <w:r>
-              <w:rPr>
-                <w:rFonts w:ascii="Times New Roman" w:eastAsia="Times New Roman" w:hAnsi="Times New Roman" w:cs="Times New Roman"/>
-                <w:sz w:val="24"/>
-                <w:szCs w:val="24"/>
-                <w:lang w:eastAsia="fr-CA"/>
-              </w:rPr>
-              <w:t xml:space="preserve"> et </w:t>
-            </w:r>
-            <w:proofErr w:type="spellStart"/>
+              <w:t>"flextable"</w:t>
+            </w:r>
+          </w:p>
+        </w:tc>
+        <w:tc>
+          <w:tcPr>
+            <w:tcW w:w="0" w:type="auto"/>
+            <w:vAlign w:val="center"/>
+            <w:hideMark/>
+          </w:tcPr>
+          <w:p>
+            <w:pPr>
+              <w:spacing w:before="0" w:after="0"/>
+              <w:rPr>
+                <w:rFonts w:ascii="Times New Roman" w:eastAsia="Times New Roman" w:hAnsi="Times New Roman" w:cs="Times New Roman"/>
+                <w:sz w:val="24"/>
+                <w:szCs w:val="24"/>
+                <w:lang w:eastAsia="fr-CA"/>
+              </w:rPr>
+            </w:pPr>
+            <w:r>
+              <w:rPr>
+                <w:rFonts w:ascii="Times New Roman" w:eastAsia="Times New Roman" w:hAnsi="Times New Roman" w:cs="Times New Roman"/>
+                <w:sz w:val="24"/>
+                <w:szCs w:val="24"/>
+                <w:lang w:eastAsia="fr-CA"/>
+              </w:rPr>
+              <w:t>Tableau des paramètres par modèle, brut (</w:t>
+            </w:r>
             <w:r>
               <w:rPr>
                 <w:rFonts w:ascii="Courier New" w:eastAsia="Times New Roman" w:hAnsi="Courier New" w:cs="Courier New"/>
@@ -7429,26 +6136,16 @@
                 <w:szCs w:val="20"/>
                 <w:lang w:eastAsia="fr-CA"/>
               </w:rPr>
-              <w:t>age</w:t>
-            </w:r>
-            <w:proofErr w:type="spellEnd"/>
-            <w:r>
-              <w:rPr>
-                <w:rFonts w:ascii="Times New Roman" w:eastAsia="Times New Roman" w:hAnsi="Times New Roman" w:cs="Times New Roman"/>
-                <w:sz w:val="24"/>
-                <w:szCs w:val="24"/>
-                <w:lang w:eastAsia="fr-CA"/>
-              </w:rPr>
-              <w:t xml:space="preserve"> </w:t>
-            </w:r>
-            <w:r>
-              <w:rPr>
-                <w:rFonts w:ascii="Times New Roman" w:eastAsia="Times New Roman" w:hAnsi="Times New Roman" w:cs="Times New Roman"/>
-                <w:sz w:val="24"/>
-                <w:szCs w:val="24"/>
-                <w:lang w:eastAsia="fr-CA"/>
-              </w:rPr>
-              <w:br/>
+              <w:t>data.frame</w:t>
+            </w:r>
+            <w:r>
+              <w:rPr>
+                <w:rFonts w:ascii="Times New Roman" w:eastAsia="Times New Roman" w:hAnsi="Times New Roman" w:cs="Times New Roman"/>
+                <w:sz w:val="24"/>
+                <w:szCs w:val="24"/>
+                <w:lang w:eastAsia="fr-CA"/>
+              </w:rPr>
+              <w:t>) ou formaté (</w:t>
             </w:r>
             <w:r>
               <w:rPr>
@@ -7457,146 +6154,8 @@
                 <w:szCs w:val="20"/>
                 <w:lang w:eastAsia="fr-CA"/>
               </w:rPr>
-              <w:t>format</w:t>
-            </w:r>
-            <w:r>
-              <w:rPr>
-                <w:rFonts w:ascii="Times New Roman" w:eastAsia="Times New Roman" w:hAnsi="Times New Roman" w:cs="Times New Roman"/>
-                <w:sz w:val="24"/>
-                <w:szCs w:val="24"/>
-                <w:lang w:eastAsia="fr-CA"/>
-              </w:rPr>
-              <w:t xml:space="preserve"> : </w:t>
-            </w:r>
-            <w:r>
-              <w:rPr>
-                <w:rFonts w:ascii="Courier New" w:eastAsia="Times New Roman" w:hAnsi="Courier New" w:cs="Courier New"/>
-                <w:sz w:val="20"/>
-                <w:szCs w:val="20"/>
-                <w:lang w:eastAsia="fr-CA"/>
-              </w:rPr>
-              <w:t>"</w:t>
-            </w:r>
-            <w:proofErr w:type="spellStart"/>
-            <w:proofErr w:type="gramStart"/>
-            <w:r>
-              <w:rPr>
-                <w:rFonts w:ascii="Courier New" w:eastAsia="Times New Roman" w:hAnsi="Courier New" w:cs="Courier New"/>
-                <w:sz w:val="20"/>
-                <w:szCs w:val="20"/>
-                <w:lang w:eastAsia="fr-CA"/>
-              </w:rPr>
-              <w:t>data.frame</w:t>
-            </w:r>
-            <w:proofErr w:type="spellEnd"/>
-            <w:proofErr w:type="gramEnd"/>
-            <w:r>
-              <w:rPr>
-                <w:rFonts w:ascii="Courier New" w:eastAsia="Times New Roman" w:hAnsi="Courier New" w:cs="Courier New"/>
-                <w:sz w:val="20"/>
-                <w:szCs w:val="20"/>
-                <w:lang w:eastAsia="fr-CA"/>
-              </w:rPr>
-              <w:t>"</w:t>
-            </w:r>
-            <w:r>
-              <w:rPr>
-                <w:rFonts w:ascii="Times New Roman" w:eastAsia="Times New Roman" w:hAnsi="Times New Roman" w:cs="Times New Roman"/>
-                <w:sz w:val="24"/>
-                <w:szCs w:val="24"/>
-                <w:lang w:eastAsia="fr-CA"/>
-              </w:rPr>
-              <w:t xml:space="preserve"> ou </w:t>
-            </w:r>
-            <w:r>
-              <w:rPr>
-                <w:rFonts w:ascii="Courier New" w:eastAsia="Times New Roman" w:hAnsi="Courier New" w:cs="Courier New"/>
-                <w:sz w:val="20"/>
-                <w:szCs w:val="20"/>
-                <w:lang w:eastAsia="fr-CA"/>
-              </w:rPr>
-              <w:t>"</w:t>
-            </w:r>
-            <w:proofErr w:type="spellStart"/>
-            <w:r>
-              <w:rPr>
-                <w:rFonts w:ascii="Courier New" w:eastAsia="Times New Roman" w:hAnsi="Courier New" w:cs="Courier New"/>
-                <w:sz w:val="20"/>
-                <w:szCs w:val="20"/>
-                <w:lang w:eastAsia="fr-CA"/>
-              </w:rPr>
               <w:t>flextable</w:t>
             </w:r>
-            <w:proofErr w:type="spellEnd"/>
-            <w:r>
-              <w:rPr>
-                <w:rFonts w:ascii="Courier New" w:eastAsia="Times New Roman" w:hAnsi="Courier New" w:cs="Courier New"/>
-                <w:sz w:val="20"/>
-                <w:szCs w:val="20"/>
-                <w:lang w:eastAsia="fr-CA"/>
-              </w:rPr>
-              <w:t>"</w:t>
-            </w:r>
-          </w:p>
-        </w:tc>
-        <w:tc>
-          <w:tcPr>
-            <w:tcW w:w="0" w:type="auto"/>
-            <w:vAlign w:val="center"/>
-            <w:hideMark/>
-          </w:tcPr>
-          <w:p>
-            <w:pPr>
-              <w:spacing w:before="0" w:after="0"/>
-              <w:rPr>
-                <w:rFonts w:ascii="Times New Roman" w:eastAsia="Times New Roman" w:hAnsi="Times New Roman" w:cs="Times New Roman"/>
-                <w:sz w:val="24"/>
-                <w:szCs w:val="24"/>
-                <w:lang w:eastAsia="fr-CA"/>
-              </w:rPr>
-            </w:pPr>
-            <w:r>
-              <w:rPr>
-                <w:rFonts w:ascii="Times New Roman" w:eastAsia="Times New Roman" w:hAnsi="Times New Roman" w:cs="Times New Roman"/>
-                <w:sz w:val="24"/>
-                <w:szCs w:val="24"/>
-                <w:lang w:eastAsia="fr-CA"/>
-              </w:rPr>
-              <w:t>Tableau des paramètres par modèle, brut (</w:t>
-            </w:r>
-            <w:proofErr w:type="spellStart"/>
-            <w:proofErr w:type="gramStart"/>
-            <w:r>
-              <w:rPr>
-                <w:rFonts w:ascii="Courier New" w:eastAsia="Times New Roman" w:hAnsi="Courier New" w:cs="Courier New"/>
-                <w:sz w:val="20"/>
-                <w:szCs w:val="20"/>
-                <w:lang w:eastAsia="fr-CA"/>
-              </w:rPr>
-              <w:t>data.frame</w:t>
-            </w:r>
-            <w:proofErr w:type="spellEnd"/>
-            <w:proofErr w:type="gramEnd"/>
-            <w:r>
-              <w:rPr>
-                <w:rFonts w:ascii="Times New Roman" w:eastAsia="Times New Roman" w:hAnsi="Times New Roman" w:cs="Times New Roman"/>
-                <w:sz w:val="24"/>
-                <w:szCs w:val="24"/>
-                <w:lang w:eastAsia="fr-CA"/>
-              </w:rPr>
-              <w:t>) ou formaté (</w:t>
-            </w:r>
-            <w:proofErr w:type="spellStart"/>
-            <w:r>
-              <w:rPr>
-                <w:rFonts w:ascii="Courier New" w:eastAsia="Times New Roman" w:hAnsi="Courier New" w:cs="Courier New"/>
-                <w:sz w:val="20"/>
-                <w:szCs w:val="20"/>
-                <w:lang w:eastAsia="fr-CA"/>
-              </w:rPr>
-              <w:t>flextable</w:t>
-            </w:r>
-            <w:proofErr w:type="spellEnd"/>
             <w:r>
               <w:rPr>
                 <w:rFonts w:ascii="Times New Roman" w:eastAsia="Times New Roman" w:hAnsi="Times New Roman" w:cs="Times New Roman"/>
@@ -7629,8 +6188,6 @@
                 <w:lang w:eastAsia="fr-CA"/>
               </w:rPr>
             </w:pPr>
-            <w:proofErr w:type="spellStart"/>
-            <w:proofErr w:type="gramStart"/>
             <w:r>
               <w:rPr>
                 <w:rFonts w:ascii="Courier New" w:eastAsia="Times New Roman" w:hAnsi="Courier New" w:cs="Courier New"/>
@@ -7638,9 +6195,53 @@
                 <w:szCs w:val="20"/>
                 <w:lang w:eastAsia="fr-CA"/>
               </w:rPr>
-              <w:t>select</w:t>
-            </w:r>
-            <w:proofErr w:type="gramEnd"/>
+              <w:t>select_best_croissance_model()</w:t>
+            </w:r>
+          </w:p>
+        </w:tc>
+        <w:tc>
+          <w:tcPr>
+            <w:tcW w:w="0" w:type="auto"/>
+            <w:vAlign w:val="center"/>
+            <w:hideMark/>
+          </w:tcPr>
+          <w:p>
+            <w:pPr>
+              <w:spacing w:before="0" w:after="0"/>
+              <w:rPr>
+                <w:rFonts w:ascii="Times New Roman" w:eastAsia="Times New Roman" w:hAnsi="Times New Roman" w:cs="Times New Roman"/>
+                <w:sz w:val="24"/>
+                <w:szCs w:val="24"/>
+                <w:lang w:eastAsia="fr-CA"/>
+              </w:rPr>
+            </w:pPr>
+            <w:r>
+              <w:rPr>
+                <w:rFonts w:ascii="Times New Roman" w:eastAsia="Times New Roman" w:hAnsi="Times New Roman" w:cs="Times New Roman"/>
+                <w:sz w:val="24"/>
+                <w:szCs w:val="24"/>
+                <w:lang w:eastAsia="fr-CA"/>
+              </w:rPr>
+              <w:t>Sélectionne automatiquement le meilleur modèle selon le plus petit AIC</w:t>
+            </w:r>
+          </w:p>
+        </w:tc>
+        <w:tc>
+          <w:tcPr>
+            <w:tcW w:w="0" w:type="auto"/>
+            <w:vAlign w:val="center"/>
+            <w:hideMark/>
+          </w:tcPr>
+          <w:p>
+            <w:pPr>
+              <w:spacing w:before="0" w:after="0"/>
+              <w:rPr>
+                <w:rFonts w:ascii="Times New Roman" w:eastAsia="Times New Roman" w:hAnsi="Times New Roman" w:cs="Times New Roman"/>
+                <w:sz w:val="24"/>
+                <w:szCs w:val="24"/>
+                <w:lang w:eastAsia="fr-CA"/>
+              </w:rPr>
+            </w:pPr>
             <w:r>
               <w:rPr>
                 <w:rFonts w:ascii="Courier New" w:eastAsia="Times New Roman" w:hAnsi="Courier New" w:cs="Courier New"/>
@@ -7648,9 +6249,17 @@
                 <w:szCs w:val="20"/>
                 <w:lang w:eastAsia="fr-CA"/>
               </w:rPr>
-              <w:t>_best_croissance_</w:t>
-            </w:r>
-            <w:proofErr w:type="gramStart"/>
+              <w:t>tablemodele</w:t>
+            </w:r>
+            <w:r>
+              <w:rPr>
+                <w:rFonts w:ascii="Times New Roman" w:eastAsia="Times New Roman" w:hAnsi="Times New Roman" w:cs="Times New Roman"/>
+                <w:sz w:val="24"/>
+                <w:szCs w:val="24"/>
+                <w:lang w:eastAsia="fr-CA"/>
+              </w:rPr>
+              <w:t xml:space="preserve"> : tableau généré par </w:t>
+            </w:r>
             <w:r>
               <w:rPr>
                 <w:rFonts w:ascii="Courier New" w:eastAsia="Times New Roman" w:hAnsi="Courier New" w:cs="Courier New"/>
@@ -7658,9 +6267,35 @@
                 <w:szCs w:val="20"/>
                 <w:lang w:eastAsia="fr-CA"/>
               </w:rPr>
-              <w:t>model</w:t>
-            </w:r>
-            <w:proofErr w:type="spellEnd"/>
+              <w:t>courbe_croissance_comparaison()</w:t>
+            </w:r>
+          </w:p>
+        </w:tc>
+        <w:tc>
+          <w:tcPr>
+            <w:tcW w:w="0" w:type="auto"/>
+            <w:vAlign w:val="center"/>
+            <w:hideMark/>
+          </w:tcPr>
+          <w:p>
+            <w:pPr>
+              <w:spacing w:before="0" w:after="0"/>
+              <w:rPr>
+                <w:rFonts w:ascii="Times New Roman" w:eastAsia="Times New Roman" w:hAnsi="Times New Roman" w:cs="Times New Roman"/>
+                <w:sz w:val="24"/>
+                <w:szCs w:val="24"/>
+                <w:lang w:eastAsia="fr-CA"/>
+              </w:rPr>
+            </w:pPr>
+            <w:r>
+              <w:rPr>
+                <w:rFonts w:ascii="Times New Roman" w:eastAsia="Times New Roman" w:hAnsi="Times New Roman" w:cs="Times New Roman"/>
+                <w:sz w:val="24"/>
+                <w:szCs w:val="24"/>
+                <w:lang w:eastAsia="fr-CA"/>
+              </w:rPr>
+              <w:t>Nom du meilleur modèle (</w:t>
+            </w:r>
             <w:r>
               <w:rPr>
                 <w:rFonts w:ascii="Courier New" w:eastAsia="Times New Roman" w:hAnsi="Courier New" w:cs="Courier New"/>
@@ -7668,9 +6303,17 @@
                 <w:szCs w:val="20"/>
                 <w:lang w:eastAsia="fr-CA"/>
               </w:rPr>
-              <w:t>(</w:t>
-            </w:r>
-            <w:proofErr w:type="gramEnd"/>
+              <w:t>"Von Bertalanffy"</w:t>
+            </w:r>
+            <w:r>
+              <w:rPr>
+                <w:rFonts w:ascii="Times New Roman" w:eastAsia="Times New Roman" w:hAnsi="Times New Roman" w:cs="Times New Roman"/>
+                <w:sz w:val="24"/>
+                <w:szCs w:val="24"/>
+                <w:lang w:eastAsia="fr-CA"/>
+              </w:rPr>
+              <w:t xml:space="preserve">, </w:t>
+            </w:r>
             <w:r>
               <w:rPr>
                 <w:rFonts w:ascii="Courier New" w:eastAsia="Times New Roman" w:hAnsi="Courier New" w:cs="Courier New"/>
@@ -7678,188 +6321,7 @@
                 <w:szCs w:val="20"/>
                 <w:lang w:eastAsia="fr-CA"/>
               </w:rPr>
-              <w:t>)</w:t>
-            </w:r>
-          </w:p>
-        </w:tc>
-        <w:tc>
-          <w:tcPr>
-            <w:tcW w:w="0" w:type="auto"/>
-            <w:vAlign w:val="center"/>
-            <w:hideMark/>
-          </w:tcPr>
-          <w:p>
-            <w:pPr>
-              <w:spacing w:before="0" w:after="0"/>
-              <w:rPr>
-                <w:rFonts w:ascii="Times New Roman" w:eastAsia="Times New Roman" w:hAnsi="Times New Roman" w:cs="Times New Roman"/>
-                <w:sz w:val="24"/>
-                <w:szCs w:val="24"/>
-                <w:lang w:eastAsia="fr-CA"/>
-              </w:rPr>
-            </w:pPr>
-            <w:r>
-              <w:rPr>
-                <w:rFonts w:ascii="Times New Roman" w:eastAsia="Times New Roman" w:hAnsi="Times New Roman" w:cs="Times New Roman"/>
-                <w:sz w:val="24"/>
-                <w:szCs w:val="24"/>
-                <w:lang w:eastAsia="fr-CA"/>
-              </w:rPr>
-              <w:t>Sélectionne automatiquement le meilleur modèle selon le plus petit AIC</w:t>
-            </w:r>
-          </w:p>
-        </w:tc>
-        <w:tc>
-          <w:tcPr>
-            <w:tcW w:w="0" w:type="auto"/>
-            <w:vAlign w:val="center"/>
-            <w:hideMark/>
-          </w:tcPr>
-          <w:p>
-            <w:pPr>
-              <w:spacing w:before="0" w:after="0"/>
-              <w:rPr>
-                <w:rFonts w:ascii="Times New Roman" w:eastAsia="Times New Roman" w:hAnsi="Times New Roman" w:cs="Times New Roman"/>
-                <w:sz w:val="24"/>
-                <w:szCs w:val="24"/>
-                <w:lang w:eastAsia="fr-CA"/>
-              </w:rPr>
-            </w:pPr>
-            <w:proofErr w:type="spellStart"/>
-            <w:proofErr w:type="gramStart"/>
-            <w:r>
-              <w:rPr>
-                <w:rFonts w:ascii="Courier New" w:eastAsia="Times New Roman" w:hAnsi="Courier New" w:cs="Courier New"/>
-                <w:sz w:val="20"/>
-                <w:szCs w:val="20"/>
-                <w:lang w:eastAsia="fr-CA"/>
-              </w:rPr>
-              <w:t>tablemodele</w:t>
-            </w:r>
-            <w:proofErr w:type="spellEnd"/>
-            <w:proofErr w:type="gramEnd"/>
-            <w:r>
-              <w:rPr>
-                <w:rFonts w:ascii="Times New Roman" w:eastAsia="Times New Roman" w:hAnsi="Times New Roman" w:cs="Times New Roman"/>
-                <w:sz w:val="24"/>
-                <w:szCs w:val="24"/>
-                <w:lang w:eastAsia="fr-CA"/>
-              </w:rPr>
-              <w:t xml:space="preserve"> : tableau généré par </w:t>
-            </w:r>
-            <w:proofErr w:type="spellStart"/>
-            <w:r>
-              <w:rPr>
-                <w:rFonts w:ascii="Courier New" w:eastAsia="Times New Roman" w:hAnsi="Courier New" w:cs="Courier New"/>
-                <w:sz w:val="20"/>
-                <w:szCs w:val="20"/>
-                <w:lang w:eastAsia="fr-CA"/>
-              </w:rPr>
-              <w:t>courbe_croissance_</w:t>
-            </w:r>
-            <w:proofErr w:type="gramStart"/>
-            <w:r>
-              <w:rPr>
-                <w:rFonts w:ascii="Courier New" w:eastAsia="Times New Roman" w:hAnsi="Courier New" w:cs="Courier New"/>
-                <w:sz w:val="20"/>
-                <w:szCs w:val="20"/>
-                <w:lang w:eastAsia="fr-CA"/>
-              </w:rPr>
-              <w:t>comparaison</w:t>
-            </w:r>
-            <w:proofErr w:type="spellEnd"/>
-            <w:r>
-              <w:rPr>
-                <w:rFonts w:ascii="Courier New" w:eastAsia="Times New Roman" w:hAnsi="Courier New" w:cs="Courier New"/>
-                <w:sz w:val="20"/>
-                <w:szCs w:val="20"/>
-                <w:lang w:eastAsia="fr-CA"/>
-              </w:rPr>
-              <w:t>(</w:t>
-            </w:r>
-            <w:proofErr w:type="gramEnd"/>
-            <w:r>
-              <w:rPr>
-                <w:rFonts w:ascii="Courier New" w:eastAsia="Times New Roman" w:hAnsi="Courier New" w:cs="Courier New"/>
-                <w:sz w:val="20"/>
-                <w:szCs w:val="20"/>
-                <w:lang w:eastAsia="fr-CA"/>
-              </w:rPr>
-              <w:t>)</w:t>
-            </w:r>
-          </w:p>
-        </w:tc>
-        <w:tc>
-          <w:tcPr>
-            <w:tcW w:w="0" w:type="auto"/>
-            <w:vAlign w:val="center"/>
-            <w:hideMark/>
-          </w:tcPr>
-          <w:p>
-            <w:pPr>
-              <w:spacing w:before="0" w:after="0"/>
-              <w:rPr>
-                <w:rFonts w:ascii="Times New Roman" w:eastAsia="Times New Roman" w:hAnsi="Times New Roman" w:cs="Times New Roman"/>
-                <w:sz w:val="24"/>
-                <w:szCs w:val="24"/>
-                <w:lang w:eastAsia="fr-CA"/>
-              </w:rPr>
-            </w:pPr>
-            <w:r>
-              <w:rPr>
-                <w:rFonts w:ascii="Times New Roman" w:eastAsia="Times New Roman" w:hAnsi="Times New Roman" w:cs="Times New Roman"/>
-                <w:sz w:val="24"/>
-                <w:szCs w:val="24"/>
-                <w:lang w:eastAsia="fr-CA"/>
-              </w:rPr>
-              <w:t>Nom du meilleur modèle (</w:t>
-            </w:r>
-            <w:r>
-              <w:rPr>
-                <w:rFonts w:ascii="Courier New" w:eastAsia="Times New Roman" w:hAnsi="Courier New" w:cs="Courier New"/>
-                <w:sz w:val="20"/>
-                <w:szCs w:val="20"/>
-                <w:lang w:eastAsia="fr-CA"/>
-              </w:rPr>
-              <w:t>"Von Bertalanffy"</w:t>
-            </w:r>
-            <w:r>
-              <w:rPr>
-                <w:rFonts w:ascii="Times New Roman" w:eastAsia="Times New Roman" w:hAnsi="Times New Roman" w:cs="Times New Roman"/>
-                <w:sz w:val="24"/>
-                <w:szCs w:val="24"/>
-                <w:lang w:eastAsia="fr-CA"/>
-              </w:rPr>
-              <w:t xml:space="preserve">, </w:t>
-            </w:r>
-            <w:r>
-              <w:rPr>
-                <w:rFonts w:ascii="Courier New" w:eastAsia="Times New Roman" w:hAnsi="Courier New" w:cs="Courier New"/>
-                <w:sz w:val="20"/>
-                <w:szCs w:val="20"/>
-                <w:lang w:eastAsia="fr-CA"/>
-              </w:rPr>
-              <w:t>"</w:t>
-            </w:r>
-            <w:proofErr w:type="spellStart"/>
-            <w:r>
-              <w:rPr>
-                <w:rFonts w:ascii="Courier New" w:eastAsia="Times New Roman" w:hAnsi="Courier New" w:cs="Courier New"/>
-                <w:sz w:val="20"/>
-                <w:szCs w:val="20"/>
-                <w:lang w:eastAsia="fr-CA"/>
-              </w:rPr>
-              <w:t>Gompertz</w:t>
-            </w:r>
-            <w:proofErr w:type="spellEnd"/>
-            <w:r>
-              <w:rPr>
-                <w:rFonts w:ascii="Courier New" w:eastAsia="Times New Roman" w:hAnsi="Courier New" w:cs="Courier New"/>
-                <w:sz w:val="20"/>
-                <w:szCs w:val="20"/>
-                <w:lang w:eastAsia="fr-CA"/>
-              </w:rPr>
-              <w:t>"</w:t>
+              <w:t>"Gompertz"</w:t>
             </w:r>
             <w:r>
               <w:rPr>
@@ -7911,8 +6373,6 @@
                 <w:lang w:eastAsia="fr-CA"/>
               </w:rPr>
             </w:pPr>
-            <w:proofErr w:type="spellStart"/>
-            <w:proofErr w:type="gramStart"/>
             <w:r>
               <w:rPr>
                 <w:rFonts w:ascii="Courier New" w:eastAsia="Times New Roman" w:hAnsi="Courier New" w:cs="Courier New"/>
@@ -7920,9 +6380,53 @@
                 <w:szCs w:val="20"/>
                 <w:lang w:eastAsia="fr-CA"/>
               </w:rPr>
-              <w:t>courbe</w:t>
-            </w:r>
-            <w:proofErr w:type="gramEnd"/>
+              <w:t>courbe_croissance_plot()</w:t>
+            </w:r>
+          </w:p>
+        </w:tc>
+        <w:tc>
+          <w:tcPr>
+            <w:tcW w:w="0" w:type="auto"/>
+            <w:vAlign w:val="center"/>
+            <w:hideMark/>
+          </w:tcPr>
+          <w:p>
+            <w:pPr>
+              <w:spacing w:before="0" w:after="0"/>
+              <w:rPr>
+                <w:rFonts w:ascii="Times New Roman" w:eastAsia="Times New Roman" w:hAnsi="Times New Roman" w:cs="Times New Roman"/>
+                <w:sz w:val="24"/>
+                <w:szCs w:val="24"/>
+                <w:lang w:eastAsia="fr-CA"/>
+              </w:rPr>
+            </w:pPr>
+            <w:r>
+              <w:rPr>
+                <w:rFonts w:ascii="Times New Roman" w:eastAsia="Times New Roman" w:hAnsi="Times New Roman" w:cs="Times New Roman"/>
+                <w:sz w:val="24"/>
+                <w:szCs w:val="24"/>
+                <w:lang w:eastAsia="fr-CA"/>
+              </w:rPr>
+              <w:t>Génère un graphique de la courbe de croissance ajustée selon le modèle sélectionné</w:t>
+            </w:r>
+          </w:p>
+        </w:tc>
+        <w:tc>
+          <w:tcPr>
+            <w:tcW w:w="0" w:type="auto"/>
+            <w:vAlign w:val="center"/>
+            <w:hideMark/>
+          </w:tcPr>
+          <w:p>
+            <w:pPr>
+              <w:spacing w:before="0" w:after="0"/>
+              <w:rPr>
+                <w:rFonts w:ascii="Times New Roman" w:eastAsia="Times New Roman" w:hAnsi="Times New Roman" w:cs="Times New Roman"/>
+                <w:sz w:val="24"/>
+                <w:szCs w:val="24"/>
+                <w:lang w:eastAsia="fr-CA"/>
+              </w:rPr>
+            </w:pPr>
             <w:r>
               <w:rPr>
                 <w:rFonts w:ascii="Courier New" w:eastAsia="Times New Roman" w:hAnsi="Courier New" w:cs="Courier New"/>
@@ -7930,9 +6434,17 @@
                 <w:szCs w:val="20"/>
                 <w:lang w:eastAsia="fr-CA"/>
               </w:rPr>
-              <w:t>_croissance_</w:t>
-            </w:r>
-            <w:proofErr w:type="gramStart"/>
+              <w:t>dfspecimen</w:t>
+            </w:r>
+            <w:r>
+              <w:rPr>
+                <w:rFonts w:ascii="Times New Roman" w:eastAsia="Times New Roman" w:hAnsi="Times New Roman" w:cs="Times New Roman"/>
+                <w:sz w:val="24"/>
+                <w:szCs w:val="24"/>
+                <w:lang w:eastAsia="fr-CA"/>
+              </w:rPr>
+              <w:t xml:space="preserve"> : tableau avec </w:t>
+            </w:r>
             <w:r>
               <w:rPr>
                 <w:rFonts w:ascii="Courier New" w:eastAsia="Times New Roman" w:hAnsi="Courier New" w:cs="Courier New"/>
@@ -7940,9 +6452,17 @@
                 <w:szCs w:val="20"/>
                 <w:lang w:eastAsia="fr-CA"/>
               </w:rPr>
-              <w:t>plot</w:t>
-            </w:r>
-            <w:proofErr w:type="spellEnd"/>
+              <w:t>ltm</w:t>
+            </w:r>
+            <w:r>
+              <w:rPr>
+                <w:rFonts w:ascii="Times New Roman" w:eastAsia="Times New Roman" w:hAnsi="Times New Roman" w:cs="Times New Roman"/>
+                <w:sz w:val="24"/>
+                <w:szCs w:val="24"/>
+                <w:lang w:eastAsia="fr-CA"/>
+              </w:rPr>
+              <w:t xml:space="preserve">, </w:t>
+            </w:r>
             <w:r>
               <w:rPr>
                 <w:rFonts w:ascii="Courier New" w:eastAsia="Times New Roman" w:hAnsi="Courier New" w:cs="Courier New"/>
@@ -7950,9 +6470,17 @@
                 <w:szCs w:val="20"/>
                 <w:lang w:eastAsia="fr-CA"/>
               </w:rPr>
-              <w:t>(</w:t>
-            </w:r>
-            <w:proofErr w:type="gramEnd"/>
+              <w:t>age</w:t>
+            </w:r>
+            <w:r>
+              <w:rPr>
+                <w:rFonts w:ascii="Times New Roman" w:eastAsia="Times New Roman" w:hAnsi="Times New Roman" w:cs="Times New Roman"/>
+                <w:sz w:val="24"/>
+                <w:szCs w:val="24"/>
+                <w:lang w:eastAsia="fr-CA"/>
+              </w:rPr>
+              <w:t xml:space="preserve">, </w:t>
+            </w:r>
             <w:r>
               <w:rPr>
                 <w:rFonts w:ascii="Courier New" w:eastAsia="Times New Roman" w:hAnsi="Courier New" w:cs="Courier New"/>
@@ -7960,55 +6488,26 @@
                 <w:szCs w:val="20"/>
                 <w:lang w:eastAsia="fr-CA"/>
               </w:rPr>
-              <w:t>)</w:t>
-            </w:r>
-          </w:p>
-        </w:tc>
-        <w:tc>
-          <w:tcPr>
-            <w:tcW w:w="0" w:type="auto"/>
-            <w:vAlign w:val="center"/>
-            <w:hideMark/>
-          </w:tcPr>
-          <w:p>
-            <w:pPr>
-              <w:spacing w:before="0" w:after="0"/>
-              <w:rPr>
-                <w:rFonts w:ascii="Times New Roman" w:eastAsia="Times New Roman" w:hAnsi="Times New Roman" w:cs="Times New Roman"/>
-                <w:sz w:val="24"/>
-                <w:szCs w:val="24"/>
-                <w:lang w:eastAsia="fr-CA"/>
-              </w:rPr>
-            </w:pPr>
-            <w:r>
-              <w:rPr>
-                <w:rFonts w:ascii="Times New Roman" w:eastAsia="Times New Roman" w:hAnsi="Times New Roman" w:cs="Times New Roman"/>
-                <w:sz w:val="24"/>
-                <w:szCs w:val="24"/>
-                <w:lang w:eastAsia="fr-CA"/>
-              </w:rPr>
-              <w:t>Génère un graphique de la courbe de croissance ajustée selon le modèle sélectionné</w:t>
-            </w:r>
-          </w:p>
-        </w:tc>
-        <w:tc>
-          <w:tcPr>
-            <w:tcW w:w="0" w:type="auto"/>
-            <w:vAlign w:val="center"/>
-            <w:hideMark/>
-          </w:tcPr>
-          <w:p>
-            <w:pPr>
-              <w:spacing w:before="0" w:after="0"/>
-              <w:rPr>
-                <w:rFonts w:ascii="Times New Roman" w:eastAsia="Times New Roman" w:hAnsi="Times New Roman" w:cs="Times New Roman"/>
-                <w:sz w:val="24"/>
-                <w:szCs w:val="24"/>
-                <w:lang w:eastAsia="fr-CA"/>
-              </w:rPr>
-            </w:pPr>
-            <w:proofErr w:type="spellStart"/>
-            <w:proofErr w:type="gramStart"/>
+              <w:t>no_specimen</w:t>
+            </w:r>
+            <w:r>
+              <w:rPr>
+                <w:rFonts w:ascii="Times New Roman" w:eastAsia="Times New Roman" w:hAnsi="Times New Roman" w:cs="Times New Roman"/>
+                <w:sz w:val="24"/>
+                <w:szCs w:val="24"/>
+                <w:lang w:eastAsia="fr-CA"/>
+              </w:rPr>
+              <w:t xml:space="preserve"> </w:t>
+            </w:r>
+            <w:r>
+              <w:rPr>
+                <w:rFonts w:ascii="Times New Roman" w:eastAsia="Times New Roman" w:hAnsi="Times New Roman" w:cs="Times New Roman"/>
+                <w:sz w:val="24"/>
+                <w:szCs w:val="24"/>
+                <w:lang w:eastAsia="fr-CA"/>
+              </w:rPr>
+              <w:br/>
+            </w:r>
             <w:r>
               <w:rPr>
                 <w:rFonts w:ascii="Courier New" w:eastAsia="Times New Roman" w:hAnsi="Courier New" w:cs="Courier New"/>
@@ -8016,20 +6515,26 @@
                 <w:szCs w:val="20"/>
                 <w:lang w:eastAsia="fr-CA"/>
               </w:rPr>
-              <w:t>dfspecimen</w:t>
-            </w:r>
-            <w:proofErr w:type="spellEnd"/>
-            <w:proofErr w:type="gramEnd"/>
-            <w:r>
-              <w:rPr>
-                <w:rFonts w:ascii="Times New Roman" w:eastAsia="Times New Roman" w:hAnsi="Times New Roman" w:cs="Times New Roman"/>
-                <w:sz w:val="24"/>
-                <w:szCs w:val="24"/>
-                <w:lang w:eastAsia="fr-CA"/>
-              </w:rPr>
-              <w:t xml:space="preserve"> : tableau avec </w:t>
-            </w:r>
-            <w:proofErr w:type="spellStart"/>
+              <w:t>tablemodele</w:t>
+            </w:r>
+            <w:r>
+              <w:rPr>
+                <w:rFonts w:ascii="Times New Roman" w:eastAsia="Times New Roman" w:hAnsi="Times New Roman" w:cs="Times New Roman"/>
+                <w:sz w:val="24"/>
+                <w:szCs w:val="24"/>
+                <w:lang w:eastAsia="fr-CA"/>
+              </w:rPr>
+              <w:t xml:space="preserve"> : paramètres des modèles </w:t>
+            </w:r>
+            <w:r>
+              <w:rPr>
+                <w:rFonts w:ascii="Times New Roman" w:eastAsia="Times New Roman" w:hAnsi="Times New Roman" w:cs="Times New Roman"/>
+                <w:sz w:val="24"/>
+                <w:szCs w:val="24"/>
+                <w:lang w:eastAsia="fr-CA"/>
+              </w:rPr>
+              <w:br/>
+            </w:r>
             <w:r>
               <w:rPr>
                 <w:rFonts w:ascii="Courier New" w:eastAsia="Times New Roman" w:hAnsi="Courier New" w:cs="Courier New"/>
@@ -8037,19 +6542,44 @@
                 <w:szCs w:val="20"/>
                 <w:lang w:eastAsia="fr-CA"/>
               </w:rPr>
-              <w:t>ltm</w:t>
-            </w:r>
-            <w:proofErr w:type="spellEnd"/>
-            <w:r>
-              <w:rPr>
-                <w:rFonts w:ascii="Times New Roman" w:eastAsia="Times New Roman" w:hAnsi="Times New Roman" w:cs="Times New Roman"/>
-                <w:sz w:val="24"/>
-                <w:szCs w:val="24"/>
-                <w:lang w:eastAsia="fr-CA"/>
-              </w:rPr>
-              <w:t xml:space="preserve">, </w:t>
-            </w:r>
-            <w:proofErr w:type="spellStart"/>
+              <w:t>modele</w:t>
+            </w:r>
+            <w:r>
+              <w:rPr>
+                <w:rFonts w:ascii="Times New Roman" w:eastAsia="Times New Roman" w:hAnsi="Times New Roman" w:cs="Times New Roman"/>
+                <w:sz w:val="24"/>
+                <w:szCs w:val="24"/>
+                <w:lang w:eastAsia="fr-CA"/>
+              </w:rPr>
+              <w:t xml:space="preserve"> : nom du modèle choisi</w:t>
+            </w:r>
+          </w:p>
+        </w:tc>
+        <w:tc>
+          <w:tcPr>
+            <w:tcW w:w="0" w:type="auto"/>
+            <w:vAlign w:val="center"/>
+            <w:hideMark/>
+          </w:tcPr>
+          <w:p>
+            <w:pPr>
+              <w:spacing w:before="0" w:after="0"/>
+              <w:rPr>
+                <w:rFonts w:ascii="Times New Roman" w:eastAsia="Times New Roman" w:hAnsi="Times New Roman" w:cs="Times New Roman"/>
+                <w:sz w:val="24"/>
+                <w:szCs w:val="24"/>
+                <w:lang w:eastAsia="fr-CA"/>
+              </w:rPr>
+            </w:pPr>
+            <w:r>
+              <w:rPr>
+                <w:rFonts w:ascii="Times New Roman" w:eastAsia="Times New Roman" w:hAnsi="Times New Roman" w:cs="Times New Roman"/>
+                <w:sz w:val="24"/>
+                <w:szCs w:val="24"/>
+                <w:lang w:eastAsia="fr-CA"/>
+              </w:rPr>
+              <w:t xml:space="preserve">Graphique </w:t>
+            </w:r>
             <w:r>
               <w:rPr>
                 <w:rFonts w:ascii="Courier New" w:eastAsia="Times New Roman" w:hAnsi="Courier New" w:cs="Courier New"/>
@@ -8057,162 +6587,16 @@
                 <w:szCs w:val="20"/>
                 <w:lang w:eastAsia="fr-CA"/>
               </w:rPr>
-              <w:t>age</w:t>
-            </w:r>
-            <w:proofErr w:type="spellEnd"/>
-            <w:r>
-              <w:rPr>
-                <w:rFonts w:ascii="Times New Roman" w:eastAsia="Times New Roman" w:hAnsi="Times New Roman" w:cs="Times New Roman"/>
-                <w:sz w:val="24"/>
-                <w:szCs w:val="24"/>
-                <w:lang w:eastAsia="fr-CA"/>
-              </w:rPr>
-              <w:t xml:space="preserve">, </w:t>
-            </w:r>
-            <w:proofErr w:type="spellStart"/>
-            <w:r>
-              <w:rPr>
-                <w:rFonts w:ascii="Courier New" w:eastAsia="Times New Roman" w:hAnsi="Courier New" w:cs="Courier New"/>
-                <w:sz w:val="20"/>
-                <w:szCs w:val="20"/>
-                <w:lang w:eastAsia="fr-CA"/>
-              </w:rPr>
-              <w:t>no_specimen</w:t>
-            </w:r>
-            <w:proofErr w:type="spellEnd"/>
-            <w:r>
-              <w:rPr>
-                <w:rFonts w:ascii="Times New Roman" w:eastAsia="Times New Roman" w:hAnsi="Times New Roman" w:cs="Times New Roman"/>
-                <w:sz w:val="24"/>
-                <w:szCs w:val="24"/>
-                <w:lang w:eastAsia="fr-CA"/>
-              </w:rPr>
-              <w:t xml:space="preserve"> </w:t>
-            </w:r>
-            <w:r>
-              <w:rPr>
-                <w:rFonts w:ascii="Times New Roman" w:eastAsia="Times New Roman" w:hAnsi="Times New Roman" w:cs="Times New Roman"/>
-                <w:sz w:val="24"/>
-                <w:szCs w:val="24"/>
-                <w:lang w:eastAsia="fr-CA"/>
-              </w:rPr>
-              <w:br/>
-            </w:r>
-            <w:proofErr w:type="spellStart"/>
-            <w:r>
-              <w:rPr>
-                <w:rFonts w:ascii="Courier New" w:eastAsia="Times New Roman" w:hAnsi="Courier New" w:cs="Courier New"/>
-                <w:sz w:val="20"/>
-                <w:szCs w:val="20"/>
-                <w:lang w:eastAsia="fr-CA"/>
-              </w:rPr>
-              <w:t>tablemodele</w:t>
-            </w:r>
-            <w:proofErr w:type="spellEnd"/>
-            <w:r>
-              <w:rPr>
-                <w:rFonts w:ascii="Times New Roman" w:eastAsia="Times New Roman" w:hAnsi="Times New Roman" w:cs="Times New Roman"/>
-                <w:sz w:val="24"/>
-                <w:szCs w:val="24"/>
-                <w:lang w:eastAsia="fr-CA"/>
-              </w:rPr>
-              <w:t xml:space="preserve"> : paramètres des modèles </w:t>
-            </w:r>
-            <w:r>
-              <w:rPr>
-                <w:rFonts w:ascii="Times New Roman" w:eastAsia="Times New Roman" w:hAnsi="Times New Roman" w:cs="Times New Roman"/>
-                <w:sz w:val="24"/>
-                <w:szCs w:val="24"/>
-                <w:lang w:eastAsia="fr-CA"/>
-              </w:rPr>
-              <w:br/>
-            </w:r>
-            <w:proofErr w:type="spellStart"/>
-            <w:r>
-              <w:rPr>
-                <w:rFonts w:ascii="Courier New" w:eastAsia="Times New Roman" w:hAnsi="Courier New" w:cs="Courier New"/>
-                <w:sz w:val="20"/>
-                <w:szCs w:val="20"/>
-                <w:lang w:eastAsia="fr-CA"/>
-              </w:rPr>
-              <w:t>modele</w:t>
-            </w:r>
-            <w:proofErr w:type="spellEnd"/>
-            <w:r>
-              <w:rPr>
-                <w:rFonts w:ascii="Times New Roman" w:eastAsia="Times New Roman" w:hAnsi="Times New Roman" w:cs="Times New Roman"/>
-                <w:sz w:val="24"/>
-                <w:szCs w:val="24"/>
-                <w:lang w:eastAsia="fr-CA"/>
-              </w:rPr>
-              <w:t xml:space="preserve"> : nom du modèle choisi</w:t>
-            </w:r>
-          </w:p>
-        </w:tc>
-        <w:tc>
-          <w:tcPr>
-            <w:tcW w:w="0" w:type="auto"/>
-            <w:vAlign w:val="center"/>
-            <w:hideMark/>
-          </w:tcPr>
-          <w:p>
-            <w:pPr>
-              <w:spacing w:before="0" w:after="0"/>
-              <w:rPr>
-                <w:rFonts w:ascii="Times New Roman" w:eastAsia="Times New Roman" w:hAnsi="Times New Roman" w:cs="Times New Roman"/>
-                <w:sz w:val="24"/>
-                <w:szCs w:val="24"/>
-                <w:lang w:eastAsia="fr-CA"/>
-              </w:rPr>
-            </w:pPr>
-            <w:r>
-              <w:rPr>
-                <w:rFonts w:ascii="Times New Roman" w:eastAsia="Times New Roman" w:hAnsi="Times New Roman" w:cs="Times New Roman"/>
-                <w:sz w:val="24"/>
-                <w:szCs w:val="24"/>
-                <w:lang w:eastAsia="fr-CA"/>
-              </w:rPr>
-              <w:t xml:space="preserve">Graphique </w:t>
-            </w:r>
-            <w:proofErr w:type="spellStart"/>
-            <w:r>
-              <w:rPr>
-                <w:rFonts w:ascii="Courier New" w:eastAsia="Times New Roman" w:hAnsi="Courier New" w:cs="Courier New"/>
-                <w:sz w:val="20"/>
-                <w:szCs w:val="20"/>
-                <w:lang w:eastAsia="fr-CA"/>
-              </w:rPr>
               <w:t>ggplot</w:t>
             </w:r>
-            <w:proofErr w:type="spellEnd"/>
-            <w:r>
-              <w:rPr>
-                <w:rFonts w:ascii="Times New Roman" w:eastAsia="Times New Roman" w:hAnsi="Times New Roman" w:cs="Times New Roman"/>
-                <w:sz w:val="24"/>
-                <w:szCs w:val="24"/>
-                <w:lang w:eastAsia="fr-CA"/>
-              </w:rPr>
-              <w:t xml:space="preserve"> avec courbe ajustée, points observés, </w:t>
-            </w:r>
-            <w:proofErr w:type="spellStart"/>
-            <w:r>
-              <w:rPr>
-                <w:rFonts w:ascii="Times New Roman" w:eastAsia="Times New Roman" w:hAnsi="Times New Roman" w:cs="Times New Roman"/>
-                <w:sz w:val="24"/>
-                <w:szCs w:val="24"/>
-                <w:lang w:eastAsia="fr-CA"/>
-              </w:rPr>
-              <w:t>Linf</w:t>
-            </w:r>
-            <w:proofErr w:type="spellEnd"/>
-            <w:r>
-              <w:rPr>
-                <w:rFonts w:ascii="Times New Roman" w:eastAsia="Times New Roman" w:hAnsi="Times New Roman" w:cs="Times New Roman"/>
-                <w:sz w:val="24"/>
-                <w:szCs w:val="24"/>
-                <w:lang w:eastAsia="fr-CA"/>
-              </w:rPr>
-              <w:t xml:space="preserve"> et intervalles de confiance</w:t>
+            <w:r>
+              <w:rPr>
+                <w:rFonts w:ascii="Times New Roman" w:eastAsia="Times New Roman" w:hAnsi="Times New Roman" w:cs="Times New Roman"/>
+                <w:sz w:val="24"/>
+                <w:szCs w:val="24"/>
+                <w:lang w:eastAsia="fr-CA"/>
+              </w:rPr>
+              <w:t xml:space="preserve"> avec courbe ajustée, points observés, Linf et intervalles de confiance</w:t>
             </w:r>
           </w:p>
         </w:tc>
@@ -8236,6 +6620,7 @@
         <w:pStyle w:val="Titre2"/>
       </w:pPr>
       <w:r>
+        <w:lastRenderedPageBreak/>
         <w:t>Maturité</w:t>
       </w:r>
       <w:r>
@@ -8423,8 +6808,6 @@
                 <w:lang w:eastAsia="fr-CA"/>
               </w:rPr>
             </w:pPr>
-            <w:proofErr w:type="spellStart"/>
-            <w:proofErr w:type="gramStart"/>
             <w:r>
               <w:rPr>
                 <w:rFonts w:ascii="Courier New" w:eastAsia="Times New Roman" w:hAnsi="Courier New" w:cs="Courier New"/>
@@ -8432,9 +6815,53 @@
                 <w:szCs w:val="20"/>
                 <w:lang w:eastAsia="fr-CA"/>
               </w:rPr>
-              <w:t>psd</w:t>
-            </w:r>
-            <w:proofErr w:type="gramEnd"/>
+              <w:t>psd_indice()</w:t>
+            </w:r>
+          </w:p>
+        </w:tc>
+        <w:tc>
+          <w:tcPr>
+            <w:tcW w:w="0" w:type="auto"/>
+            <w:vAlign w:val="center"/>
+            <w:hideMark/>
+          </w:tcPr>
+          <w:p>
+            <w:pPr>
+              <w:spacing w:before="0" w:after="0"/>
+              <w:rPr>
+                <w:rFonts w:ascii="Times New Roman" w:eastAsia="Times New Roman" w:hAnsi="Times New Roman" w:cs="Times New Roman"/>
+                <w:sz w:val="24"/>
+                <w:szCs w:val="24"/>
+                <w:lang w:eastAsia="fr-CA"/>
+              </w:rPr>
+            </w:pPr>
+            <w:r>
+              <w:rPr>
+                <w:rFonts w:ascii="Times New Roman" w:eastAsia="Times New Roman" w:hAnsi="Times New Roman" w:cs="Times New Roman"/>
+                <w:sz w:val="24"/>
+                <w:szCs w:val="24"/>
+                <w:lang w:eastAsia="fr-CA"/>
+              </w:rPr>
+              <w:t>Calcule l’indice global PSD (Proportional Size Distribution) d’une espèce donnée, avec IC 95%</w:t>
+            </w:r>
+          </w:p>
+        </w:tc>
+        <w:tc>
+          <w:tcPr>
+            <w:tcW w:w="0" w:type="auto"/>
+            <w:vAlign w:val="center"/>
+            <w:hideMark/>
+          </w:tcPr>
+          <w:p>
+            <w:pPr>
+              <w:spacing w:before="0" w:after="0"/>
+              <w:rPr>
+                <w:rFonts w:ascii="Times New Roman" w:eastAsia="Times New Roman" w:hAnsi="Times New Roman" w:cs="Times New Roman"/>
+                <w:sz w:val="24"/>
+                <w:szCs w:val="24"/>
+                <w:lang w:eastAsia="fr-CA"/>
+              </w:rPr>
+            </w:pPr>
             <w:r>
               <w:rPr>
                 <w:rFonts w:ascii="Courier New" w:eastAsia="Times New Roman" w:hAnsi="Courier New" w:cs="Courier New"/>
@@ -8442,9 +6869,37 @@
                 <w:szCs w:val="20"/>
                 <w:lang w:eastAsia="fr-CA"/>
               </w:rPr>
-              <w:t>_</w:t>
-            </w:r>
-            <w:proofErr w:type="gramStart"/>
+              <w:t>data</w:t>
+            </w:r>
+            <w:r>
+              <w:rPr>
+                <w:rFonts w:ascii="Times New Roman" w:eastAsia="Times New Roman" w:hAnsi="Times New Roman" w:cs="Times New Roman"/>
+                <w:sz w:val="24"/>
+                <w:szCs w:val="24"/>
+                <w:lang w:eastAsia="fr-CA"/>
+              </w:rPr>
+              <w:t xml:space="preserve"> : </w:t>
+            </w:r>
+            <w:r>
+              <w:rPr>
+                <w:rFonts w:ascii="Times New Roman" w:eastAsia="Times New Roman" w:hAnsi="Times New Roman" w:cs="Times New Roman"/>
+                <w:sz w:val="24"/>
+                <w:szCs w:val="24"/>
+                <w:lang w:eastAsia="fr-CA"/>
+              </w:rPr>
+              <w:t>specimen_valid</w:t>
+            </w:r>
+          </w:p>
+          <w:p>
+            <w:pPr>
+              <w:spacing w:before="0" w:after="0"/>
+              <w:rPr>
+                <w:rFonts w:ascii="Times New Roman" w:eastAsia="Times New Roman" w:hAnsi="Times New Roman" w:cs="Times New Roman"/>
+                <w:sz w:val="24"/>
+                <w:szCs w:val="24"/>
+                <w:lang w:eastAsia="fr-CA"/>
+              </w:rPr>
+            </w:pPr>
             <w:r>
               <w:rPr>
                 <w:rFonts w:ascii="Courier New" w:eastAsia="Times New Roman" w:hAnsi="Courier New" w:cs="Courier New"/>
@@ -8452,9 +6907,17 @@
                 <w:szCs w:val="20"/>
                 <w:lang w:eastAsia="fr-CA"/>
               </w:rPr>
-              <w:t>indice</w:t>
-            </w:r>
-            <w:proofErr w:type="spellEnd"/>
+              <w:t>format</w:t>
+            </w:r>
+            <w:r>
+              <w:rPr>
+                <w:rFonts w:ascii="Times New Roman" w:eastAsia="Times New Roman" w:hAnsi="Times New Roman" w:cs="Times New Roman"/>
+                <w:sz w:val="24"/>
+                <w:szCs w:val="24"/>
+                <w:lang w:eastAsia="fr-CA"/>
+              </w:rPr>
+              <w:t xml:space="preserve"> : </w:t>
+            </w:r>
             <w:r>
               <w:rPr>
                 <w:rFonts w:ascii="Courier New" w:eastAsia="Times New Roman" w:hAnsi="Courier New" w:cs="Courier New"/>
@@ -8462,9 +6925,17 @@
                 <w:szCs w:val="20"/>
                 <w:lang w:eastAsia="fr-CA"/>
               </w:rPr>
-              <w:t>(</w:t>
-            </w:r>
-            <w:proofErr w:type="gramEnd"/>
+              <w:t>"data.frame"</w:t>
+            </w:r>
+            <w:r>
+              <w:rPr>
+                <w:rFonts w:ascii="Times New Roman" w:eastAsia="Times New Roman" w:hAnsi="Times New Roman" w:cs="Times New Roman"/>
+                <w:sz w:val="24"/>
+                <w:szCs w:val="24"/>
+                <w:lang w:eastAsia="fr-CA"/>
+              </w:rPr>
+              <w:t xml:space="preserve"> ou </w:t>
+            </w:r>
             <w:r>
               <w:rPr>
                 <w:rFonts w:ascii="Courier New" w:eastAsia="Times New Roman" w:hAnsi="Courier New" w:cs="Courier New"/>
@@ -8472,7 +6943,7 @@
                 <w:szCs w:val="20"/>
                 <w:lang w:eastAsia="fr-CA"/>
               </w:rPr>
-              <w:t>)</w:t>
+              <w:t>"flextable"</w:t>
             </w:r>
           </w:p>
         </w:tc>
@@ -8499,47 +6970,8 @@
                 <w:szCs w:val="24"/>
                 <w:lang w:eastAsia="fr-CA"/>
               </w:rPr>
-              <w:t>Calcule l’indice global PSD (</w:t>
-            </w:r>
-            <w:proofErr w:type="spellStart"/>
-            <w:r>
-              <w:rPr>
-                <w:rFonts w:ascii="Times New Roman" w:eastAsia="Times New Roman" w:hAnsi="Times New Roman" w:cs="Times New Roman"/>
-                <w:sz w:val="24"/>
-                <w:szCs w:val="24"/>
-                <w:lang w:eastAsia="fr-CA"/>
-              </w:rPr>
-              <w:t>Proportional</w:t>
-            </w:r>
-            <w:proofErr w:type="spellEnd"/>
-            <w:r>
-              <w:rPr>
-                <w:rFonts w:ascii="Times New Roman" w:eastAsia="Times New Roman" w:hAnsi="Times New Roman" w:cs="Times New Roman"/>
-                <w:sz w:val="24"/>
-                <w:szCs w:val="24"/>
-                <w:lang w:eastAsia="fr-CA"/>
-              </w:rPr>
-              <w:t xml:space="preserve"> Size Distribution) d’une espèce donnée, avec IC 95%</w:t>
-            </w:r>
-          </w:p>
-        </w:tc>
-        <w:tc>
-          <w:tcPr>
-            <w:tcW w:w="0" w:type="auto"/>
-            <w:vAlign w:val="center"/>
-            <w:hideMark/>
-          </w:tcPr>
-          <w:p>
-            <w:pPr>
-              <w:spacing w:before="0" w:after="0"/>
-              <w:rPr>
-                <w:rFonts w:ascii="Times New Roman" w:eastAsia="Times New Roman" w:hAnsi="Times New Roman" w:cs="Times New Roman"/>
-                <w:sz w:val="24"/>
-                <w:szCs w:val="24"/>
-                <w:lang w:eastAsia="fr-CA"/>
-              </w:rPr>
-            </w:pPr>
-            <w:proofErr w:type="gramStart"/>
+              <w:t xml:space="preserve">Tableau résumé (indice + intervalle confiance), brut ou </w:t>
+            </w:r>
             <w:r>
               <w:rPr>
                 <w:rFonts w:ascii="Courier New" w:eastAsia="Times New Roman" w:hAnsi="Courier New" w:cs="Courier New"/>
@@ -8547,167 +6979,8 @@
                 <w:szCs w:val="20"/>
                 <w:lang w:eastAsia="fr-CA"/>
               </w:rPr>
-              <w:t>data</w:t>
-            </w:r>
-            <w:proofErr w:type="gramEnd"/>
-            <w:r>
-              <w:rPr>
-                <w:rFonts w:ascii="Times New Roman" w:eastAsia="Times New Roman" w:hAnsi="Times New Roman" w:cs="Times New Roman"/>
-                <w:sz w:val="24"/>
-                <w:szCs w:val="24"/>
-                <w:lang w:eastAsia="fr-CA"/>
-              </w:rPr>
-              <w:t xml:space="preserve"> : </w:t>
-            </w:r>
-            <w:proofErr w:type="spellStart"/>
-            <w:r>
-              <w:rPr>
-                <w:rFonts w:ascii="Times New Roman" w:eastAsia="Times New Roman" w:hAnsi="Times New Roman" w:cs="Times New Roman"/>
-                <w:sz w:val="24"/>
-                <w:szCs w:val="24"/>
-                <w:lang w:eastAsia="fr-CA"/>
-              </w:rPr>
-              <w:t>specimen_valid</w:t>
-            </w:r>
-            <w:proofErr w:type="spellEnd"/>
-          </w:p>
-          <w:p>
-            <w:pPr>
-              <w:spacing w:before="0" w:after="0"/>
-              <w:rPr>
-                <w:rFonts w:ascii="Times New Roman" w:eastAsia="Times New Roman" w:hAnsi="Times New Roman" w:cs="Times New Roman"/>
-                <w:sz w:val="24"/>
-                <w:szCs w:val="24"/>
-                <w:lang w:eastAsia="fr-CA"/>
-              </w:rPr>
-            </w:pPr>
-            <w:proofErr w:type="gramStart"/>
-            <w:r>
-              <w:rPr>
-                <w:rFonts w:ascii="Courier New" w:eastAsia="Times New Roman" w:hAnsi="Courier New" w:cs="Courier New"/>
-                <w:sz w:val="20"/>
-                <w:szCs w:val="20"/>
-                <w:lang w:eastAsia="fr-CA"/>
-              </w:rPr>
-              <w:t>format</w:t>
-            </w:r>
-            <w:proofErr w:type="gramEnd"/>
-            <w:r>
-              <w:rPr>
-                <w:rFonts w:ascii="Times New Roman" w:eastAsia="Times New Roman" w:hAnsi="Times New Roman" w:cs="Times New Roman"/>
-                <w:sz w:val="24"/>
-                <w:szCs w:val="24"/>
-                <w:lang w:eastAsia="fr-CA"/>
-              </w:rPr>
-              <w:t xml:space="preserve"> : </w:t>
-            </w:r>
-            <w:r>
-              <w:rPr>
-                <w:rFonts w:ascii="Courier New" w:eastAsia="Times New Roman" w:hAnsi="Courier New" w:cs="Courier New"/>
-                <w:sz w:val="20"/>
-                <w:szCs w:val="20"/>
-                <w:lang w:eastAsia="fr-CA"/>
-              </w:rPr>
-              <w:t>"</w:t>
-            </w:r>
-            <w:proofErr w:type="spellStart"/>
-            <w:proofErr w:type="gramStart"/>
-            <w:r>
-              <w:rPr>
-                <w:rFonts w:ascii="Courier New" w:eastAsia="Times New Roman" w:hAnsi="Courier New" w:cs="Courier New"/>
-                <w:sz w:val="20"/>
-                <w:szCs w:val="20"/>
-                <w:lang w:eastAsia="fr-CA"/>
-              </w:rPr>
-              <w:t>data.frame</w:t>
-            </w:r>
-            <w:proofErr w:type="spellEnd"/>
-            <w:proofErr w:type="gramEnd"/>
-            <w:r>
-              <w:rPr>
-                <w:rFonts w:ascii="Courier New" w:eastAsia="Times New Roman" w:hAnsi="Courier New" w:cs="Courier New"/>
-                <w:sz w:val="20"/>
-                <w:szCs w:val="20"/>
-                <w:lang w:eastAsia="fr-CA"/>
-              </w:rPr>
-              <w:t>"</w:t>
-            </w:r>
-            <w:r>
-              <w:rPr>
-                <w:rFonts w:ascii="Times New Roman" w:eastAsia="Times New Roman" w:hAnsi="Times New Roman" w:cs="Times New Roman"/>
-                <w:sz w:val="24"/>
-                <w:szCs w:val="24"/>
-                <w:lang w:eastAsia="fr-CA"/>
-              </w:rPr>
-              <w:t xml:space="preserve"> ou </w:t>
-            </w:r>
-            <w:r>
-              <w:rPr>
-                <w:rFonts w:ascii="Courier New" w:eastAsia="Times New Roman" w:hAnsi="Courier New" w:cs="Courier New"/>
-                <w:sz w:val="20"/>
-                <w:szCs w:val="20"/>
-                <w:lang w:eastAsia="fr-CA"/>
-              </w:rPr>
-              <w:t>"</w:t>
-            </w:r>
-            <w:proofErr w:type="spellStart"/>
-            <w:r>
-              <w:rPr>
-                <w:rFonts w:ascii="Courier New" w:eastAsia="Times New Roman" w:hAnsi="Courier New" w:cs="Courier New"/>
-                <w:sz w:val="20"/>
-                <w:szCs w:val="20"/>
-                <w:lang w:eastAsia="fr-CA"/>
-              </w:rPr>
               <w:t>flextable</w:t>
             </w:r>
-            <w:proofErr w:type="spellEnd"/>
-            <w:r>
-              <w:rPr>
-                <w:rFonts w:ascii="Courier New" w:eastAsia="Times New Roman" w:hAnsi="Courier New" w:cs="Courier New"/>
-                <w:sz w:val="20"/>
-                <w:szCs w:val="20"/>
-                <w:lang w:eastAsia="fr-CA"/>
-              </w:rPr>
-              <w:t>"</w:t>
-            </w:r>
-          </w:p>
-        </w:tc>
-        <w:tc>
-          <w:tcPr>
-            <w:tcW w:w="0" w:type="auto"/>
-            <w:vAlign w:val="center"/>
-            <w:hideMark/>
-          </w:tcPr>
-          <w:p>
-            <w:pPr>
-              <w:spacing w:before="0" w:after="0"/>
-              <w:rPr>
-                <w:rFonts w:ascii="Times New Roman" w:eastAsia="Times New Roman" w:hAnsi="Times New Roman" w:cs="Times New Roman"/>
-                <w:sz w:val="24"/>
-                <w:szCs w:val="24"/>
-                <w:lang w:eastAsia="fr-CA"/>
-              </w:rPr>
-            </w:pPr>
-            <w:r>
-              <w:rPr>
-                <w:rFonts w:ascii="Times New Roman" w:eastAsia="Times New Roman" w:hAnsi="Times New Roman" w:cs="Times New Roman"/>
-                <w:sz w:val="24"/>
-                <w:szCs w:val="24"/>
-                <w:lang w:eastAsia="fr-CA"/>
-              </w:rPr>
-              <w:t xml:space="preserve">Tableau résumé (indice + intervalle confiance), brut ou </w:t>
-            </w:r>
-            <w:proofErr w:type="spellStart"/>
-            <w:r>
-              <w:rPr>
-                <w:rFonts w:ascii="Courier New" w:eastAsia="Times New Roman" w:hAnsi="Courier New" w:cs="Courier New"/>
-                <w:sz w:val="20"/>
-                <w:szCs w:val="20"/>
-                <w:lang w:eastAsia="fr-CA"/>
-              </w:rPr>
-              <w:t>flextable</w:t>
-            </w:r>
-            <w:proofErr w:type="spellEnd"/>
           </w:p>
         </w:tc>
       </w:tr>
@@ -8731,8 +7004,6 @@
                 <w:lang w:eastAsia="fr-CA"/>
               </w:rPr>
             </w:pPr>
-            <w:proofErr w:type="spellStart"/>
-            <w:proofErr w:type="gramStart"/>
             <w:r>
               <w:rPr>
                 <w:rFonts w:ascii="Courier New" w:eastAsia="Times New Roman" w:hAnsi="Courier New" w:cs="Courier New"/>
@@ -8740,9 +7011,53 @@
                 <w:szCs w:val="20"/>
                 <w:lang w:eastAsia="fr-CA"/>
               </w:rPr>
-              <w:t>psd</w:t>
-            </w:r>
-            <w:proofErr w:type="gramEnd"/>
+              <w:t>psd_byclass()</w:t>
+            </w:r>
+          </w:p>
+        </w:tc>
+        <w:tc>
+          <w:tcPr>
+            <w:tcW w:w="0" w:type="auto"/>
+            <w:vAlign w:val="center"/>
+            <w:hideMark/>
+          </w:tcPr>
+          <w:p>
+            <w:pPr>
+              <w:spacing w:before="0" w:after="0"/>
+              <w:rPr>
+                <w:rFonts w:ascii="Times New Roman" w:eastAsia="Times New Roman" w:hAnsi="Times New Roman" w:cs="Times New Roman"/>
+                <w:sz w:val="24"/>
+                <w:szCs w:val="24"/>
+                <w:lang w:eastAsia="fr-CA"/>
+              </w:rPr>
+            </w:pPr>
+            <w:r>
+              <w:rPr>
+                <w:rFonts w:ascii="Times New Roman" w:eastAsia="Times New Roman" w:hAnsi="Times New Roman" w:cs="Times New Roman"/>
+                <w:sz w:val="24"/>
+                <w:szCs w:val="24"/>
+                <w:lang w:eastAsia="fr-CA"/>
+              </w:rPr>
+              <w:t>Calcule la fréquence par classe de taille (stock, qualité, etc.) selon les seuils PSD</w:t>
+            </w:r>
+          </w:p>
+        </w:tc>
+        <w:tc>
+          <w:tcPr>
+            <w:tcW w:w="0" w:type="auto"/>
+            <w:vAlign w:val="center"/>
+            <w:hideMark/>
+          </w:tcPr>
+          <w:p>
+            <w:pPr>
+              <w:spacing w:before="0" w:after="0"/>
+              <w:rPr>
+                <w:rFonts w:ascii="Times New Roman" w:eastAsia="Times New Roman" w:hAnsi="Times New Roman" w:cs="Times New Roman"/>
+                <w:sz w:val="24"/>
+                <w:szCs w:val="24"/>
+                <w:lang w:eastAsia="fr-CA"/>
+              </w:rPr>
+            </w:pPr>
             <w:r>
               <w:rPr>
                 <w:rFonts w:ascii="Courier New" w:eastAsia="Times New Roman" w:hAnsi="Courier New" w:cs="Courier New"/>
@@ -8750,9 +7065,28 @@
                 <w:szCs w:val="20"/>
                 <w:lang w:eastAsia="fr-CA"/>
               </w:rPr>
-              <w:t>_</w:t>
-            </w:r>
-            <w:proofErr w:type="gramStart"/>
+              <w:t>data</w:t>
+            </w:r>
+            <w:r>
+              <w:rPr>
+                <w:rFonts w:ascii="Times New Roman" w:eastAsia="Times New Roman" w:hAnsi="Times New Roman" w:cs="Times New Roman"/>
+                <w:sz w:val="24"/>
+                <w:szCs w:val="24"/>
+                <w:lang w:eastAsia="fr-CA"/>
+              </w:rPr>
+              <w:t> : specimen_valid</w:t>
+            </w:r>
+          </w:p>
+          <w:p>
+            <w:pPr>
+              <w:spacing w:before="0" w:after="0"/>
+              <w:rPr>
+                <w:rFonts w:ascii="Times New Roman" w:eastAsia="Times New Roman" w:hAnsi="Times New Roman" w:cs="Times New Roman"/>
+                <w:sz w:val="24"/>
+                <w:szCs w:val="24"/>
+                <w:lang w:eastAsia="fr-CA"/>
+              </w:rPr>
+            </w:pPr>
             <w:r>
               <w:rPr>
                 <w:rFonts w:ascii="Courier New" w:eastAsia="Times New Roman" w:hAnsi="Courier New" w:cs="Courier New"/>
@@ -8760,9 +7094,17 @@
                 <w:szCs w:val="20"/>
                 <w:lang w:eastAsia="fr-CA"/>
               </w:rPr>
-              <w:t>byclass</w:t>
-            </w:r>
-            <w:proofErr w:type="spellEnd"/>
+              <w:t>format</w:t>
+            </w:r>
+            <w:r>
+              <w:rPr>
+                <w:rFonts w:ascii="Times New Roman" w:eastAsia="Times New Roman" w:hAnsi="Times New Roman" w:cs="Times New Roman"/>
+                <w:sz w:val="24"/>
+                <w:szCs w:val="24"/>
+                <w:lang w:eastAsia="fr-CA"/>
+              </w:rPr>
+              <w:t xml:space="preserve"> : </w:t>
+            </w:r>
             <w:r>
               <w:rPr>
                 <w:rFonts w:ascii="Courier New" w:eastAsia="Times New Roman" w:hAnsi="Courier New" w:cs="Courier New"/>
@@ -8770,9 +7112,17 @@
                 <w:szCs w:val="20"/>
                 <w:lang w:eastAsia="fr-CA"/>
               </w:rPr>
-              <w:t>(</w:t>
-            </w:r>
-            <w:proofErr w:type="gramEnd"/>
+              <w:t>"data.frame"</w:t>
+            </w:r>
+            <w:r>
+              <w:rPr>
+                <w:rFonts w:ascii="Times New Roman" w:eastAsia="Times New Roman" w:hAnsi="Times New Roman" w:cs="Times New Roman"/>
+                <w:sz w:val="24"/>
+                <w:szCs w:val="24"/>
+                <w:lang w:eastAsia="fr-CA"/>
+              </w:rPr>
+              <w:t xml:space="preserve">, </w:t>
+            </w:r>
             <w:r>
               <w:rPr>
                 <w:rFonts w:ascii="Courier New" w:eastAsia="Times New Roman" w:hAnsi="Courier New" w:cs="Courier New"/>
@@ -8780,54 +7130,17 @@
                 <w:szCs w:val="20"/>
                 <w:lang w:eastAsia="fr-CA"/>
               </w:rPr>
-              <w:t>)</w:t>
-            </w:r>
-          </w:p>
-        </w:tc>
-        <w:tc>
-          <w:tcPr>
-            <w:tcW w:w="0" w:type="auto"/>
-            <w:vAlign w:val="center"/>
-            <w:hideMark/>
-          </w:tcPr>
-          <w:p>
-            <w:pPr>
-              <w:spacing w:before="0" w:after="0"/>
-              <w:rPr>
-                <w:rFonts w:ascii="Times New Roman" w:eastAsia="Times New Roman" w:hAnsi="Times New Roman" w:cs="Times New Roman"/>
-                <w:sz w:val="24"/>
-                <w:szCs w:val="24"/>
-                <w:lang w:eastAsia="fr-CA"/>
-              </w:rPr>
-            </w:pPr>
-            <w:r>
-              <w:rPr>
-                <w:rFonts w:ascii="Times New Roman" w:eastAsia="Times New Roman" w:hAnsi="Times New Roman" w:cs="Times New Roman"/>
-                <w:sz w:val="24"/>
-                <w:szCs w:val="24"/>
-                <w:lang w:eastAsia="fr-CA"/>
-              </w:rPr>
-              <w:t>Calcule la fréquence par classe de taille (stock, qualité, etc.) selon les seuils PSD</w:t>
-            </w:r>
-          </w:p>
-        </w:tc>
-        <w:tc>
-          <w:tcPr>
-            <w:tcW w:w="0" w:type="auto"/>
-            <w:vAlign w:val="center"/>
-            <w:hideMark/>
-          </w:tcPr>
-          <w:p>
-            <w:pPr>
-              <w:spacing w:before="0" w:after="0"/>
-              <w:rPr>
-                <w:rFonts w:ascii="Times New Roman" w:eastAsia="Times New Roman" w:hAnsi="Times New Roman" w:cs="Times New Roman"/>
-                <w:sz w:val="24"/>
-                <w:szCs w:val="24"/>
-                <w:lang w:eastAsia="fr-CA"/>
-              </w:rPr>
-            </w:pPr>
-            <w:proofErr w:type="gramStart"/>
+              <w:t>"flextable"</w:t>
+            </w:r>
+            <w:r>
+              <w:rPr>
+                <w:rFonts w:ascii="Times New Roman" w:eastAsia="Times New Roman" w:hAnsi="Times New Roman" w:cs="Times New Roman"/>
+                <w:sz w:val="24"/>
+                <w:szCs w:val="24"/>
+                <w:lang w:eastAsia="fr-CA"/>
+              </w:rPr>
+              <w:t xml:space="preserve"> ou </w:t>
+            </w:r>
             <w:r>
               <w:rPr>
                 <w:rFonts w:ascii="Courier New" w:eastAsia="Times New Roman" w:hAnsi="Courier New" w:cs="Courier New"/>
@@ -8835,41 +7148,80 @@
                 <w:szCs w:val="20"/>
                 <w:lang w:eastAsia="fr-CA"/>
               </w:rPr>
-              <w:t>data</w:t>
-            </w:r>
-            <w:proofErr w:type="gramEnd"/>
-            <w:r>
-              <w:rPr>
-                <w:rFonts w:ascii="Times New Roman" w:eastAsia="Times New Roman" w:hAnsi="Times New Roman" w:cs="Times New Roman"/>
-                <w:sz w:val="24"/>
-                <w:szCs w:val="24"/>
-                <w:lang w:eastAsia="fr-CA"/>
-              </w:rPr>
-              <w:t xml:space="preserve"> : </w:t>
-            </w:r>
-            <w:proofErr w:type="spellStart"/>
-            <w:r>
-              <w:rPr>
-                <w:rFonts w:ascii="Times New Roman" w:eastAsia="Times New Roman" w:hAnsi="Times New Roman" w:cs="Times New Roman"/>
-                <w:sz w:val="24"/>
-                <w:szCs w:val="24"/>
-                <w:lang w:eastAsia="fr-CA"/>
-              </w:rPr>
-              <w:t>specimen_valid</w:t>
-            </w:r>
-            <w:proofErr w:type="spellEnd"/>
-          </w:p>
-          <w:p>
-            <w:pPr>
-              <w:spacing w:before="0" w:after="0"/>
-              <w:rPr>
-                <w:rFonts w:ascii="Times New Roman" w:eastAsia="Times New Roman" w:hAnsi="Times New Roman" w:cs="Times New Roman"/>
-                <w:sz w:val="24"/>
-                <w:szCs w:val="24"/>
-                <w:lang w:eastAsia="fr-CA"/>
-              </w:rPr>
-            </w:pPr>
-            <w:proofErr w:type="gramStart"/>
+              <w:t>"plot"</w:t>
+            </w:r>
+          </w:p>
+        </w:tc>
+        <w:tc>
+          <w:tcPr>
+            <w:tcW w:w="0" w:type="auto"/>
+            <w:vAlign w:val="center"/>
+            <w:hideMark/>
+          </w:tcPr>
+          <w:p>
+            <w:pPr>
+              <w:spacing w:before="0" w:after="0"/>
+              <w:rPr>
+                <w:rFonts w:ascii="Times New Roman" w:eastAsia="Times New Roman" w:hAnsi="Times New Roman" w:cs="Times New Roman"/>
+                <w:sz w:val="24"/>
+                <w:szCs w:val="24"/>
+                <w:lang w:eastAsia="fr-CA"/>
+              </w:rPr>
+            </w:pPr>
+            <w:r>
+              <w:rPr>
+                <w:rFonts w:ascii="Times New Roman" w:eastAsia="Times New Roman" w:hAnsi="Times New Roman" w:cs="Times New Roman"/>
+                <w:sz w:val="24"/>
+                <w:szCs w:val="24"/>
+                <w:lang w:eastAsia="fr-CA"/>
+              </w:rPr>
+              <w:t xml:space="preserve">Tableau des classes PSD </w:t>
+            </w:r>
+            <w:r>
+              <w:rPr>
+                <w:rFonts w:ascii="Times New Roman" w:eastAsia="Times New Roman" w:hAnsi="Times New Roman" w:cs="Times New Roman"/>
+                <w:sz w:val="24"/>
+                <w:szCs w:val="24"/>
+                <w:lang w:eastAsia="fr-CA"/>
+              </w:rPr>
+              <w:t xml:space="preserve"> en data.frame, </w:t>
+            </w:r>
+            <w:r>
+              <w:rPr>
+                <w:rFonts w:ascii="Times New Roman" w:eastAsia="Times New Roman" w:hAnsi="Times New Roman" w:cs="Times New Roman"/>
+                <w:sz w:val="24"/>
+                <w:szCs w:val="24"/>
+                <w:lang w:eastAsia="fr-CA"/>
+              </w:rPr>
+              <w:t xml:space="preserve">Tableau des classes PSD </w:t>
+            </w:r>
+            <w:r>
+              <w:rPr>
+                <w:rFonts w:ascii="Times New Roman" w:eastAsia="Times New Roman" w:hAnsi="Times New Roman" w:cs="Times New Roman"/>
+                <w:sz w:val="24"/>
+                <w:szCs w:val="24"/>
+                <w:lang w:eastAsia="fr-CA"/>
+              </w:rPr>
+              <w:t xml:space="preserve"> en flextable</w:t>
+            </w:r>
+            <w:r>
+              <w:rPr>
+                <w:rFonts w:ascii="Times New Roman" w:eastAsia="Times New Roman" w:hAnsi="Times New Roman" w:cs="Times New Roman"/>
+                <w:sz w:val="24"/>
+                <w:szCs w:val="24"/>
+                <w:lang w:eastAsia="fr-CA"/>
+              </w:rPr>
+              <w:t xml:space="preserve"> </w:t>
+            </w:r>
+            <w:r>
+              <w:rPr>
+                <w:rFonts w:ascii="Times New Roman" w:eastAsia="Times New Roman" w:hAnsi="Times New Roman" w:cs="Times New Roman"/>
+                <w:sz w:val="24"/>
+                <w:szCs w:val="24"/>
+                <w:lang w:eastAsia="fr-CA"/>
+              </w:rPr>
+              <w:t xml:space="preserve">ou graphique </w:t>
+            </w:r>
             <w:r>
               <w:rPr>
                 <w:rFonts w:ascii="Courier New" w:eastAsia="Times New Roman" w:hAnsi="Courier New" w:cs="Courier New"/>
@@ -8877,261 +7229,8 @@
                 <w:szCs w:val="20"/>
                 <w:lang w:eastAsia="fr-CA"/>
               </w:rPr>
-              <w:t>format</w:t>
-            </w:r>
-            <w:proofErr w:type="gramEnd"/>
-            <w:r>
-              <w:rPr>
-                <w:rFonts w:ascii="Times New Roman" w:eastAsia="Times New Roman" w:hAnsi="Times New Roman" w:cs="Times New Roman"/>
-                <w:sz w:val="24"/>
-                <w:szCs w:val="24"/>
-                <w:lang w:eastAsia="fr-CA"/>
-              </w:rPr>
-              <w:t xml:space="preserve"> : </w:t>
-            </w:r>
-            <w:r>
-              <w:rPr>
-                <w:rFonts w:ascii="Courier New" w:eastAsia="Times New Roman" w:hAnsi="Courier New" w:cs="Courier New"/>
-                <w:sz w:val="20"/>
-                <w:szCs w:val="20"/>
-                <w:lang w:eastAsia="fr-CA"/>
-              </w:rPr>
-              <w:t>"</w:t>
-            </w:r>
-            <w:proofErr w:type="spellStart"/>
-            <w:proofErr w:type="gramStart"/>
-            <w:r>
-              <w:rPr>
-                <w:rFonts w:ascii="Courier New" w:eastAsia="Times New Roman" w:hAnsi="Courier New" w:cs="Courier New"/>
-                <w:sz w:val="20"/>
-                <w:szCs w:val="20"/>
-                <w:lang w:eastAsia="fr-CA"/>
-              </w:rPr>
-              <w:t>data.frame</w:t>
-            </w:r>
-            <w:proofErr w:type="spellEnd"/>
-            <w:proofErr w:type="gramEnd"/>
-            <w:r>
-              <w:rPr>
-                <w:rFonts w:ascii="Courier New" w:eastAsia="Times New Roman" w:hAnsi="Courier New" w:cs="Courier New"/>
-                <w:sz w:val="20"/>
-                <w:szCs w:val="20"/>
-                <w:lang w:eastAsia="fr-CA"/>
-              </w:rPr>
-              <w:t>"</w:t>
-            </w:r>
-            <w:r>
-              <w:rPr>
-                <w:rFonts w:ascii="Times New Roman" w:eastAsia="Times New Roman" w:hAnsi="Times New Roman" w:cs="Times New Roman"/>
-                <w:sz w:val="24"/>
-                <w:szCs w:val="24"/>
-                <w:lang w:eastAsia="fr-CA"/>
-              </w:rPr>
-              <w:t xml:space="preserve">, </w:t>
-            </w:r>
-            <w:r>
-              <w:rPr>
-                <w:rFonts w:ascii="Courier New" w:eastAsia="Times New Roman" w:hAnsi="Courier New" w:cs="Courier New"/>
-                <w:sz w:val="20"/>
-                <w:szCs w:val="20"/>
-                <w:lang w:eastAsia="fr-CA"/>
-              </w:rPr>
-              <w:t>"</w:t>
-            </w:r>
-            <w:proofErr w:type="spellStart"/>
-            <w:r>
-              <w:rPr>
-                <w:rFonts w:ascii="Courier New" w:eastAsia="Times New Roman" w:hAnsi="Courier New" w:cs="Courier New"/>
-                <w:sz w:val="20"/>
-                <w:szCs w:val="20"/>
-                <w:lang w:eastAsia="fr-CA"/>
-              </w:rPr>
-              <w:t>flextable</w:t>
-            </w:r>
-            <w:proofErr w:type="spellEnd"/>
-            <w:r>
-              <w:rPr>
-                <w:rFonts w:ascii="Courier New" w:eastAsia="Times New Roman" w:hAnsi="Courier New" w:cs="Courier New"/>
-                <w:sz w:val="20"/>
-                <w:szCs w:val="20"/>
-                <w:lang w:eastAsia="fr-CA"/>
-              </w:rPr>
-              <w:t>"</w:t>
-            </w:r>
-            <w:r>
-              <w:rPr>
-                <w:rFonts w:ascii="Times New Roman" w:eastAsia="Times New Roman" w:hAnsi="Times New Roman" w:cs="Times New Roman"/>
-                <w:sz w:val="24"/>
-                <w:szCs w:val="24"/>
-                <w:lang w:eastAsia="fr-CA"/>
-              </w:rPr>
-              <w:t xml:space="preserve"> ou </w:t>
-            </w:r>
-            <w:r>
-              <w:rPr>
-                <w:rFonts w:ascii="Courier New" w:eastAsia="Times New Roman" w:hAnsi="Courier New" w:cs="Courier New"/>
-                <w:sz w:val="20"/>
-                <w:szCs w:val="20"/>
-                <w:lang w:eastAsia="fr-CA"/>
-              </w:rPr>
-              <w:t>"plot"</w:t>
-            </w:r>
-          </w:p>
-        </w:tc>
-        <w:tc>
-          <w:tcPr>
-            <w:tcW w:w="0" w:type="auto"/>
-            <w:vAlign w:val="center"/>
-            <w:hideMark/>
-          </w:tcPr>
-          <w:p>
-            <w:pPr>
-              <w:spacing w:before="0" w:after="0"/>
-              <w:rPr>
-                <w:rFonts w:ascii="Times New Roman" w:eastAsia="Times New Roman" w:hAnsi="Times New Roman" w:cs="Times New Roman"/>
-                <w:sz w:val="24"/>
-                <w:szCs w:val="24"/>
-                <w:lang w:eastAsia="fr-CA"/>
-              </w:rPr>
-            </w:pPr>
-            <w:r>
-              <w:rPr>
-                <w:rFonts w:ascii="Times New Roman" w:eastAsia="Times New Roman" w:hAnsi="Times New Roman" w:cs="Times New Roman"/>
-                <w:sz w:val="24"/>
-                <w:szCs w:val="24"/>
-                <w:lang w:eastAsia="fr-CA"/>
-              </w:rPr>
-              <w:t xml:space="preserve">Tableau des classes </w:t>
-            </w:r>
-            <w:proofErr w:type="gramStart"/>
-            <w:r>
-              <w:rPr>
-                <w:rFonts w:ascii="Times New Roman" w:eastAsia="Times New Roman" w:hAnsi="Times New Roman" w:cs="Times New Roman"/>
-                <w:sz w:val="24"/>
-                <w:szCs w:val="24"/>
-                <w:lang w:eastAsia="fr-CA"/>
-              </w:rPr>
-              <w:t xml:space="preserve">PSD </w:t>
-            </w:r>
-            <w:r>
-              <w:rPr>
-                <w:rFonts w:ascii="Times New Roman" w:eastAsia="Times New Roman" w:hAnsi="Times New Roman" w:cs="Times New Roman"/>
-                <w:sz w:val="24"/>
-                <w:szCs w:val="24"/>
-                <w:lang w:eastAsia="fr-CA"/>
-              </w:rPr>
-              <w:t xml:space="preserve"> en</w:t>
-            </w:r>
-            <w:proofErr w:type="gramEnd"/>
-            <w:r>
-              <w:rPr>
-                <w:rFonts w:ascii="Times New Roman" w:eastAsia="Times New Roman" w:hAnsi="Times New Roman" w:cs="Times New Roman"/>
-                <w:sz w:val="24"/>
-                <w:szCs w:val="24"/>
-                <w:lang w:eastAsia="fr-CA"/>
-              </w:rPr>
-              <w:t xml:space="preserve"> </w:t>
-            </w:r>
-            <w:proofErr w:type="spellStart"/>
-            <w:proofErr w:type="gramStart"/>
-            <w:r>
-              <w:rPr>
-                <w:rFonts w:ascii="Times New Roman" w:eastAsia="Times New Roman" w:hAnsi="Times New Roman" w:cs="Times New Roman"/>
-                <w:sz w:val="24"/>
-                <w:szCs w:val="24"/>
-                <w:lang w:eastAsia="fr-CA"/>
-              </w:rPr>
-              <w:t>data.frame</w:t>
-            </w:r>
-            <w:proofErr w:type="spellEnd"/>
-            <w:proofErr w:type="gramEnd"/>
-            <w:r>
-              <w:rPr>
-                <w:rFonts w:ascii="Times New Roman" w:eastAsia="Times New Roman" w:hAnsi="Times New Roman" w:cs="Times New Roman"/>
-                <w:sz w:val="24"/>
-                <w:szCs w:val="24"/>
-                <w:lang w:eastAsia="fr-CA"/>
-              </w:rPr>
-              <w:t xml:space="preserve">, </w:t>
-            </w:r>
-            <w:r>
-              <w:rPr>
-                <w:rFonts w:ascii="Times New Roman" w:eastAsia="Times New Roman" w:hAnsi="Times New Roman" w:cs="Times New Roman"/>
-                <w:sz w:val="24"/>
-                <w:szCs w:val="24"/>
-                <w:lang w:eastAsia="fr-CA"/>
-              </w:rPr>
-              <w:t xml:space="preserve">Tableau des classes </w:t>
-            </w:r>
-            <w:proofErr w:type="gramStart"/>
-            <w:r>
-              <w:rPr>
-                <w:rFonts w:ascii="Times New Roman" w:eastAsia="Times New Roman" w:hAnsi="Times New Roman" w:cs="Times New Roman"/>
-                <w:sz w:val="24"/>
-                <w:szCs w:val="24"/>
-                <w:lang w:eastAsia="fr-CA"/>
-              </w:rPr>
-              <w:t xml:space="preserve">PSD </w:t>
-            </w:r>
-            <w:r>
-              <w:rPr>
-                <w:rFonts w:ascii="Times New Roman" w:eastAsia="Times New Roman" w:hAnsi="Times New Roman" w:cs="Times New Roman"/>
-                <w:sz w:val="24"/>
-                <w:szCs w:val="24"/>
-                <w:lang w:eastAsia="fr-CA"/>
-              </w:rPr>
-              <w:t xml:space="preserve"> en</w:t>
-            </w:r>
-            <w:proofErr w:type="gramEnd"/>
-            <w:r>
-              <w:rPr>
-                <w:rFonts w:ascii="Times New Roman" w:eastAsia="Times New Roman" w:hAnsi="Times New Roman" w:cs="Times New Roman"/>
-                <w:sz w:val="24"/>
-                <w:szCs w:val="24"/>
-                <w:lang w:eastAsia="fr-CA"/>
-              </w:rPr>
-              <w:t xml:space="preserve"> </w:t>
-            </w:r>
-            <w:proofErr w:type="spellStart"/>
-            <w:r>
-              <w:rPr>
-                <w:rFonts w:ascii="Times New Roman" w:eastAsia="Times New Roman" w:hAnsi="Times New Roman" w:cs="Times New Roman"/>
-                <w:sz w:val="24"/>
-                <w:szCs w:val="24"/>
-                <w:lang w:eastAsia="fr-CA"/>
-              </w:rPr>
-              <w:t>flextable</w:t>
-            </w:r>
-            <w:proofErr w:type="spellEnd"/>
-            <w:r>
-              <w:rPr>
-                <w:rFonts w:ascii="Times New Roman" w:eastAsia="Times New Roman" w:hAnsi="Times New Roman" w:cs="Times New Roman"/>
-                <w:sz w:val="24"/>
-                <w:szCs w:val="24"/>
-                <w:lang w:eastAsia="fr-CA"/>
-              </w:rPr>
-              <w:t xml:space="preserve"> </w:t>
-            </w:r>
-            <w:r>
-              <w:rPr>
-                <w:rFonts w:ascii="Times New Roman" w:eastAsia="Times New Roman" w:hAnsi="Times New Roman" w:cs="Times New Roman"/>
-                <w:sz w:val="24"/>
-                <w:szCs w:val="24"/>
-                <w:lang w:eastAsia="fr-CA"/>
-              </w:rPr>
-              <w:t xml:space="preserve">ou graphique </w:t>
-            </w:r>
-            <w:proofErr w:type="spellStart"/>
-            <w:r>
-              <w:rPr>
-                <w:rFonts w:ascii="Courier New" w:eastAsia="Times New Roman" w:hAnsi="Courier New" w:cs="Courier New"/>
-                <w:sz w:val="20"/>
-                <w:szCs w:val="20"/>
-                <w:lang w:eastAsia="fr-CA"/>
-              </w:rPr>
               <w:t>ggplot</w:t>
             </w:r>
-            <w:proofErr w:type="spellEnd"/>
           </w:p>
         </w:tc>
       </w:tr>
@@ -9179,11 +7278,6 @@
       </w:r>
     </w:p>
     <w:p>
-      <w:pPr>
-        <w:rPr>
-          <w:lang w:val="en-CA"/>
-        </w:rPr>
-      </w:pPr>
       <w:r>
         <w:rPr>
           <w:rStyle w:val="Titre2Car"/>
@@ -9236,7 +7330,6 @@
             <w:id w:val="111145805"/>
             <w:bibliography/>
           </w:sdtPr>
-          <w:sdtEndPr/>
           <w:sdtContent>
             <w:p>
               <w:pPr>
@@ -9246,7 +7339,7 @@
                   <w:noProof/>
                   <w:sz w:val="24"/>
                   <w:szCs w:val="24"/>
-                  <w:lang w:val="fr-FR"/>
+                  <w:lang w:val="en-CA"/>
                 </w:rPr>
               </w:pPr>
               <w:r>
@@ -9263,7 +7356,14 @@
                   <w:noProof/>
                   <w:lang w:val="fr-FR"/>
                 </w:rPr>
-                <w:t>Chang, W., Cheng, J., Allaire, J., Sievert, C., Schloerke, B., Xie, Y., . . . Borges, B. (2025). shiny: Web Application Framework for R. Récupéré sur https://github.com/rstudio/shiny</w:t>
+                <w:t xml:space="preserve">Chang, W., Cheng, J., Allaire, J., Sievert, C., Schloerke, B., Xie, Y., . . . </w:t>
+              </w:r>
+              <w:r>
+                <w:rPr>
+                  <w:noProof/>
+                  <w:lang w:val="en-CA"/>
+                </w:rPr>
+                <w:t>Borges, B. (2025). shiny: Web Application Framework for R. Récupéré sur https://github.com/rstudio/shiny</w:t>
               </w:r>
             </w:p>
             <w:p>

--- a/man/aquapop_guide_utilisation_v2025.docx
+++ b/man/aquapop_guide_utilisation_v2025.docx
@@ -117,6 +117,7 @@
           <w:id w:val="-2038186830"/>
           <w:citation/>
         </w:sdtPr>
+        <w:sdtEndPr/>
         <w:sdtContent>
           <w:r>
             <w:fldChar w:fldCharType="begin"/>
@@ -193,6 +194,7 @@
           <w:id w:val="53200137"/>
           <w:citation/>
         </w:sdtPr>
+        <w:sdtEndPr/>
         <w:sdtContent>
           <w:r>
             <w:fldChar w:fldCharType="begin"/>
@@ -1786,6 +1788,317 @@
     <w:p/>
     <w:p>
       <w:pPr>
+        <w:pStyle w:val="Titre2"/>
+      </w:pPr>
+      <w:r>
+        <w:lastRenderedPageBreak/>
+        <w:t>Page d’accueil</w:t>
+      </w:r>
+    </w:p>
+    <w:p>
+      <w:pPr>
+        <w:pStyle w:val="Titre2"/>
+      </w:pPr>
+      <w:r>
+        <w:t>Téléchargement des données</w:t>
+      </w:r>
+    </w:p>
+    <w:p>
+      <w:pPr>
+        <w:pStyle w:val="Titre2"/>
+      </w:pPr>
+      <w:r>
+        <w:t>CPUE – Abondance</w:t>
+      </w:r>
+    </w:p>
+    <w:p>
+      <w:pPr>
+        <w:pStyle w:val="Titre3"/>
+      </w:pPr>
+      <w:r>
+        <w:t>Tableau CPUE – Tous</w:t>
+      </w:r>
+    </w:p>
+    <w:p>
+      <w:pPr>
+        <w:pStyle w:val="Titre3"/>
+      </w:pPr>
+      <w:r>
+        <w:t>Tableau CPUE – Femelles matures</w:t>
+      </w:r>
+    </w:p>
+    <w:p>
+      <w:pPr>
+        <w:pStyle w:val="Titre3"/>
+      </w:pPr>
+      <w:r>
+        <w:t>Tableau d’abondance</w:t>
+      </w:r>
+    </w:p>
+    <w:p>
+      <w:pPr>
+        <w:pStyle w:val="Titre2"/>
+      </w:pPr>
+      <w:r>
+        <w:t>BPUE – Biomasse</w:t>
+      </w:r>
+    </w:p>
+    <w:p>
+      <w:pPr>
+        <w:pStyle w:val="Titre2"/>
+      </w:pPr>
+      <w:r>
+        <w:t>Taille, masse, âge</w:t>
+      </w:r>
+    </w:p>
+    <w:p>
+      <w:pPr>
+        <w:pStyle w:val="Titre2"/>
+      </w:pPr>
+      <w:r>
+        <w:t>Structure de taille</w:t>
+      </w:r>
+    </w:p>
+    <w:p>
+      <w:pPr>
+        <w:pStyle w:val="Titre2"/>
+      </w:pPr>
+      <w:r>
+        <w:t>Structure d’âge</w:t>
+      </w:r>
+    </w:p>
+    <w:p>
+      <w:pPr>
+        <w:pStyle w:val="Titre2"/>
+      </w:pPr>
+      <w:r>
+        <w:t>PSD</w:t>
+      </w:r>
+    </w:p>
+    <w:p>
+      <w:pPr>
+        <w:pStyle w:val="Titre3"/>
+      </w:pPr>
+      <w:r>
+        <w:t>Indice Q</w:t>
+      </w:r>
+    </w:p>
+    <w:p>
+      <w:pPr>
+        <w:pStyle w:val="Titre3"/>
+      </w:pPr>
+      <w:r>
+        <w:t>Répartition par classe de taille</w:t>
+      </w:r>
+      <w:r>
+        <w:t> – Tableau</w:t>
+      </w:r>
+    </w:p>
+    <w:p>
+      <w:pPr>
+        <w:pStyle w:val="Titre3"/>
+      </w:pPr>
+      <w:r>
+        <w:t>Répartition par classe de taille – Graphique</w:t>
+      </w:r>
+    </w:p>
+    <w:p>
+      <w:pPr>
+        <w:pStyle w:val="Titre2"/>
+      </w:pPr>
+      <w:r>
+        <w:t>Relation masse-longueur</w:t>
+      </w:r>
+    </w:p>
+    <w:p>
+      <w:pPr>
+        <w:pStyle w:val="Titre3"/>
+      </w:pPr>
+      <w:r>
+        <w:t xml:space="preserve">Graphique </w:t>
+      </w:r>
+    </w:p>
+    <w:p>
+      <w:pPr>
+        <w:pStyle w:val="Titre3"/>
+      </w:pPr>
+      <w:r>
+        <w:t>Tableau des coefficients</w:t>
+      </w:r>
+    </w:p>
+    <w:p>
+      <w:pPr>
+        <w:pStyle w:val="Titre2"/>
+      </w:pPr>
+      <w:r>
+        <w:t xml:space="preserve">Indice de condition </w:t>
+      </w:r>
+    </w:p>
+    <w:p>
+      <w:pPr>
+        <w:pStyle w:val="Titre3"/>
+      </w:pPr>
+      <w:r>
+        <w:t>Tableau Wr</w:t>
+      </w:r>
+    </w:p>
+    <w:p>
+      <w:pPr>
+        <w:pStyle w:val="Titre3"/>
+      </w:pPr>
+      <w:r>
+        <w:t>Graphique Wr par sexe</w:t>
+      </w:r>
+    </w:p>
+    <w:p>
+      <w:pPr>
+        <w:pStyle w:val="Titre3"/>
+      </w:pPr>
+      <w:r>
+        <w:t>Graphique Wr par classe de taille</w:t>
+      </w:r>
+    </w:p>
+    <w:p>
+      <w:pPr>
+        <w:pStyle w:val="Titre2"/>
+      </w:pPr>
+      <w:r>
+        <w:t>Croissance</w:t>
+      </w:r>
+    </w:p>
+    <w:p>
+      <w:pPr>
+        <w:pStyle w:val="Titre3"/>
+      </w:pPr>
+      <w:r>
+        <w:t>Tableau de sélection de modèles</w:t>
+      </w:r>
+    </w:p>
+    <w:p>
+      <w:pPr>
+        <w:pStyle w:val="Titre3"/>
+      </w:pPr>
+      <w:r>
+        <w:t>Graphique du modèle choisi</w:t>
+      </w:r>
+    </w:p>
+    <w:p>
+      <w:pPr>
+        <w:pStyle w:val="Titre2"/>
+      </w:pPr>
+      <w:r>
+        <w:lastRenderedPageBreak/>
+        <w:t>Mortalité</w:t>
+      </w:r>
+    </w:p>
+    <w:p>
+      <w:pPr>
+        <w:pStyle w:val="Titre3"/>
+      </w:pPr>
+      <w:r>
+        <w:t>Tableau de sélection de modèles</w:t>
+      </w:r>
+    </w:p>
+    <w:p>
+      <w:pPr>
+        <w:pStyle w:val="Titre3"/>
+      </w:pPr>
+      <w:r>
+        <w:t>Graphique du modèle choisi</w:t>
+      </w:r>
+    </w:p>
+    <w:p>
+      <w:pPr>
+        <w:pStyle w:val="Titre3"/>
+      </w:pPr>
+      <w:r>
+        <w:t>Chap</w:t>
+      </w:r>
+      <w:r>
+        <w:t>man-Robson</w:t>
+      </w:r>
+    </w:p>
+    <w:p>
+      <w:pPr>
+        <w:pStyle w:val="Titre2"/>
+      </w:pPr>
+      <w:r>
+        <w:t>Maturité sexuelle</w:t>
+      </w:r>
+    </w:p>
+    <w:p>
+      <w:pPr>
+        <w:pStyle w:val="Titre3"/>
+      </w:pPr>
+      <w:r>
+        <w:t>Longueur à maturité</w:t>
+      </w:r>
+    </w:p>
+    <w:p>
+      <w:pPr>
+        <w:pStyle w:val="Titre4"/>
+      </w:pPr>
+      <w:r>
+        <w:t>Tableau de sélection de modèles</w:t>
+      </w:r>
+    </w:p>
+    <w:p>
+      <w:pPr>
+        <w:pStyle w:val="Titre4"/>
+      </w:pPr>
+      <w:r>
+        <w:t>Tableau</w:t>
+      </w:r>
+      <w:r>
+        <w:t xml:space="preserve"> du modèle choisi</w:t>
+      </w:r>
+    </w:p>
+    <w:p>
+      <w:pPr>
+        <w:pStyle w:val="Titre4"/>
+      </w:pPr>
+      <w:r>
+        <w:t>Graphique du modèle choisi</w:t>
+      </w:r>
+    </w:p>
+    <w:p>
+      <w:pPr>
+        <w:pStyle w:val="Titre3"/>
+      </w:pPr>
+      <w:r>
+        <w:t>Âge</w:t>
+      </w:r>
+      <w:r>
+        <w:t xml:space="preserve"> à maturité</w:t>
+      </w:r>
+    </w:p>
+    <w:p>
+      <w:pPr>
+        <w:pStyle w:val="Titre4"/>
+      </w:pPr>
+      <w:r>
+        <w:t>Tableau de sélection de modèles</w:t>
+      </w:r>
+    </w:p>
+    <w:p>
+      <w:pPr>
+        <w:pStyle w:val="Titre4"/>
+      </w:pPr>
+      <w:r>
+        <w:t>Tableau du modèle choisi</w:t>
+      </w:r>
+    </w:p>
+    <w:p>
+      <w:pPr>
+        <w:pStyle w:val="Titre4"/>
+      </w:pPr>
+      <w:r>
+        <w:t>Graphique du modèle choisi</w:t>
+      </w:r>
+    </w:p>
+    <w:p/>
+    <w:p>
+      <w:pPr>
         <w:pStyle w:val="Titre1"/>
         <w:rPr>
           <w:rStyle w:val="lev"/>
@@ -1852,7 +2165,6 @@
         <w:pStyle w:val="Titre3"/>
       </w:pPr>
       <w:r>
-        <w:lastRenderedPageBreak/>
         <w:t>Structure recommandée par fonction métier</w:t>
       </w:r>
     </w:p>
@@ -2354,6 +2666,7 @@
               </w:rPr>
             </w:pPr>
             <w:r>
+              <w:lastRenderedPageBreak/>
               <w:t>render_plot_ggplot</w:t>
             </w:r>
           </w:p>
@@ -2515,7 +2828,7 @@
         <w:pStyle w:val="Titre2"/>
       </w:pPr>
       <w:r>
-        <w:t>Téléchargement</w:t>
+        <w:t>Téléchargement des données</w:t>
       </w:r>
     </w:p>
     <w:tbl>
@@ -3234,17 +3547,7 @@
                 <w:szCs w:val="24"/>
                 <w:lang w:eastAsia="fr-CA"/>
               </w:rPr>
-              <w:t xml:space="preserve">Importe, nettoie et structure les </w:t>
-            </w:r>
-            <w:r>
-              <w:rPr>
-                <w:rFonts w:ascii="Times New Roman" w:eastAsia="Times New Roman" w:hAnsi="Times New Roman" w:cs="Times New Roman"/>
-                <w:sz w:val="24"/>
-                <w:szCs w:val="24"/>
-                <w:lang w:eastAsia="fr-CA"/>
-              </w:rPr>
-              <w:lastRenderedPageBreak/>
-              <w:t>autres feuilles Excel</w:t>
+              <w:t>Importe, nettoie et structure les autres feuilles Excel</w:t>
             </w:r>
           </w:p>
         </w:tc>
@@ -3271,7 +3574,6 @@
                 <w:szCs w:val="24"/>
                 <w:lang w:eastAsia="fr-CA"/>
               </w:rPr>
-              <w:lastRenderedPageBreak/>
               <w:t xml:space="preserve">Chemin du fichier + filtres : </w:t>
             </w:r>
             <w:r>
@@ -3281,7 +3583,6 @@
                 <w:szCs w:val="20"/>
                 <w:lang w:eastAsia="fr-CA"/>
               </w:rPr>
-              <w:lastRenderedPageBreak/>
               <w:t>typ_pech</w:t>
             </w:r>
             <w:r>
@@ -3345,7 +3646,6 @@
                 <w:szCs w:val="24"/>
                 <w:lang w:eastAsia="fr-CA"/>
               </w:rPr>
-              <w:lastRenderedPageBreak/>
               <w:t xml:space="preserve">Liste contenant </w:t>
             </w:r>
             <w:r>
@@ -3391,7 +3691,6 @@
                 <w:szCs w:val="20"/>
                 <w:lang w:eastAsia="fr-CA"/>
               </w:rPr>
-              <w:lastRenderedPageBreak/>
               <w:t>specimen_valid</w:t>
             </w:r>
             <w:r>
@@ -3442,7 +3741,6 @@
                 <w:szCs w:val="20"/>
                 <w:lang w:val="en-CA" w:eastAsia="fr-CA"/>
               </w:rPr>
-              <w:lastRenderedPageBreak/>
               <w:t>table_recap(data_lac, data_station)</w:t>
             </w:r>
           </w:p>
@@ -3543,30 +3841,9 @@
     <w:p>
       <w:pPr>
         <w:pStyle w:val="Titre2"/>
-        <w:rPr>
-          <w:rStyle w:val="Accentuationlgre"/>
-          <w:i w:val="0"/>
-          <w:iCs w:val="0"/>
-          <w:color w:val="2F5496" w:themeColor="accent1" w:themeShade="BF"/>
-        </w:rPr>
-      </w:pPr>
-      <w:r>
-        <w:rPr>
-          <w:rStyle w:val="Accentuationlgre"/>
-          <w:i w:val="0"/>
-          <w:iCs w:val="0"/>
-          <w:color w:val="2F5496" w:themeColor="accent1" w:themeShade="BF"/>
-        </w:rPr>
-        <w:t>Abondance</w:t>
-      </w:r>
-      <w:r>
-        <w:rPr>
-          <w:rStyle w:val="Accentuationlgre"/>
-          <w:i w:val="0"/>
-          <w:iCs w:val="0"/>
-          <w:color w:val="2F5496" w:themeColor="accent1" w:themeShade="BF"/>
-        </w:rPr>
-        <w:t xml:space="preserve"> - CPUE</w:t>
+      </w:pPr>
+      <w:r>
+        <w:t>CPUE – Abondance</w:t>
       </w:r>
     </w:p>
     <w:tbl>
@@ -3762,7 +4039,11 @@
               </w:rPr>
             </w:pPr>
             <w:r>
-              <w:t>Prépare les données de CPUE par station, selon le groupe sélectionné ("tous" ou "femelles")</w:t>
+              <w:t xml:space="preserve">Prépare les données de </w:t>
+            </w:r>
+            <w:r>
+              <w:lastRenderedPageBreak/>
+              <w:t>CPUE par station, selon le groupe sélectionné ("tous" ou "femelles")</w:t>
             </w:r>
           </w:p>
         </w:tc>
@@ -3782,6 +4063,7 @@
               </w:rPr>
             </w:pPr>
             <w:r>
+              <w:lastRenderedPageBreak/>
               <w:t>capture, specimen, group = "tous" ou "femelles"</w:t>
             </w:r>
           </w:p>
@@ -3805,7 +4087,14 @@
               <w:rPr>
                 <w:lang w:val="en-CA"/>
               </w:rPr>
-              <w:t>data.frame contenant no_station, CPUE, Group</w:t>
+              <w:t xml:space="preserve">data.frame contenant </w:t>
+            </w:r>
+            <w:r>
+              <w:rPr>
+                <w:lang w:val="en-CA"/>
+              </w:rPr>
+              <w:lastRenderedPageBreak/>
+              <w:t>no_station, CPUE, Group</w:t>
             </w:r>
           </w:p>
         </w:tc>
@@ -3824,6 +4113,7 @@
               <w:spacing w:before="0" w:after="0"/>
             </w:pPr>
             <w:r>
+              <w:lastRenderedPageBreak/>
               <w:t>cpue_modele_comparaison</w:t>
             </w:r>
           </w:p>
@@ -4003,14 +4293,7 @@
         <w:pStyle w:val="Titre2"/>
       </w:pPr>
       <w:r>
-        <w:lastRenderedPageBreak/>
-        <w:t>Biomasse</w:t>
-      </w:r>
-      <w:r>
-        <w:t xml:space="preserve"> - </w:t>
-      </w:r>
-      <w:r>
-        <w:t>PBUE</w:t>
+        <w:t>BPUE – Biomasse</w:t>
       </w:r>
     </w:p>
     <w:tbl>
@@ -4339,7 +4622,7 @@
         <w:pStyle w:val="Titre2"/>
       </w:pPr>
       <w:r>
-        <w:t xml:space="preserve">Taille masse âge </w:t>
+        <w:t>Taille, masse, âge</w:t>
       </w:r>
     </w:p>
     <w:tbl>
@@ -4548,7 +4831,17 @@
                 <w:szCs w:val="24"/>
                 <w:lang w:eastAsia="fr-CA"/>
               </w:rPr>
-              <w:t>Calcule des statistiques descriptives (N, moyenne, écart-type, min, max) pour la taille, la masse et l'âge des spécimens, regroupées par sexe et statut reproducteur</w:t>
+              <w:t xml:space="preserve">Calcule des statistiques descriptives (N, moyenne, écart-type, </w:t>
+            </w:r>
+            <w:r>
+              <w:rPr>
+                <w:rFonts w:ascii="Times New Roman" w:eastAsia="Times New Roman" w:hAnsi="Times New Roman" w:cs="Times New Roman"/>
+                <w:sz w:val="24"/>
+                <w:szCs w:val="24"/>
+                <w:lang w:eastAsia="fr-CA"/>
+              </w:rPr>
+              <w:lastRenderedPageBreak/>
+              <w:t>min, max) pour la taille, la masse et l'âge des spécimens, regroupées par sexe et statut reproducteur</w:t>
             </w:r>
           </w:p>
         </w:tc>
@@ -4575,6 +4868,7 @@
                 <w:szCs w:val="20"/>
                 <w:lang w:eastAsia="fr-CA"/>
               </w:rPr>
+              <w:lastRenderedPageBreak/>
               <w:t>data</w:t>
             </w:r>
             <w:r>
@@ -4620,6 +4914,7 @@
                 <w:szCs w:val="20"/>
                 <w:lang w:eastAsia="fr-CA"/>
               </w:rPr>
+              <w:lastRenderedPageBreak/>
               <w:t>"data.frame"</w:t>
             </w:r>
             <w:r>
@@ -4665,7 +4960,18 @@
                 <w:szCs w:val="24"/>
                 <w:lang w:eastAsia="fr-CA"/>
               </w:rPr>
-              <w:t xml:space="preserve">Tableau descriptif des caractéristiques morphologiques, au format </w:t>
+              <w:lastRenderedPageBreak/>
+              <w:t xml:space="preserve">Tableau descriptif des caractéristiques morphologiques, au </w:t>
+            </w:r>
+            <w:r>
+              <w:rPr>
+                <w:rFonts w:ascii="Times New Roman" w:eastAsia="Times New Roman" w:hAnsi="Times New Roman" w:cs="Times New Roman"/>
+                <w:sz w:val="24"/>
+                <w:szCs w:val="24"/>
+                <w:lang w:eastAsia="fr-CA"/>
+              </w:rPr>
+              <w:lastRenderedPageBreak/>
+              <w:t xml:space="preserve">format </w:t>
             </w:r>
             <w:r>
               <w:rPr>
@@ -4706,8 +5012,13 @@
       <w:r>
         <w:t>Structure de taille</w:t>
       </w:r>
-      <w:r>
-        <w:t xml:space="preserve"> et d’âge</w:t>
+    </w:p>
+    <w:p>
+      <w:pPr>
+        <w:pStyle w:val="Titre2"/>
+      </w:pPr>
+      <w:r>
+        <w:t>Structure d’âge</w:t>
       </w:r>
     </w:p>
     <w:tbl>
@@ -5741,10 +6052,620 @@
         <w:pStyle w:val="Titre2"/>
       </w:pPr>
       <w:r>
-        <w:t>Relations</w:t>
-      </w:r>
-      <w:r>
-        <w:t xml:space="preserve"> masse-longueur</w:t>
+        <w:t>PSD</w:t>
+      </w:r>
+    </w:p>
+    <w:tbl>
+      <w:tblPr>
+        <w:tblW w:w="0" w:type="auto"/>
+        <w:tblCellSpacing w:w="15" w:type="dxa"/>
+        <w:tblCellMar>
+          <w:top w:w="15" w:type="dxa"/>
+          <w:left w:w="15" w:type="dxa"/>
+          <w:bottom w:w="15" w:type="dxa"/>
+          <w:right w:w="15" w:type="dxa"/>
+        </w:tblCellMar>
+        <w:tblLook w:val="04A0" w:firstRow="1" w:lastRow="0" w:firstColumn="1" w:lastColumn="0" w:noHBand="0" w:noVBand="1"/>
+      </w:tblPr>
+      <w:tblGrid>
+        <w:gridCol w:w="1636"/>
+        <w:gridCol w:w="2515"/>
+        <w:gridCol w:w="2064"/>
+        <w:gridCol w:w="2425"/>
+      </w:tblGrid>
+      <w:tr>
+        <w:trPr>
+          <w:tblHeader/>
+          <w:tblCellSpacing w:w="15" w:type="dxa"/>
+        </w:trPr>
+        <w:tc>
+          <w:tcPr>
+            <w:tcW w:w="0" w:type="auto"/>
+            <w:vAlign w:val="center"/>
+            <w:hideMark/>
+          </w:tcPr>
+          <w:p>
+            <w:pPr>
+              <w:spacing w:before="0" w:after="0"/>
+              <w:jc w:val="center"/>
+              <w:rPr>
+                <w:rFonts w:ascii="Times New Roman" w:eastAsia="Times New Roman" w:hAnsi="Times New Roman" w:cs="Times New Roman"/>
+                <w:b/>
+                <w:bCs/>
+                <w:sz w:val="24"/>
+                <w:szCs w:val="24"/>
+                <w:lang w:eastAsia="fr-CA"/>
+              </w:rPr>
+            </w:pPr>
+            <w:r>
+              <w:rPr>
+                <w:rFonts w:ascii="Times New Roman" w:eastAsia="Times New Roman" w:hAnsi="Times New Roman" w:cs="Times New Roman"/>
+                <w:b/>
+                <w:bCs/>
+                <w:sz w:val="24"/>
+                <w:szCs w:val="24"/>
+                <w:lang w:eastAsia="fr-CA"/>
+              </w:rPr>
+              <w:t>Fonctions</w:t>
+            </w:r>
+          </w:p>
+        </w:tc>
+        <w:tc>
+          <w:tcPr>
+            <w:tcW w:w="0" w:type="auto"/>
+            <w:vAlign w:val="center"/>
+            <w:hideMark/>
+          </w:tcPr>
+          <w:p>
+            <w:pPr>
+              <w:spacing w:before="0" w:after="0"/>
+              <w:jc w:val="center"/>
+              <w:rPr>
+                <w:rFonts w:ascii="Times New Roman" w:eastAsia="Times New Roman" w:hAnsi="Times New Roman" w:cs="Times New Roman"/>
+                <w:b/>
+                <w:bCs/>
+                <w:sz w:val="24"/>
+                <w:szCs w:val="24"/>
+                <w:lang w:eastAsia="fr-CA"/>
+              </w:rPr>
+            </w:pPr>
+            <w:r>
+              <w:rPr>
+                <w:rFonts w:ascii="Times New Roman" w:eastAsia="Times New Roman" w:hAnsi="Times New Roman" w:cs="Times New Roman"/>
+                <w:b/>
+                <w:bCs/>
+                <w:sz w:val="24"/>
+                <w:szCs w:val="24"/>
+                <w:lang w:eastAsia="fr-CA"/>
+              </w:rPr>
+              <w:t>Rôles</w:t>
+            </w:r>
+          </w:p>
+        </w:tc>
+        <w:tc>
+          <w:tcPr>
+            <w:tcW w:w="0" w:type="auto"/>
+            <w:vAlign w:val="center"/>
+            <w:hideMark/>
+          </w:tcPr>
+          <w:p>
+            <w:pPr>
+              <w:spacing w:before="0" w:after="0"/>
+              <w:jc w:val="center"/>
+              <w:rPr>
+                <w:rFonts w:ascii="Times New Roman" w:eastAsia="Times New Roman" w:hAnsi="Times New Roman" w:cs="Times New Roman"/>
+                <w:b/>
+                <w:bCs/>
+                <w:sz w:val="24"/>
+                <w:szCs w:val="24"/>
+                <w:lang w:eastAsia="fr-CA"/>
+              </w:rPr>
+            </w:pPr>
+            <w:r>
+              <w:rPr>
+                <w:rFonts w:ascii="Times New Roman" w:eastAsia="Times New Roman" w:hAnsi="Times New Roman" w:cs="Times New Roman"/>
+                <w:b/>
+                <w:bCs/>
+                <w:sz w:val="24"/>
+                <w:szCs w:val="24"/>
+                <w:lang w:eastAsia="fr-CA"/>
+              </w:rPr>
+              <w:t>Input</w:t>
+            </w:r>
+          </w:p>
+        </w:tc>
+        <w:tc>
+          <w:tcPr>
+            <w:tcW w:w="0" w:type="auto"/>
+            <w:vAlign w:val="center"/>
+            <w:hideMark/>
+          </w:tcPr>
+          <w:p>
+            <w:pPr>
+              <w:spacing w:before="0" w:after="0"/>
+              <w:jc w:val="center"/>
+              <w:rPr>
+                <w:rFonts w:ascii="Times New Roman" w:eastAsia="Times New Roman" w:hAnsi="Times New Roman" w:cs="Times New Roman"/>
+                <w:b/>
+                <w:bCs/>
+                <w:sz w:val="24"/>
+                <w:szCs w:val="24"/>
+                <w:lang w:eastAsia="fr-CA"/>
+              </w:rPr>
+            </w:pPr>
+            <w:r>
+              <w:rPr>
+                <w:rFonts w:ascii="Times New Roman" w:eastAsia="Times New Roman" w:hAnsi="Times New Roman" w:cs="Times New Roman"/>
+                <w:b/>
+                <w:bCs/>
+                <w:sz w:val="24"/>
+                <w:szCs w:val="24"/>
+                <w:lang w:eastAsia="fr-CA"/>
+              </w:rPr>
+              <w:t>Output</w:t>
+            </w:r>
+          </w:p>
+        </w:tc>
+      </w:tr>
+      <w:tr>
+        <w:trPr>
+          <w:tblCellSpacing w:w="15" w:type="dxa"/>
+        </w:trPr>
+        <w:tc>
+          <w:tcPr>
+            <w:tcW w:w="0" w:type="auto"/>
+            <w:vAlign w:val="center"/>
+            <w:hideMark/>
+          </w:tcPr>
+          <w:p>
+            <w:pPr>
+              <w:spacing w:before="0" w:after="0"/>
+              <w:rPr>
+                <w:rFonts w:ascii="Times New Roman" w:eastAsia="Times New Roman" w:hAnsi="Times New Roman" w:cs="Times New Roman"/>
+                <w:sz w:val="24"/>
+                <w:szCs w:val="24"/>
+                <w:lang w:eastAsia="fr-CA"/>
+              </w:rPr>
+            </w:pPr>
+            <w:r>
+              <w:rPr>
+                <w:rFonts w:ascii="Courier New" w:eastAsia="Times New Roman" w:hAnsi="Courier New" w:cs="Courier New"/>
+                <w:sz w:val="20"/>
+                <w:szCs w:val="20"/>
+                <w:lang w:eastAsia="fr-CA"/>
+              </w:rPr>
+              <w:t>psd_indice()</w:t>
+            </w:r>
+          </w:p>
+        </w:tc>
+        <w:tc>
+          <w:tcPr>
+            <w:tcW w:w="0" w:type="auto"/>
+            <w:vAlign w:val="center"/>
+            <w:hideMark/>
+          </w:tcPr>
+          <w:p>
+            <w:pPr>
+              <w:spacing w:before="0" w:after="0"/>
+              <w:rPr>
+                <w:rFonts w:ascii="Times New Roman" w:eastAsia="Times New Roman" w:hAnsi="Times New Roman" w:cs="Times New Roman"/>
+                <w:sz w:val="24"/>
+                <w:szCs w:val="24"/>
+                <w:lang w:eastAsia="fr-CA"/>
+              </w:rPr>
+            </w:pPr>
+            <w:r>
+              <w:rPr>
+                <w:rFonts w:ascii="Times New Roman" w:eastAsia="Times New Roman" w:hAnsi="Times New Roman" w:cs="Times New Roman"/>
+                <w:sz w:val="24"/>
+                <w:szCs w:val="24"/>
+                <w:lang w:eastAsia="fr-CA"/>
+              </w:rPr>
+              <w:t>Calcule l’indice global PSD (Proportional Size Distribution) d’une espèce donnée, avec IC 95%</w:t>
+            </w:r>
+          </w:p>
+        </w:tc>
+        <w:tc>
+          <w:tcPr>
+            <w:tcW w:w="0" w:type="auto"/>
+            <w:vAlign w:val="center"/>
+            <w:hideMark/>
+          </w:tcPr>
+          <w:p>
+            <w:pPr>
+              <w:spacing w:before="0" w:after="0"/>
+              <w:rPr>
+                <w:rFonts w:ascii="Times New Roman" w:eastAsia="Times New Roman" w:hAnsi="Times New Roman" w:cs="Times New Roman"/>
+                <w:sz w:val="24"/>
+                <w:szCs w:val="24"/>
+                <w:lang w:eastAsia="fr-CA"/>
+              </w:rPr>
+            </w:pPr>
+            <w:r>
+              <w:rPr>
+                <w:rFonts w:ascii="Courier New" w:eastAsia="Times New Roman" w:hAnsi="Courier New" w:cs="Courier New"/>
+                <w:sz w:val="20"/>
+                <w:szCs w:val="20"/>
+                <w:lang w:eastAsia="fr-CA"/>
+              </w:rPr>
+              <w:t>data</w:t>
+            </w:r>
+            <w:r>
+              <w:rPr>
+                <w:rFonts w:ascii="Times New Roman" w:eastAsia="Times New Roman" w:hAnsi="Times New Roman" w:cs="Times New Roman"/>
+                <w:sz w:val="24"/>
+                <w:szCs w:val="24"/>
+                <w:lang w:eastAsia="fr-CA"/>
+              </w:rPr>
+              <w:t xml:space="preserve"> : </w:t>
+            </w:r>
+            <w:r>
+              <w:rPr>
+                <w:rFonts w:ascii="Times New Roman" w:eastAsia="Times New Roman" w:hAnsi="Times New Roman" w:cs="Times New Roman"/>
+                <w:sz w:val="24"/>
+                <w:szCs w:val="24"/>
+                <w:lang w:eastAsia="fr-CA"/>
+              </w:rPr>
+              <w:t>specimen_valid</w:t>
+            </w:r>
+          </w:p>
+          <w:p>
+            <w:pPr>
+              <w:spacing w:before="0" w:after="0"/>
+              <w:rPr>
+                <w:rFonts w:ascii="Times New Roman" w:eastAsia="Times New Roman" w:hAnsi="Times New Roman" w:cs="Times New Roman"/>
+                <w:sz w:val="24"/>
+                <w:szCs w:val="24"/>
+                <w:lang w:eastAsia="fr-CA"/>
+              </w:rPr>
+            </w:pPr>
+            <w:r>
+              <w:rPr>
+                <w:rFonts w:ascii="Courier New" w:eastAsia="Times New Roman" w:hAnsi="Courier New" w:cs="Courier New"/>
+                <w:sz w:val="20"/>
+                <w:szCs w:val="20"/>
+                <w:lang w:eastAsia="fr-CA"/>
+              </w:rPr>
+              <w:t>format</w:t>
+            </w:r>
+            <w:r>
+              <w:rPr>
+                <w:rFonts w:ascii="Times New Roman" w:eastAsia="Times New Roman" w:hAnsi="Times New Roman" w:cs="Times New Roman"/>
+                <w:sz w:val="24"/>
+                <w:szCs w:val="24"/>
+                <w:lang w:eastAsia="fr-CA"/>
+              </w:rPr>
+              <w:t xml:space="preserve"> : </w:t>
+            </w:r>
+            <w:r>
+              <w:rPr>
+                <w:rFonts w:ascii="Courier New" w:eastAsia="Times New Roman" w:hAnsi="Courier New" w:cs="Courier New"/>
+                <w:sz w:val="20"/>
+                <w:szCs w:val="20"/>
+                <w:lang w:eastAsia="fr-CA"/>
+              </w:rPr>
+              <w:t>"data.frame"</w:t>
+            </w:r>
+            <w:r>
+              <w:rPr>
+                <w:rFonts w:ascii="Times New Roman" w:eastAsia="Times New Roman" w:hAnsi="Times New Roman" w:cs="Times New Roman"/>
+                <w:sz w:val="24"/>
+                <w:szCs w:val="24"/>
+                <w:lang w:eastAsia="fr-CA"/>
+              </w:rPr>
+              <w:t xml:space="preserve"> ou </w:t>
+            </w:r>
+            <w:r>
+              <w:rPr>
+                <w:rFonts w:ascii="Courier New" w:eastAsia="Times New Roman" w:hAnsi="Courier New" w:cs="Courier New"/>
+                <w:sz w:val="20"/>
+                <w:szCs w:val="20"/>
+                <w:lang w:eastAsia="fr-CA"/>
+              </w:rPr>
+              <w:t>"flextable"</w:t>
+            </w:r>
+          </w:p>
+        </w:tc>
+        <w:tc>
+          <w:tcPr>
+            <w:tcW w:w="0" w:type="auto"/>
+            <w:vAlign w:val="center"/>
+            <w:hideMark/>
+          </w:tcPr>
+          <w:p>
+            <w:pPr>
+              <w:spacing w:before="0" w:after="0"/>
+              <w:rPr>
+                <w:rFonts w:ascii="Times New Roman" w:eastAsia="Times New Roman" w:hAnsi="Times New Roman" w:cs="Times New Roman"/>
+                <w:sz w:val="24"/>
+                <w:szCs w:val="24"/>
+                <w:lang w:eastAsia="fr-CA"/>
+              </w:rPr>
+            </w:pPr>
+            <w:r>
+              <w:rPr>
+                <w:rFonts w:ascii="Times New Roman" w:eastAsia="Times New Roman" w:hAnsi="Times New Roman" w:cs="Times New Roman"/>
+                <w:sz w:val="24"/>
+                <w:szCs w:val="24"/>
+                <w:lang w:eastAsia="fr-CA"/>
+              </w:rPr>
+              <w:t xml:space="preserve">Tableau résumé (indice + intervalle confiance), brut ou </w:t>
+            </w:r>
+            <w:r>
+              <w:rPr>
+                <w:rFonts w:ascii="Courier New" w:eastAsia="Times New Roman" w:hAnsi="Courier New" w:cs="Courier New"/>
+                <w:sz w:val="20"/>
+                <w:szCs w:val="20"/>
+                <w:lang w:eastAsia="fr-CA"/>
+              </w:rPr>
+              <w:t>flextable</w:t>
+            </w:r>
+          </w:p>
+        </w:tc>
+      </w:tr>
+      <w:tr>
+        <w:trPr>
+          <w:tblCellSpacing w:w="15" w:type="dxa"/>
+        </w:trPr>
+        <w:tc>
+          <w:tcPr>
+            <w:tcW w:w="0" w:type="auto"/>
+            <w:vAlign w:val="center"/>
+            <w:hideMark/>
+          </w:tcPr>
+          <w:p>
+            <w:pPr>
+              <w:spacing w:before="0" w:after="0"/>
+              <w:rPr>
+                <w:rFonts w:ascii="Times New Roman" w:eastAsia="Times New Roman" w:hAnsi="Times New Roman" w:cs="Times New Roman"/>
+                <w:sz w:val="24"/>
+                <w:szCs w:val="24"/>
+                <w:lang w:eastAsia="fr-CA"/>
+              </w:rPr>
+            </w:pPr>
+            <w:r>
+              <w:rPr>
+                <w:rFonts w:ascii="Courier New" w:eastAsia="Times New Roman" w:hAnsi="Courier New" w:cs="Courier New"/>
+                <w:sz w:val="20"/>
+                <w:szCs w:val="20"/>
+                <w:lang w:eastAsia="fr-CA"/>
+              </w:rPr>
+              <w:t>psd_byclass()</w:t>
+            </w:r>
+          </w:p>
+        </w:tc>
+        <w:tc>
+          <w:tcPr>
+            <w:tcW w:w="0" w:type="auto"/>
+            <w:vAlign w:val="center"/>
+            <w:hideMark/>
+          </w:tcPr>
+          <w:p>
+            <w:pPr>
+              <w:spacing w:before="0" w:after="0"/>
+              <w:rPr>
+                <w:rFonts w:ascii="Times New Roman" w:eastAsia="Times New Roman" w:hAnsi="Times New Roman" w:cs="Times New Roman"/>
+                <w:sz w:val="24"/>
+                <w:szCs w:val="24"/>
+                <w:lang w:eastAsia="fr-CA"/>
+              </w:rPr>
+            </w:pPr>
+            <w:r>
+              <w:rPr>
+                <w:rFonts w:ascii="Times New Roman" w:eastAsia="Times New Roman" w:hAnsi="Times New Roman" w:cs="Times New Roman"/>
+                <w:sz w:val="24"/>
+                <w:szCs w:val="24"/>
+                <w:lang w:eastAsia="fr-CA"/>
+              </w:rPr>
+              <w:t xml:space="preserve">Calcule la fréquence par classe de taille (stock, </w:t>
+            </w:r>
+            <w:r>
+              <w:rPr>
+                <w:rFonts w:ascii="Times New Roman" w:eastAsia="Times New Roman" w:hAnsi="Times New Roman" w:cs="Times New Roman"/>
+                <w:sz w:val="24"/>
+                <w:szCs w:val="24"/>
+                <w:lang w:eastAsia="fr-CA"/>
+              </w:rPr>
+              <w:lastRenderedPageBreak/>
+              <w:t>qualité, etc.) selon les seuils PSD</w:t>
+            </w:r>
+          </w:p>
+        </w:tc>
+        <w:tc>
+          <w:tcPr>
+            <w:tcW w:w="0" w:type="auto"/>
+            <w:vAlign w:val="center"/>
+            <w:hideMark/>
+          </w:tcPr>
+          <w:p>
+            <w:pPr>
+              <w:spacing w:before="0" w:after="0"/>
+              <w:rPr>
+                <w:rFonts w:ascii="Times New Roman" w:eastAsia="Times New Roman" w:hAnsi="Times New Roman" w:cs="Times New Roman"/>
+                <w:sz w:val="24"/>
+                <w:szCs w:val="24"/>
+                <w:lang w:eastAsia="fr-CA"/>
+              </w:rPr>
+            </w:pPr>
+            <w:r>
+              <w:rPr>
+                <w:rFonts w:ascii="Courier New" w:eastAsia="Times New Roman" w:hAnsi="Courier New" w:cs="Courier New"/>
+                <w:sz w:val="20"/>
+                <w:szCs w:val="20"/>
+                <w:lang w:eastAsia="fr-CA"/>
+              </w:rPr>
+              <w:lastRenderedPageBreak/>
+              <w:t>data</w:t>
+            </w:r>
+            <w:r>
+              <w:rPr>
+                <w:rFonts w:ascii="Times New Roman" w:eastAsia="Times New Roman" w:hAnsi="Times New Roman" w:cs="Times New Roman"/>
+                <w:sz w:val="24"/>
+                <w:szCs w:val="24"/>
+                <w:lang w:eastAsia="fr-CA"/>
+              </w:rPr>
+              <w:t> : specimen_valid</w:t>
+            </w:r>
+          </w:p>
+          <w:p>
+            <w:pPr>
+              <w:spacing w:before="0" w:after="0"/>
+              <w:rPr>
+                <w:rFonts w:ascii="Times New Roman" w:eastAsia="Times New Roman" w:hAnsi="Times New Roman" w:cs="Times New Roman"/>
+                <w:sz w:val="24"/>
+                <w:szCs w:val="24"/>
+                <w:lang w:eastAsia="fr-CA"/>
+              </w:rPr>
+            </w:pPr>
+            <w:r>
+              <w:rPr>
+                <w:rFonts w:ascii="Courier New" w:eastAsia="Times New Roman" w:hAnsi="Courier New" w:cs="Courier New"/>
+                <w:sz w:val="20"/>
+                <w:szCs w:val="20"/>
+                <w:lang w:eastAsia="fr-CA"/>
+              </w:rPr>
+              <w:lastRenderedPageBreak/>
+              <w:t>format</w:t>
+            </w:r>
+            <w:r>
+              <w:rPr>
+                <w:rFonts w:ascii="Times New Roman" w:eastAsia="Times New Roman" w:hAnsi="Times New Roman" w:cs="Times New Roman"/>
+                <w:sz w:val="24"/>
+                <w:szCs w:val="24"/>
+                <w:lang w:eastAsia="fr-CA"/>
+              </w:rPr>
+              <w:t xml:space="preserve"> : </w:t>
+            </w:r>
+            <w:r>
+              <w:rPr>
+                <w:rFonts w:ascii="Courier New" w:eastAsia="Times New Roman" w:hAnsi="Courier New" w:cs="Courier New"/>
+                <w:sz w:val="20"/>
+                <w:szCs w:val="20"/>
+                <w:lang w:eastAsia="fr-CA"/>
+              </w:rPr>
+              <w:t>"data.frame"</w:t>
+            </w:r>
+            <w:r>
+              <w:rPr>
+                <w:rFonts w:ascii="Times New Roman" w:eastAsia="Times New Roman" w:hAnsi="Times New Roman" w:cs="Times New Roman"/>
+                <w:sz w:val="24"/>
+                <w:szCs w:val="24"/>
+                <w:lang w:eastAsia="fr-CA"/>
+              </w:rPr>
+              <w:t xml:space="preserve">, </w:t>
+            </w:r>
+            <w:r>
+              <w:rPr>
+                <w:rFonts w:ascii="Courier New" w:eastAsia="Times New Roman" w:hAnsi="Courier New" w:cs="Courier New"/>
+                <w:sz w:val="20"/>
+                <w:szCs w:val="20"/>
+                <w:lang w:eastAsia="fr-CA"/>
+              </w:rPr>
+              <w:t>"flextable"</w:t>
+            </w:r>
+            <w:r>
+              <w:rPr>
+                <w:rFonts w:ascii="Times New Roman" w:eastAsia="Times New Roman" w:hAnsi="Times New Roman" w:cs="Times New Roman"/>
+                <w:sz w:val="24"/>
+                <w:szCs w:val="24"/>
+                <w:lang w:eastAsia="fr-CA"/>
+              </w:rPr>
+              <w:t xml:space="preserve"> ou </w:t>
+            </w:r>
+            <w:r>
+              <w:rPr>
+                <w:rFonts w:ascii="Courier New" w:eastAsia="Times New Roman" w:hAnsi="Courier New" w:cs="Courier New"/>
+                <w:sz w:val="20"/>
+                <w:szCs w:val="20"/>
+                <w:lang w:eastAsia="fr-CA"/>
+              </w:rPr>
+              <w:t>"plot"</w:t>
+            </w:r>
+          </w:p>
+        </w:tc>
+        <w:tc>
+          <w:tcPr>
+            <w:tcW w:w="0" w:type="auto"/>
+            <w:vAlign w:val="center"/>
+            <w:hideMark/>
+          </w:tcPr>
+          <w:p>
+            <w:pPr>
+              <w:spacing w:before="0" w:after="0"/>
+              <w:rPr>
+                <w:rFonts w:ascii="Times New Roman" w:eastAsia="Times New Roman" w:hAnsi="Times New Roman" w:cs="Times New Roman"/>
+                <w:sz w:val="24"/>
+                <w:szCs w:val="24"/>
+                <w:lang w:eastAsia="fr-CA"/>
+              </w:rPr>
+            </w:pPr>
+            <w:r>
+              <w:rPr>
+                <w:rFonts w:ascii="Times New Roman" w:eastAsia="Times New Roman" w:hAnsi="Times New Roman" w:cs="Times New Roman"/>
+                <w:sz w:val="24"/>
+                <w:szCs w:val="24"/>
+                <w:lang w:eastAsia="fr-CA"/>
+              </w:rPr>
+              <w:lastRenderedPageBreak/>
+              <w:t xml:space="preserve">Tableau des classes PSD </w:t>
+            </w:r>
+            <w:r>
+              <w:rPr>
+                <w:rFonts w:ascii="Times New Roman" w:eastAsia="Times New Roman" w:hAnsi="Times New Roman" w:cs="Times New Roman"/>
+                <w:sz w:val="24"/>
+                <w:szCs w:val="24"/>
+                <w:lang w:eastAsia="fr-CA"/>
+              </w:rPr>
+              <w:t xml:space="preserve"> en data.frame, </w:t>
+            </w:r>
+            <w:r>
+              <w:rPr>
+                <w:rFonts w:ascii="Times New Roman" w:eastAsia="Times New Roman" w:hAnsi="Times New Roman" w:cs="Times New Roman"/>
+                <w:sz w:val="24"/>
+                <w:szCs w:val="24"/>
+                <w:lang w:eastAsia="fr-CA"/>
+              </w:rPr>
+              <w:lastRenderedPageBreak/>
+              <w:t xml:space="preserve">Tableau des classes PSD </w:t>
+            </w:r>
+            <w:r>
+              <w:rPr>
+                <w:rFonts w:ascii="Times New Roman" w:eastAsia="Times New Roman" w:hAnsi="Times New Roman" w:cs="Times New Roman"/>
+                <w:sz w:val="24"/>
+                <w:szCs w:val="24"/>
+                <w:lang w:eastAsia="fr-CA"/>
+              </w:rPr>
+              <w:t xml:space="preserve"> en flextable</w:t>
+            </w:r>
+            <w:r>
+              <w:rPr>
+                <w:rFonts w:ascii="Times New Roman" w:eastAsia="Times New Roman" w:hAnsi="Times New Roman" w:cs="Times New Roman"/>
+                <w:sz w:val="24"/>
+                <w:szCs w:val="24"/>
+                <w:lang w:eastAsia="fr-CA"/>
+              </w:rPr>
+              <w:t xml:space="preserve"> ou graphique </w:t>
+            </w:r>
+            <w:r>
+              <w:rPr>
+                <w:rFonts w:ascii="Courier New" w:eastAsia="Times New Roman" w:hAnsi="Courier New" w:cs="Courier New"/>
+                <w:sz w:val="20"/>
+                <w:szCs w:val="20"/>
+                <w:lang w:eastAsia="fr-CA"/>
+              </w:rPr>
+              <w:t>ggplot</w:t>
+            </w:r>
+          </w:p>
+        </w:tc>
+      </w:tr>
+    </w:tbl>
+    <w:p/>
+    <w:p>
+      <w:pPr>
+        <w:pStyle w:val="Titre2"/>
+      </w:pPr>
+      <w:r>
+        <w:t>Relation masse-longueur</w:t>
       </w:r>
     </w:p>
     <w:p/>
@@ -6596,7 +7517,17 @@
                 <w:szCs w:val="24"/>
                 <w:lang w:eastAsia="fr-CA"/>
               </w:rPr>
-              <w:t xml:space="preserve"> avec courbe ajustée, points observés, Linf et intervalles de confiance</w:t>
+              <w:t xml:space="preserve"> avec courbe ajustée, points observés, Linf et intervalles </w:t>
+            </w:r>
+            <w:r>
+              <w:rPr>
+                <w:rFonts w:ascii="Times New Roman" w:eastAsia="Times New Roman" w:hAnsi="Times New Roman" w:cs="Times New Roman"/>
+                <w:sz w:val="24"/>
+                <w:szCs w:val="24"/>
+                <w:lang w:eastAsia="fr-CA"/>
+              </w:rPr>
+              <w:lastRenderedPageBreak/>
+              <w:t>de confiance</w:t>
             </w:r>
           </w:p>
         </w:tc>
@@ -6620,621 +7551,12 @@
         <w:pStyle w:val="Titre2"/>
       </w:pPr>
       <w:r>
-        <w:lastRenderedPageBreak/>
         <w:t>Maturité</w:t>
       </w:r>
       <w:r>
         <w:t xml:space="preserve"> sexuelle</w:t>
       </w:r>
     </w:p>
-    <w:p/>
-    <w:p>
-      <w:pPr>
-        <w:pStyle w:val="Titre2"/>
-      </w:pPr>
-      <w:r>
-        <w:t>PSD</w:t>
-      </w:r>
-    </w:p>
-    <w:tbl>
-      <w:tblPr>
-        <w:tblW w:w="0" w:type="auto"/>
-        <w:tblCellSpacing w:w="15" w:type="dxa"/>
-        <w:tblCellMar>
-          <w:top w:w="15" w:type="dxa"/>
-          <w:left w:w="15" w:type="dxa"/>
-          <w:bottom w:w="15" w:type="dxa"/>
-          <w:right w:w="15" w:type="dxa"/>
-        </w:tblCellMar>
-        <w:tblLook w:val="04A0" w:firstRow="1" w:lastRow="0" w:firstColumn="1" w:lastColumn="0" w:noHBand="0" w:noVBand="1"/>
-      </w:tblPr>
-      <w:tblGrid>
-        <w:gridCol w:w="1636"/>
-        <w:gridCol w:w="2515"/>
-        <w:gridCol w:w="2064"/>
-        <w:gridCol w:w="2425"/>
-      </w:tblGrid>
-      <w:tr>
-        <w:trPr>
-          <w:tblHeader/>
-          <w:tblCellSpacing w:w="15" w:type="dxa"/>
-        </w:trPr>
-        <w:tc>
-          <w:tcPr>
-            <w:tcW w:w="0" w:type="auto"/>
-            <w:vAlign w:val="center"/>
-            <w:hideMark/>
-          </w:tcPr>
-          <w:p>
-            <w:pPr>
-              <w:spacing w:before="0" w:after="0"/>
-              <w:jc w:val="center"/>
-              <w:rPr>
-                <w:rFonts w:ascii="Times New Roman" w:eastAsia="Times New Roman" w:hAnsi="Times New Roman" w:cs="Times New Roman"/>
-                <w:b/>
-                <w:bCs/>
-                <w:sz w:val="24"/>
-                <w:szCs w:val="24"/>
-                <w:lang w:eastAsia="fr-CA"/>
-              </w:rPr>
-            </w:pPr>
-            <w:r>
-              <w:rPr>
-                <w:rFonts w:ascii="Times New Roman" w:eastAsia="Times New Roman" w:hAnsi="Times New Roman" w:cs="Times New Roman"/>
-                <w:b/>
-                <w:bCs/>
-                <w:sz w:val="24"/>
-                <w:szCs w:val="24"/>
-                <w:lang w:eastAsia="fr-CA"/>
-              </w:rPr>
-              <w:t>Fonctions</w:t>
-            </w:r>
-          </w:p>
-        </w:tc>
-        <w:tc>
-          <w:tcPr>
-            <w:tcW w:w="0" w:type="auto"/>
-            <w:vAlign w:val="center"/>
-            <w:hideMark/>
-          </w:tcPr>
-          <w:p>
-            <w:pPr>
-              <w:spacing w:before="0" w:after="0"/>
-              <w:jc w:val="center"/>
-              <w:rPr>
-                <w:rFonts w:ascii="Times New Roman" w:eastAsia="Times New Roman" w:hAnsi="Times New Roman" w:cs="Times New Roman"/>
-                <w:b/>
-                <w:bCs/>
-                <w:sz w:val="24"/>
-                <w:szCs w:val="24"/>
-                <w:lang w:eastAsia="fr-CA"/>
-              </w:rPr>
-            </w:pPr>
-            <w:r>
-              <w:rPr>
-                <w:rFonts w:ascii="Times New Roman" w:eastAsia="Times New Roman" w:hAnsi="Times New Roman" w:cs="Times New Roman"/>
-                <w:b/>
-                <w:bCs/>
-                <w:sz w:val="24"/>
-                <w:szCs w:val="24"/>
-                <w:lang w:eastAsia="fr-CA"/>
-              </w:rPr>
-              <w:t>Rôles</w:t>
-            </w:r>
-          </w:p>
-        </w:tc>
-        <w:tc>
-          <w:tcPr>
-            <w:tcW w:w="0" w:type="auto"/>
-            <w:vAlign w:val="center"/>
-            <w:hideMark/>
-          </w:tcPr>
-          <w:p>
-            <w:pPr>
-              <w:spacing w:before="0" w:after="0"/>
-              <w:jc w:val="center"/>
-              <w:rPr>
-                <w:rFonts w:ascii="Times New Roman" w:eastAsia="Times New Roman" w:hAnsi="Times New Roman" w:cs="Times New Roman"/>
-                <w:b/>
-                <w:bCs/>
-                <w:sz w:val="24"/>
-                <w:szCs w:val="24"/>
-                <w:lang w:eastAsia="fr-CA"/>
-              </w:rPr>
-            </w:pPr>
-            <w:r>
-              <w:rPr>
-                <w:rFonts w:ascii="Times New Roman" w:eastAsia="Times New Roman" w:hAnsi="Times New Roman" w:cs="Times New Roman"/>
-                <w:b/>
-                <w:bCs/>
-                <w:sz w:val="24"/>
-                <w:szCs w:val="24"/>
-                <w:lang w:eastAsia="fr-CA"/>
-              </w:rPr>
-              <w:t>Input</w:t>
-            </w:r>
-          </w:p>
-        </w:tc>
-        <w:tc>
-          <w:tcPr>
-            <w:tcW w:w="0" w:type="auto"/>
-            <w:vAlign w:val="center"/>
-            <w:hideMark/>
-          </w:tcPr>
-          <w:p>
-            <w:pPr>
-              <w:spacing w:before="0" w:after="0"/>
-              <w:jc w:val="center"/>
-              <w:rPr>
-                <w:rFonts w:ascii="Times New Roman" w:eastAsia="Times New Roman" w:hAnsi="Times New Roman" w:cs="Times New Roman"/>
-                <w:b/>
-                <w:bCs/>
-                <w:sz w:val="24"/>
-                <w:szCs w:val="24"/>
-                <w:lang w:eastAsia="fr-CA"/>
-              </w:rPr>
-            </w:pPr>
-            <w:r>
-              <w:rPr>
-                <w:rFonts w:ascii="Times New Roman" w:eastAsia="Times New Roman" w:hAnsi="Times New Roman" w:cs="Times New Roman"/>
-                <w:b/>
-                <w:bCs/>
-                <w:sz w:val="24"/>
-                <w:szCs w:val="24"/>
-                <w:lang w:eastAsia="fr-CA"/>
-              </w:rPr>
-              <w:t>Output</w:t>
-            </w:r>
-          </w:p>
-        </w:tc>
-      </w:tr>
-      <w:tr>
-        <w:trPr>
-          <w:tblCellSpacing w:w="15" w:type="dxa"/>
-        </w:trPr>
-        <w:tc>
-          <w:tcPr>
-            <w:tcW w:w="0" w:type="auto"/>
-            <w:vAlign w:val="center"/>
-            <w:hideMark/>
-          </w:tcPr>
-          <w:p>
-            <w:pPr>
-              <w:spacing w:before="0" w:after="0"/>
-              <w:rPr>
-                <w:rFonts w:ascii="Times New Roman" w:eastAsia="Times New Roman" w:hAnsi="Times New Roman" w:cs="Times New Roman"/>
-                <w:sz w:val="24"/>
-                <w:szCs w:val="24"/>
-                <w:lang w:eastAsia="fr-CA"/>
-              </w:rPr>
-            </w:pPr>
-            <w:r>
-              <w:rPr>
-                <w:rFonts w:ascii="Courier New" w:eastAsia="Times New Roman" w:hAnsi="Courier New" w:cs="Courier New"/>
-                <w:sz w:val="20"/>
-                <w:szCs w:val="20"/>
-                <w:lang w:eastAsia="fr-CA"/>
-              </w:rPr>
-              <w:t>psd_indice()</w:t>
-            </w:r>
-          </w:p>
-        </w:tc>
-        <w:tc>
-          <w:tcPr>
-            <w:tcW w:w="0" w:type="auto"/>
-            <w:vAlign w:val="center"/>
-            <w:hideMark/>
-          </w:tcPr>
-          <w:p>
-            <w:pPr>
-              <w:spacing w:before="0" w:after="0"/>
-              <w:rPr>
-                <w:rFonts w:ascii="Times New Roman" w:eastAsia="Times New Roman" w:hAnsi="Times New Roman" w:cs="Times New Roman"/>
-                <w:sz w:val="24"/>
-                <w:szCs w:val="24"/>
-                <w:lang w:eastAsia="fr-CA"/>
-              </w:rPr>
-            </w:pPr>
-            <w:r>
-              <w:rPr>
-                <w:rFonts w:ascii="Times New Roman" w:eastAsia="Times New Roman" w:hAnsi="Times New Roman" w:cs="Times New Roman"/>
-                <w:sz w:val="24"/>
-                <w:szCs w:val="24"/>
-                <w:lang w:eastAsia="fr-CA"/>
-              </w:rPr>
-              <w:t>Calcule l’indice global PSD (Proportional Size Distribution) d’une espèce donnée, avec IC 95%</w:t>
-            </w:r>
-          </w:p>
-        </w:tc>
-        <w:tc>
-          <w:tcPr>
-            <w:tcW w:w="0" w:type="auto"/>
-            <w:vAlign w:val="center"/>
-            <w:hideMark/>
-          </w:tcPr>
-          <w:p>
-            <w:pPr>
-              <w:spacing w:before="0" w:after="0"/>
-              <w:rPr>
-                <w:rFonts w:ascii="Times New Roman" w:eastAsia="Times New Roman" w:hAnsi="Times New Roman" w:cs="Times New Roman"/>
-                <w:sz w:val="24"/>
-                <w:szCs w:val="24"/>
-                <w:lang w:eastAsia="fr-CA"/>
-              </w:rPr>
-            </w:pPr>
-            <w:r>
-              <w:rPr>
-                <w:rFonts w:ascii="Courier New" w:eastAsia="Times New Roman" w:hAnsi="Courier New" w:cs="Courier New"/>
-                <w:sz w:val="20"/>
-                <w:szCs w:val="20"/>
-                <w:lang w:eastAsia="fr-CA"/>
-              </w:rPr>
-              <w:t>data</w:t>
-            </w:r>
-            <w:r>
-              <w:rPr>
-                <w:rFonts w:ascii="Times New Roman" w:eastAsia="Times New Roman" w:hAnsi="Times New Roman" w:cs="Times New Roman"/>
-                <w:sz w:val="24"/>
-                <w:szCs w:val="24"/>
-                <w:lang w:eastAsia="fr-CA"/>
-              </w:rPr>
-              <w:t xml:space="preserve"> : </w:t>
-            </w:r>
-            <w:r>
-              <w:rPr>
-                <w:rFonts w:ascii="Times New Roman" w:eastAsia="Times New Roman" w:hAnsi="Times New Roman" w:cs="Times New Roman"/>
-                <w:sz w:val="24"/>
-                <w:szCs w:val="24"/>
-                <w:lang w:eastAsia="fr-CA"/>
-              </w:rPr>
-              <w:t>specimen_valid</w:t>
-            </w:r>
-          </w:p>
-          <w:p>
-            <w:pPr>
-              <w:spacing w:before="0" w:after="0"/>
-              <w:rPr>
-                <w:rFonts w:ascii="Times New Roman" w:eastAsia="Times New Roman" w:hAnsi="Times New Roman" w:cs="Times New Roman"/>
-                <w:sz w:val="24"/>
-                <w:szCs w:val="24"/>
-                <w:lang w:eastAsia="fr-CA"/>
-              </w:rPr>
-            </w:pPr>
-            <w:r>
-              <w:rPr>
-                <w:rFonts w:ascii="Courier New" w:eastAsia="Times New Roman" w:hAnsi="Courier New" w:cs="Courier New"/>
-                <w:sz w:val="20"/>
-                <w:szCs w:val="20"/>
-                <w:lang w:eastAsia="fr-CA"/>
-              </w:rPr>
-              <w:t>format</w:t>
-            </w:r>
-            <w:r>
-              <w:rPr>
-                <w:rFonts w:ascii="Times New Roman" w:eastAsia="Times New Roman" w:hAnsi="Times New Roman" w:cs="Times New Roman"/>
-                <w:sz w:val="24"/>
-                <w:szCs w:val="24"/>
-                <w:lang w:eastAsia="fr-CA"/>
-              </w:rPr>
-              <w:t xml:space="preserve"> : </w:t>
-            </w:r>
-            <w:r>
-              <w:rPr>
-                <w:rFonts w:ascii="Courier New" w:eastAsia="Times New Roman" w:hAnsi="Courier New" w:cs="Courier New"/>
-                <w:sz w:val="20"/>
-                <w:szCs w:val="20"/>
-                <w:lang w:eastAsia="fr-CA"/>
-              </w:rPr>
-              <w:t>"data.frame"</w:t>
-            </w:r>
-            <w:r>
-              <w:rPr>
-                <w:rFonts w:ascii="Times New Roman" w:eastAsia="Times New Roman" w:hAnsi="Times New Roman" w:cs="Times New Roman"/>
-                <w:sz w:val="24"/>
-                <w:szCs w:val="24"/>
-                <w:lang w:eastAsia="fr-CA"/>
-              </w:rPr>
-              <w:t xml:space="preserve"> ou </w:t>
-            </w:r>
-            <w:r>
-              <w:rPr>
-                <w:rFonts w:ascii="Courier New" w:eastAsia="Times New Roman" w:hAnsi="Courier New" w:cs="Courier New"/>
-                <w:sz w:val="20"/>
-                <w:szCs w:val="20"/>
-                <w:lang w:eastAsia="fr-CA"/>
-              </w:rPr>
-              <w:t>"flextable"</w:t>
-            </w:r>
-          </w:p>
-        </w:tc>
-        <w:tc>
-          <w:tcPr>
-            <w:tcW w:w="0" w:type="auto"/>
-            <w:vAlign w:val="center"/>
-            <w:hideMark/>
-          </w:tcPr>
-          <w:p>
-            <w:pPr>
-              <w:spacing w:before="0" w:after="0"/>
-              <w:rPr>
-                <w:rFonts w:ascii="Times New Roman" w:eastAsia="Times New Roman" w:hAnsi="Times New Roman" w:cs="Times New Roman"/>
-                <w:sz w:val="24"/>
-                <w:szCs w:val="24"/>
-                <w:lang w:eastAsia="fr-CA"/>
-              </w:rPr>
-            </w:pPr>
-            <w:r>
-              <w:rPr>
-                <w:rFonts w:ascii="Times New Roman" w:eastAsia="Times New Roman" w:hAnsi="Times New Roman" w:cs="Times New Roman"/>
-                <w:sz w:val="24"/>
-                <w:szCs w:val="24"/>
-                <w:lang w:eastAsia="fr-CA"/>
-              </w:rPr>
-              <w:t xml:space="preserve">Tableau résumé (indice + intervalle confiance), brut ou </w:t>
-            </w:r>
-            <w:r>
-              <w:rPr>
-                <w:rFonts w:ascii="Courier New" w:eastAsia="Times New Roman" w:hAnsi="Courier New" w:cs="Courier New"/>
-                <w:sz w:val="20"/>
-                <w:szCs w:val="20"/>
-                <w:lang w:eastAsia="fr-CA"/>
-              </w:rPr>
-              <w:t>flextable</w:t>
-            </w:r>
-          </w:p>
-        </w:tc>
-      </w:tr>
-      <w:tr>
-        <w:trPr>
-          <w:tblCellSpacing w:w="15" w:type="dxa"/>
-        </w:trPr>
-        <w:tc>
-          <w:tcPr>
-            <w:tcW w:w="0" w:type="auto"/>
-            <w:vAlign w:val="center"/>
-            <w:hideMark/>
-          </w:tcPr>
-          <w:p>
-            <w:pPr>
-              <w:spacing w:before="0" w:after="0"/>
-              <w:rPr>
-                <w:rFonts w:ascii="Times New Roman" w:eastAsia="Times New Roman" w:hAnsi="Times New Roman" w:cs="Times New Roman"/>
-                <w:sz w:val="24"/>
-                <w:szCs w:val="24"/>
-                <w:lang w:eastAsia="fr-CA"/>
-              </w:rPr>
-            </w:pPr>
-            <w:r>
-              <w:rPr>
-                <w:rFonts w:ascii="Courier New" w:eastAsia="Times New Roman" w:hAnsi="Courier New" w:cs="Courier New"/>
-                <w:sz w:val="20"/>
-                <w:szCs w:val="20"/>
-                <w:lang w:eastAsia="fr-CA"/>
-              </w:rPr>
-              <w:t>psd_byclass()</w:t>
-            </w:r>
-          </w:p>
-        </w:tc>
-        <w:tc>
-          <w:tcPr>
-            <w:tcW w:w="0" w:type="auto"/>
-            <w:vAlign w:val="center"/>
-            <w:hideMark/>
-          </w:tcPr>
-          <w:p>
-            <w:pPr>
-              <w:spacing w:before="0" w:after="0"/>
-              <w:rPr>
-                <w:rFonts w:ascii="Times New Roman" w:eastAsia="Times New Roman" w:hAnsi="Times New Roman" w:cs="Times New Roman"/>
-                <w:sz w:val="24"/>
-                <w:szCs w:val="24"/>
-                <w:lang w:eastAsia="fr-CA"/>
-              </w:rPr>
-            </w:pPr>
-            <w:r>
-              <w:rPr>
-                <w:rFonts w:ascii="Times New Roman" w:eastAsia="Times New Roman" w:hAnsi="Times New Roman" w:cs="Times New Roman"/>
-                <w:sz w:val="24"/>
-                <w:szCs w:val="24"/>
-                <w:lang w:eastAsia="fr-CA"/>
-              </w:rPr>
-              <w:t>Calcule la fréquence par classe de taille (stock, qualité, etc.) selon les seuils PSD</w:t>
-            </w:r>
-          </w:p>
-        </w:tc>
-        <w:tc>
-          <w:tcPr>
-            <w:tcW w:w="0" w:type="auto"/>
-            <w:vAlign w:val="center"/>
-            <w:hideMark/>
-          </w:tcPr>
-          <w:p>
-            <w:pPr>
-              <w:spacing w:before="0" w:after="0"/>
-              <w:rPr>
-                <w:rFonts w:ascii="Times New Roman" w:eastAsia="Times New Roman" w:hAnsi="Times New Roman" w:cs="Times New Roman"/>
-                <w:sz w:val="24"/>
-                <w:szCs w:val="24"/>
-                <w:lang w:eastAsia="fr-CA"/>
-              </w:rPr>
-            </w:pPr>
-            <w:r>
-              <w:rPr>
-                <w:rFonts w:ascii="Courier New" w:eastAsia="Times New Roman" w:hAnsi="Courier New" w:cs="Courier New"/>
-                <w:sz w:val="20"/>
-                <w:szCs w:val="20"/>
-                <w:lang w:eastAsia="fr-CA"/>
-              </w:rPr>
-              <w:t>data</w:t>
-            </w:r>
-            <w:r>
-              <w:rPr>
-                <w:rFonts w:ascii="Times New Roman" w:eastAsia="Times New Roman" w:hAnsi="Times New Roman" w:cs="Times New Roman"/>
-                <w:sz w:val="24"/>
-                <w:szCs w:val="24"/>
-                <w:lang w:eastAsia="fr-CA"/>
-              </w:rPr>
-              <w:t> : specimen_valid</w:t>
-            </w:r>
-          </w:p>
-          <w:p>
-            <w:pPr>
-              <w:spacing w:before="0" w:after="0"/>
-              <w:rPr>
-                <w:rFonts w:ascii="Times New Roman" w:eastAsia="Times New Roman" w:hAnsi="Times New Roman" w:cs="Times New Roman"/>
-                <w:sz w:val="24"/>
-                <w:szCs w:val="24"/>
-                <w:lang w:eastAsia="fr-CA"/>
-              </w:rPr>
-            </w:pPr>
-            <w:r>
-              <w:rPr>
-                <w:rFonts w:ascii="Courier New" w:eastAsia="Times New Roman" w:hAnsi="Courier New" w:cs="Courier New"/>
-                <w:sz w:val="20"/>
-                <w:szCs w:val="20"/>
-                <w:lang w:eastAsia="fr-CA"/>
-              </w:rPr>
-              <w:t>format</w:t>
-            </w:r>
-            <w:r>
-              <w:rPr>
-                <w:rFonts w:ascii="Times New Roman" w:eastAsia="Times New Roman" w:hAnsi="Times New Roman" w:cs="Times New Roman"/>
-                <w:sz w:val="24"/>
-                <w:szCs w:val="24"/>
-                <w:lang w:eastAsia="fr-CA"/>
-              </w:rPr>
-              <w:t xml:space="preserve"> : </w:t>
-            </w:r>
-            <w:r>
-              <w:rPr>
-                <w:rFonts w:ascii="Courier New" w:eastAsia="Times New Roman" w:hAnsi="Courier New" w:cs="Courier New"/>
-                <w:sz w:val="20"/>
-                <w:szCs w:val="20"/>
-                <w:lang w:eastAsia="fr-CA"/>
-              </w:rPr>
-              <w:t>"data.frame"</w:t>
-            </w:r>
-            <w:r>
-              <w:rPr>
-                <w:rFonts w:ascii="Times New Roman" w:eastAsia="Times New Roman" w:hAnsi="Times New Roman" w:cs="Times New Roman"/>
-                <w:sz w:val="24"/>
-                <w:szCs w:val="24"/>
-                <w:lang w:eastAsia="fr-CA"/>
-              </w:rPr>
-              <w:t xml:space="preserve">, </w:t>
-            </w:r>
-            <w:r>
-              <w:rPr>
-                <w:rFonts w:ascii="Courier New" w:eastAsia="Times New Roman" w:hAnsi="Courier New" w:cs="Courier New"/>
-                <w:sz w:val="20"/>
-                <w:szCs w:val="20"/>
-                <w:lang w:eastAsia="fr-CA"/>
-              </w:rPr>
-              <w:t>"flextable"</w:t>
-            </w:r>
-            <w:r>
-              <w:rPr>
-                <w:rFonts w:ascii="Times New Roman" w:eastAsia="Times New Roman" w:hAnsi="Times New Roman" w:cs="Times New Roman"/>
-                <w:sz w:val="24"/>
-                <w:szCs w:val="24"/>
-                <w:lang w:eastAsia="fr-CA"/>
-              </w:rPr>
-              <w:t xml:space="preserve"> ou </w:t>
-            </w:r>
-            <w:r>
-              <w:rPr>
-                <w:rFonts w:ascii="Courier New" w:eastAsia="Times New Roman" w:hAnsi="Courier New" w:cs="Courier New"/>
-                <w:sz w:val="20"/>
-                <w:szCs w:val="20"/>
-                <w:lang w:eastAsia="fr-CA"/>
-              </w:rPr>
-              <w:t>"plot"</w:t>
-            </w:r>
-          </w:p>
-        </w:tc>
-        <w:tc>
-          <w:tcPr>
-            <w:tcW w:w="0" w:type="auto"/>
-            <w:vAlign w:val="center"/>
-            <w:hideMark/>
-          </w:tcPr>
-          <w:p>
-            <w:pPr>
-              <w:spacing w:before="0" w:after="0"/>
-              <w:rPr>
-                <w:rFonts w:ascii="Times New Roman" w:eastAsia="Times New Roman" w:hAnsi="Times New Roman" w:cs="Times New Roman"/>
-                <w:sz w:val="24"/>
-                <w:szCs w:val="24"/>
-                <w:lang w:eastAsia="fr-CA"/>
-              </w:rPr>
-            </w:pPr>
-            <w:r>
-              <w:rPr>
-                <w:rFonts w:ascii="Times New Roman" w:eastAsia="Times New Roman" w:hAnsi="Times New Roman" w:cs="Times New Roman"/>
-                <w:sz w:val="24"/>
-                <w:szCs w:val="24"/>
-                <w:lang w:eastAsia="fr-CA"/>
-              </w:rPr>
-              <w:t xml:space="preserve">Tableau des classes PSD </w:t>
-            </w:r>
-            <w:r>
-              <w:rPr>
-                <w:rFonts w:ascii="Times New Roman" w:eastAsia="Times New Roman" w:hAnsi="Times New Roman" w:cs="Times New Roman"/>
-                <w:sz w:val="24"/>
-                <w:szCs w:val="24"/>
-                <w:lang w:eastAsia="fr-CA"/>
-              </w:rPr>
-              <w:t xml:space="preserve"> en data.frame, </w:t>
-            </w:r>
-            <w:r>
-              <w:rPr>
-                <w:rFonts w:ascii="Times New Roman" w:eastAsia="Times New Roman" w:hAnsi="Times New Roman" w:cs="Times New Roman"/>
-                <w:sz w:val="24"/>
-                <w:szCs w:val="24"/>
-                <w:lang w:eastAsia="fr-CA"/>
-              </w:rPr>
-              <w:t xml:space="preserve">Tableau des classes PSD </w:t>
-            </w:r>
-            <w:r>
-              <w:rPr>
-                <w:rFonts w:ascii="Times New Roman" w:eastAsia="Times New Roman" w:hAnsi="Times New Roman" w:cs="Times New Roman"/>
-                <w:sz w:val="24"/>
-                <w:szCs w:val="24"/>
-                <w:lang w:eastAsia="fr-CA"/>
-              </w:rPr>
-              <w:t xml:space="preserve"> en flextable</w:t>
-            </w:r>
-            <w:r>
-              <w:rPr>
-                <w:rFonts w:ascii="Times New Roman" w:eastAsia="Times New Roman" w:hAnsi="Times New Roman" w:cs="Times New Roman"/>
-                <w:sz w:val="24"/>
-                <w:szCs w:val="24"/>
-                <w:lang w:eastAsia="fr-CA"/>
-              </w:rPr>
-              <w:t xml:space="preserve"> </w:t>
-            </w:r>
-            <w:r>
-              <w:rPr>
-                <w:rFonts w:ascii="Times New Roman" w:eastAsia="Times New Roman" w:hAnsi="Times New Roman" w:cs="Times New Roman"/>
-                <w:sz w:val="24"/>
-                <w:szCs w:val="24"/>
-                <w:lang w:eastAsia="fr-CA"/>
-              </w:rPr>
-              <w:t xml:space="preserve">ou graphique </w:t>
-            </w:r>
-            <w:r>
-              <w:rPr>
-                <w:rFonts w:ascii="Courier New" w:eastAsia="Times New Roman" w:hAnsi="Courier New" w:cs="Courier New"/>
-                <w:sz w:val="20"/>
-                <w:szCs w:val="20"/>
-                <w:lang w:eastAsia="fr-CA"/>
-              </w:rPr>
-              <w:t>ggplot</w:t>
-            </w:r>
-          </w:p>
-        </w:tc>
-      </w:tr>
-    </w:tbl>
     <w:p/>
     <w:p>
       <w:pPr>
@@ -7330,6 +7652,7 @@
             <w:id w:val="111145805"/>
             <w:bibliography/>
           </w:sdtPr>
+          <w:sdtEndPr/>
           <w:sdtContent>
             <w:p>
               <w:pPr>
@@ -7413,7 +7736,6 @@
                   <w:noProof/>
                   <w:lang w:val="en-CA"/>
                 </w:rPr>
-                <w:lastRenderedPageBreak/>
                 <w:t xml:space="preserve">Gandrud, C. (2020). </w:t>
               </w:r>
               <w:r>
@@ -7546,6 +7868,7 @@
                   <w:noProof/>
                   <w:lang w:val="fr-FR"/>
                 </w:rPr>
+                <w:lastRenderedPageBreak/>
                 <w:t xml:space="preserve">Service de la faune aquatique. (2011). </w:t>
               </w:r>
               <w:r>
@@ -10743,7 +11066,6 @@
     <w:next w:val="Normal"/>
     <w:link w:val="Titre4Car"/>
     <w:uiPriority w:val="9"/>
-    <w:semiHidden/>
     <w:unhideWhenUsed/>
     <w:qFormat/>
     <w:rsid w:val="00C62058"/>
@@ -11257,7 +11579,6 @@
     <w:basedOn w:val="Policepardfaut"/>
     <w:link w:val="Titre4"/>
     <w:uiPriority w:val="9"/>
-    <w:semiHidden/>
     <w:rsid w:val="00C62058"/>
     <w:rPr>
       <w:rFonts w:eastAsiaTheme="majorEastAsia" w:cstheme="majorBidi"/>
